--- a/01-电源电路/01-线性稳压电路/正负双电源稳压电路/正负双电源稳压电路.docx
+++ b/01-电源电路/01-线性稳压电路/正负双电源稳压电路/正负双电源稳压电路.docx
@@ -3671,6 +3671,20 @@
     </w:p>
     <w:bookmarkEnd w:id="26"/>
     <w:bookmarkEnd w:id="27"/>
+    <w:p>
+      <w:pPr>
+        <w:spacing w:before="360"/>
+        <w:jc w:val="center"/>
+      </w:pPr>
+      <w:r>
+        <w:rPr>
+          <w:rFonts w:ascii="Times New Roman" w:hAnsi="Times New Roman"/>
+          <w:color w:val="555555"/>
+          <w:sz w:val="21"/>
+        </w:rPr>
+        <w:t>材料收集者：杜文杰</w:t>
+      </w:r>
+    </w:p>
     <w:sectPr>
       <w:headerReference r:id="rId9" w:type="default"/>
       <w:footerReference r:id="rId10" w:type="default"/>

--- a/01-电源电路/01-线性稳压电路/正负双电源稳压电路/正负双电源稳压电路.docx
+++ b/01-电源电路/01-线性稳压电路/正负双电源稳压电路/正负双电源稳压电路.docx
@@ -1,6 +1,6 @@
 
 <file path=word/document.xml><?xml version="1.0" encoding="utf-8"?>
-<w:document xmlns:w="http://schemas.openxmlformats.org/wordprocessingml/2006/main" xmlns:m="http://schemas.openxmlformats.org/officeDocument/2006/math" xmlns:r="http://schemas.openxmlformats.org/officeDocument/2006/relationships" xmlns:o="urn:schemas-microsoft-com:office:office" xmlns:v="urn:schemas-microsoft-com:vml" xmlns:w10="urn:schemas-microsoft-com:office:word" xmlns:a="http://schemas.openxmlformats.org/drawingml/2006/main" xmlns:pic="http://schemas.openxmlformats.org/drawingml/2006/picture" xmlns:wp="http://schemas.openxmlformats.org/drawingml/2006/wordprocessingDrawing">
+<w:document xmlns:m="http://schemas.openxmlformats.org/officeDocument/2006/math" xmlns:r="http://schemas.openxmlformats.org/officeDocument/2006/relationships" xmlns:w="http://schemas.openxmlformats.org/wordprocessingml/2006/main" xmlns:o="urn:schemas-microsoft-com:office:office" xmlns:v="urn:schemas-microsoft-com:vml" xmlns:w10="urn:schemas-microsoft-com:office:word" xmlns:a="http://schemas.openxmlformats.org/drawingml/2006/main" xmlns:pic="http://schemas.openxmlformats.org/drawingml/2006/picture" xmlns:wp="http://schemas.openxmlformats.org/drawingml/2006/wordprocessingDrawing">
   <w:body>
     <w:bookmarkStart w:id="27" w:name="正负双电源稳压电路"/>
     <w:p>
@@ -9,7 +9,7 @@
       </w:pPr>
       <w:r>
         <w:rPr>
-          <w:rFonts w:hint="eastAsia"/>
+          <w:rFonts w:hint="eastAsia" w:eastAsia="黑体"/>
         </w:rPr>
         <w:t xml:space="preserve">正负双电源稳压电路</w:t>
       </w:r>
@@ -21,7 +21,7 @@
       </w:pPr>
       <w:r>
         <w:rPr>
-          <w:rFonts w:hint="eastAsia"/>
+          <w:rFonts w:hint="eastAsia" w:eastAsia="黑体"/>
         </w:rPr>
         <w:t xml:space="preserve">拓扑描述</w:t>
       </w:r>
@@ -32,16 +32,19 @@
       </w:pPr>
       <w:r>
         <w:rPr>
-          <w:rFonts w:hint="eastAsia"/>
+          <w:rFonts w:hint="eastAsia" w:eastAsia="黑体"/>
         </w:rPr>
         <w:t xml:space="preserve">由</w:t>
       </w:r>
       <w:r>
+        <w:rPr>
+          <w:rFonts w:eastAsia="黑体"/>
+        </w:rPr>
         <w:t xml:space="preserve"> </w:t>
       </w:r>
       <w:r>
         <w:rPr>
-          <w:rFonts w:hint="eastAsia"/>
+          <w:rFonts w:hint="eastAsia" w:eastAsia="黑体"/>
           <w:b/>
           <w:bCs/>
         </w:rPr>
@@ -49,6 +52,7 @@
       </w:r>
       <w:r>
         <w:rPr>
+          <w:rFonts w:eastAsia="黑体"/>
           <w:b/>
           <w:bCs/>
         </w:rPr>
@@ -69,11 +73,14 @@
         </m:sSub>
       </m:oMath>
       <w:r>
+        <w:rPr>
+          <w:rFonts w:eastAsia="黑体"/>
+        </w:rPr>
         <w:t xml:space="preserve">、</w:t>
       </w:r>
       <w:r>
         <w:rPr>
-          <w:rFonts w:hint="eastAsia"/>
+          <w:rFonts w:hint="eastAsia" w:eastAsia="黑体"/>
           <w:b/>
           <w:bCs/>
         </w:rPr>
@@ -81,6 +88,7 @@
       </w:r>
       <w:r>
         <w:rPr>
+          <w:rFonts w:eastAsia="黑体"/>
           <w:b/>
           <w:bCs/>
         </w:rPr>
@@ -102,6 +110,7 @@
       </m:oMath>
       <w:r>
         <w:rPr>
+          <w:rFonts w:eastAsia="黑体"/>
           <w:b/>
           <w:bCs/>
         </w:rPr>
@@ -123,7 +132,7 @@
       </m:oMath>
       <w:r>
         <w:rPr>
-          <w:rFonts w:hint="eastAsia"/>
+          <w:rFonts w:hint="eastAsia" w:eastAsia="黑体"/>
           <w:b/>
           <w:bCs/>
         </w:rPr>
@@ -131,6 +140,7 @@
       </w:r>
       <w:r>
         <w:rPr>
+          <w:rFonts w:eastAsia="黑体"/>
           <w:b/>
           <w:bCs/>
         </w:rPr>
@@ -170,18 +180,21 @@
       </m:oMath>
       <w:r>
         <w:rPr>
-          <w:rFonts w:hint="eastAsia"/>
+          <w:rFonts w:hint="eastAsia" w:eastAsia="黑体"/>
           <w:b/>
           <w:bCs/>
         </w:rPr>
         <w:t xml:space="preserve">）</w:t>
       </w:r>
       <w:r>
+        <w:rPr>
+          <w:rFonts w:eastAsia="黑体"/>
+        </w:rPr>
         <w:t xml:space="preserve">、</w:t>
       </w:r>
       <w:r>
         <w:rPr>
-          <w:rFonts w:hint="eastAsia"/>
+          <w:rFonts w:hint="eastAsia" w:eastAsia="黑体"/>
           <w:b/>
           <w:bCs/>
         </w:rPr>
@@ -189,6 +202,7 @@
       </w:r>
       <w:r>
         <w:rPr>
+          <w:rFonts w:eastAsia="黑体"/>
           <w:b/>
           <w:bCs/>
         </w:rPr>
@@ -210,6 +224,7 @@
       </m:oMath>
       <w:r>
         <w:rPr>
+          <w:rFonts w:eastAsia="黑体"/>
           <w:b/>
           <w:bCs/>
         </w:rPr>
@@ -230,11 +245,14 @@
         </m:sSub>
       </m:oMath>
       <w:r>
+        <w:rPr>
+          <w:rFonts w:eastAsia="黑体"/>
+        </w:rPr>
         <w:t xml:space="preserve">、</w:t>
       </w:r>
       <w:r>
         <w:rPr>
-          <w:rFonts w:hint="eastAsia"/>
+          <w:rFonts w:hint="eastAsia" w:eastAsia="黑体"/>
           <w:b/>
           <w:bCs/>
         </w:rPr>
@@ -242,6 +260,7 @@
       </w:r>
       <w:r>
         <w:rPr>
+          <w:rFonts w:eastAsia="黑体"/>
           <w:b/>
           <w:bCs/>
         </w:rPr>
@@ -263,27 +282,33 @@
       </m:oMath>
       <w:r>
         <w:rPr>
-          <w:rFonts w:hint="eastAsia"/>
+          <w:rFonts w:hint="eastAsia" w:eastAsia="黑体"/>
           <w:b/>
           <w:bCs/>
         </w:rPr>
         <w:t xml:space="preserve">（78xx）</w:t>
       </w:r>
       <w:r>
+        <w:rPr>
+          <w:rFonts w:eastAsia="黑体"/>
+        </w:rPr>
         <w:t xml:space="preserve"> </w:t>
       </w:r>
       <w:r>
         <w:rPr>
-          <w:rFonts w:hint="eastAsia"/>
+          <w:rFonts w:hint="eastAsia" w:eastAsia="黑体"/>
         </w:rPr>
         <w:t xml:space="preserve">与</w:t>
       </w:r>
       <w:r>
+        <w:rPr>
+          <w:rFonts w:eastAsia="黑体"/>
+        </w:rPr>
         <w:t xml:space="preserve"> </w:t>
       </w:r>
       <w:r>
         <w:rPr>
-          <w:rFonts w:hint="eastAsia"/>
+          <w:rFonts w:hint="eastAsia" w:eastAsia="黑体"/>
           <w:b/>
           <w:bCs/>
         </w:rPr>
@@ -291,6 +316,7 @@
       </w:r>
       <w:r>
         <w:rPr>
+          <w:rFonts w:eastAsia="黑体"/>
           <w:b/>
           <w:bCs/>
         </w:rPr>
@@ -312,33 +338,39 @@
       </m:oMath>
       <w:r>
         <w:rPr>
-          <w:rFonts w:hint="eastAsia"/>
+          <w:rFonts w:hint="eastAsia" w:eastAsia="黑体"/>
           <w:b/>
           <w:bCs/>
         </w:rPr>
         <w:t xml:space="preserve">（79xx）</w:t>
       </w:r>
       <w:r>
+        <w:rPr>
+          <w:rFonts w:eastAsia="黑体"/>
+        </w:rPr>
         <w:t xml:space="preserve"> </w:t>
       </w:r>
       <w:r>
         <w:rPr>
-          <w:rFonts w:hint="eastAsia"/>
+          <w:rFonts w:hint="eastAsia" w:eastAsia="黑体"/>
         </w:rPr>
         <w:t xml:space="preserve">组成。电路共有</w:t>
       </w:r>
       <w:r>
+        <w:rPr>
+          <w:rFonts w:eastAsia="黑体"/>
+        </w:rPr>
         <w:t xml:space="preserve"> 8 </w:t>
       </w:r>
       <w:r>
         <w:rPr>
-          <w:rFonts w:hint="eastAsia"/>
+          <w:rFonts w:hint="eastAsia" w:eastAsia="黑体"/>
         </w:rPr>
         <w:t xml:space="preserve">个关键节点：</w:t>
       </w:r>
       <w:r>
         <w:rPr>
-          <w:rFonts w:hint="eastAsia"/>
+          <w:rFonts w:hint="eastAsia" w:eastAsia="黑体"/>
           <w:b/>
           <w:bCs/>
         </w:rPr>
@@ -346,6 +378,7 @@
       </w:r>
       <w:r>
         <w:rPr>
+          <w:rFonts w:eastAsia="黑体"/>
           <w:b/>
           <w:bCs/>
         </w:rPr>
@@ -353,7 +386,7 @@
       </w:r>
       <w:r>
         <w:rPr>
-          <w:rFonts w:hint="eastAsia"/>
+          <w:rFonts w:hint="eastAsia" w:eastAsia="黑体"/>
           <w:b/>
           <w:bCs/>
         </w:rPr>
@@ -361,6 +394,7 @@
       </w:r>
       <w:r>
         <w:rPr>
+          <w:rFonts w:eastAsia="黑体"/>
           <w:b/>
           <w:bCs/>
         </w:rPr>
@@ -368,7 +402,7 @@
       </w:r>
       <w:r>
         <w:rPr>
-          <w:rFonts w:hint="eastAsia"/>
+          <w:rFonts w:hint="eastAsia" w:eastAsia="黑体"/>
         </w:rPr>
         <w:t xml:space="preserve">（</w:t>
       </w:r>
@@ -387,17 +421,20 @@
         </m:sSub>
       </m:oMath>
       <w:r>
+        <w:rPr>
+          <w:rFonts w:eastAsia="黑体"/>
+        </w:rPr>
         <w:t xml:space="preserve"> </w:t>
       </w:r>
       <w:r>
         <w:rPr>
-          <w:rFonts w:hint="eastAsia"/>
+          <w:rFonts w:hint="eastAsia" w:eastAsia="黑体"/>
         </w:rPr>
         <w:t xml:space="preserve">次级一端与正支路整流二极管阳极相连）；</w:t>
       </w:r>
       <w:r>
         <w:rPr>
-          <w:rFonts w:hint="eastAsia"/>
+          <w:rFonts w:hint="eastAsia" w:eastAsia="黑体"/>
           <w:b/>
           <w:bCs/>
         </w:rPr>
@@ -405,6 +442,7 @@
       </w:r>
       <w:r>
         <w:rPr>
+          <w:rFonts w:eastAsia="黑体"/>
           <w:b/>
           <w:bCs/>
         </w:rPr>
@@ -412,7 +450,7 @@
       </w:r>
       <w:r>
         <w:rPr>
-          <w:rFonts w:hint="eastAsia"/>
+          <w:rFonts w:hint="eastAsia" w:eastAsia="黑体"/>
           <w:b/>
           <w:bCs/>
         </w:rPr>
@@ -420,6 +458,7 @@
       </w:r>
       <w:r>
         <w:rPr>
+          <w:rFonts w:eastAsia="黑体"/>
           <w:b/>
           <w:bCs/>
         </w:rPr>
@@ -427,7 +466,7 @@
       </w:r>
       <w:r>
         <w:rPr>
-          <w:rFonts w:hint="eastAsia"/>
+          <w:rFonts w:hint="eastAsia" w:eastAsia="黑体"/>
         </w:rPr>
         <w:t xml:space="preserve">（</w:t>
       </w:r>
@@ -446,26 +485,32 @@
         </m:sSub>
       </m:oMath>
       <w:r>
+        <w:rPr>
+          <w:rFonts w:eastAsia="黑体"/>
+        </w:rPr>
         <w:t xml:space="preserve"> </w:t>
       </w:r>
       <w:r>
         <w:rPr>
-          <w:rFonts w:hint="eastAsia"/>
+          <w:rFonts w:hint="eastAsia" w:eastAsia="黑体"/>
         </w:rPr>
         <w:t xml:space="preserve">次级中心抽头与公共地</w:t>
       </w:r>
       <w:r>
+        <w:rPr>
+          <w:rFonts w:eastAsia="黑体"/>
+        </w:rPr>
         <w:t xml:space="preserve"> GND </w:t>
       </w:r>
       <w:r>
         <w:rPr>
-          <w:rFonts w:hint="eastAsia"/>
+          <w:rFonts w:hint="eastAsia" w:eastAsia="黑体"/>
         </w:rPr>
         <w:t xml:space="preserve">相连）；</w:t>
       </w:r>
       <w:r>
         <w:rPr>
-          <w:rFonts w:hint="eastAsia"/>
+          <w:rFonts w:hint="eastAsia" w:eastAsia="黑体"/>
           <w:b/>
           <w:bCs/>
         </w:rPr>
@@ -473,6 +518,7 @@
       </w:r>
       <w:r>
         <w:rPr>
+          <w:rFonts w:eastAsia="黑体"/>
           <w:b/>
           <w:bCs/>
         </w:rPr>
@@ -480,7 +526,7 @@
       </w:r>
       <w:r>
         <w:rPr>
-          <w:rFonts w:hint="eastAsia"/>
+          <w:rFonts w:hint="eastAsia" w:eastAsia="黑体"/>
           <w:b/>
           <w:bCs/>
         </w:rPr>
@@ -488,6 +534,7 @@
       </w:r>
       <w:r>
         <w:rPr>
+          <w:rFonts w:eastAsia="黑体"/>
           <w:b/>
           <w:bCs/>
         </w:rPr>
@@ -495,7 +542,7 @@
       </w:r>
       <w:r>
         <w:rPr>
-          <w:rFonts w:hint="eastAsia"/>
+          <w:rFonts w:hint="eastAsia" w:eastAsia="黑体"/>
         </w:rPr>
         <w:t xml:space="preserve">（</w:t>
       </w:r>
@@ -514,17 +561,20 @@
         </m:sSub>
       </m:oMath>
       <w:r>
+        <w:rPr>
+          <w:rFonts w:eastAsia="黑体"/>
+        </w:rPr>
         <w:t xml:space="preserve"> </w:t>
       </w:r>
       <w:r>
         <w:rPr>
-          <w:rFonts w:hint="eastAsia"/>
+          <w:rFonts w:hint="eastAsia" w:eastAsia="黑体"/>
         </w:rPr>
         <w:t xml:space="preserve">次级另一端与负支路整流二极管阴极相连）；</w:t>
       </w:r>
       <w:r>
         <w:rPr>
-          <w:rFonts w:hint="eastAsia"/>
+          <w:rFonts w:hint="eastAsia" w:eastAsia="黑体"/>
           <w:b/>
           <w:bCs/>
         </w:rPr>
@@ -532,6 +582,7 @@
       </w:r>
       <w:r>
         <w:rPr>
+          <w:rFonts w:eastAsia="黑体"/>
           <w:b/>
           <w:bCs/>
         </w:rPr>
@@ -539,7 +590,7 @@
       </w:r>
       <w:r>
         <w:rPr>
-          <w:rFonts w:hint="eastAsia"/>
+          <w:rFonts w:hint="eastAsia" w:eastAsia="黑体"/>
           <w:b/>
           <w:bCs/>
         </w:rPr>
@@ -547,6 +598,7 @@
       </w:r>
       <w:r>
         <w:rPr>
+          <w:rFonts w:eastAsia="黑体"/>
           <w:b/>
           <w:bCs/>
         </w:rPr>
@@ -577,7 +629,7 @@
       </m:oMath>
       <w:r>
         <w:rPr>
-          <w:rFonts w:hint="eastAsia"/>
+          <w:rFonts w:hint="eastAsia" w:eastAsia="黑体"/>
         </w:rPr>
         <w:t xml:space="preserve">（正支路整流二极管阴极、</w:t>
       </w:r>
@@ -596,11 +648,14 @@
         </m:sSub>
       </m:oMath>
       <w:r>
+        <w:rPr>
+          <w:rFonts w:eastAsia="黑体"/>
+        </w:rPr>
         <w:t xml:space="preserve"> </w:t>
       </w:r>
       <w:r>
         <w:rPr>
-          <w:rFonts w:hint="eastAsia"/>
+          <w:rFonts w:hint="eastAsia" w:eastAsia="黑体"/>
         </w:rPr>
         <w:t xml:space="preserve">一端、</w:t>
       </w:r>
@@ -619,26 +674,32 @@
         </m:sSub>
       </m:oMath>
       <w:r>
+        <w:rPr>
+          <w:rFonts w:eastAsia="黑体"/>
+        </w:rPr>
         <w:t xml:space="preserve"> </w:t>
       </w:r>
       <w:r>
         <w:rPr>
-          <w:rFonts w:hint="eastAsia"/>
+          <w:rFonts w:hint="eastAsia" w:eastAsia="黑体"/>
         </w:rPr>
         <w:t xml:space="preserve">的</w:t>
       </w:r>
       <w:r>
+        <w:rPr>
+          <w:rFonts w:eastAsia="黑体"/>
+        </w:rPr>
         <w:t xml:space="preserve"> IN </w:t>
       </w:r>
       <w:r>
         <w:rPr>
-          <w:rFonts w:hint="eastAsia"/>
+          <w:rFonts w:hint="eastAsia" w:eastAsia="黑体"/>
         </w:rPr>
         <w:t xml:space="preserve">三者相连）；</w:t>
       </w:r>
       <w:r>
         <w:rPr>
-          <w:rFonts w:hint="eastAsia"/>
+          <w:rFonts w:hint="eastAsia" w:eastAsia="黑体"/>
           <w:b/>
           <w:bCs/>
         </w:rPr>
@@ -646,6 +707,7 @@
       </w:r>
       <w:r>
         <w:rPr>
+          <w:rFonts w:eastAsia="黑体"/>
           <w:b/>
           <w:bCs/>
         </w:rPr>
@@ -653,7 +715,7 @@
       </w:r>
       <w:r>
         <w:rPr>
-          <w:rFonts w:hint="eastAsia"/>
+          <w:rFonts w:hint="eastAsia" w:eastAsia="黑体"/>
           <w:b/>
           <w:bCs/>
         </w:rPr>
@@ -661,6 +723,7 @@
       </w:r>
       <w:r>
         <w:rPr>
+          <w:rFonts w:eastAsia="黑体"/>
           <w:b/>
           <w:bCs/>
         </w:rPr>
@@ -694,7 +757,7 @@
       </m:oMath>
       <w:r>
         <w:rPr>
-          <w:rFonts w:hint="eastAsia"/>
+          <w:rFonts w:hint="eastAsia" w:eastAsia="黑体"/>
         </w:rPr>
         <w:t xml:space="preserve">（</w:t>
       </w:r>
@@ -713,26 +776,32 @@
         </m:sSub>
       </m:oMath>
       <w:r>
+        <w:rPr>
+          <w:rFonts w:eastAsia="黑体"/>
+        </w:rPr>
         <w:t xml:space="preserve"> </w:t>
       </w:r>
       <w:r>
         <w:rPr>
-          <w:rFonts w:hint="eastAsia"/>
+          <w:rFonts w:hint="eastAsia" w:eastAsia="黑体"/>
         </w:rPr>
         <w:t xml:space="preserve">的</w:t>
       </w:r>
       <w:r>
+        <w:rPr>
+          <w:rFonts w:eastAsia="黑体"/>
+        </w:rPr>
         <w:t xml:space="preserve"> OUT </w:t>
       </w:r>
       <w:r>
         <w:rPr>
-          <w:rFonts w:hint="eastAsia"/>
+          <w:rFonts w:hint="eastAsia" w:eastAsia="黑体"/>
         </w:rPr>
         <w:t xml:space="preserve">作为正输出）；</w:t>
       </w:r>
       <w:r>
         <w:rPr>
-          <w:rFonts w:hint="eastAsia"/>
+          <w:rFonts w:hint="eastAsia" w:eastAsia="黑体"/>
           <w:b/>
           <w:bCs/>
         </w:rPr>
@@ -740,6 +809,7 @@
       </w:r>
       <w:r>
         <w:rPr>
+          <w:rFonts w:eastAsia="黑体"/>
           <w:b/>
           <w:bCs/>
         </w:rPr>
@@ -747,7 +817,7 @@
       </w:r>
       <w:r>
         <w:rPr>
-          <w:rFonts w:hint="eastAsia"/>
+          <w:rFonts w:hint="eastAsia" w:eastAsia="黑体"/>
           <w:b/>
           <w:bCs/>
         </w:rPr>
@@ -755,6 +825,7 @@
       </w:r>
       <w:r>
         <w:rPr>
+          <w:rFonts w:eastAsia="黑体"/>
           <w:b/>
           <w:bCs/>
         </w:rPr>
@@ -785,7 +856,7 @@
       </m:oMath>
       <w:r>
         <w:rPr>
-          <w:rFonts w:hint="eastAsia"/>
+          <w:rFonts w:hint="eastAsia" w:eastAsia="黑体"/>
         </w:rPr>
         <w:t xml:space="preserve">（负支路整流二极管阳极、</w:t>
       </w:r>
@@ -804,11 +875,14 @@
         </m:sSub>
       </m:oMath>
       <w:r>
+        <w:rPr>
+          <w:rFonts w:eastAsia="黑体"/>
+        </w:rPr>
         <w:t xml:space="preserve"> </w:t>
       </w:r>
       <w:r>
         <w:rPr>
-          <w:rFonts w:hint="eastAsia"/>
+          <w:rFonts w:hint="eastAsia" w:eastAsia="黑体"/>
         </w:rPr>
         <w:t xml:space="preserve">一端、</w:t>
       </w:r>
@@ -827,26 +901,32 @@
         </m:sSub>
       </m:oMath>
       <w:r>
+        <w:rPr>
+          <w:rFonts w:eastAsia="黑体"/>
+        </w:rPr>
         <w:t xml:space="preserve"> </w:t>
       </w:r>
       <w:r>
         <w:rPr>
-          <w:rFonts w:hint="eastAsia"/>
+          <w:rFonts w:hint="eastAsia" w:eastAsia="黑体"/>
         </w:rPr>
         <w:t xml:space="preserve">的</w:t>
       </w:r>
       <w:r>
+        <w:rPr>
+          <w:rFonts w:eastAsia="黑体"/>
+        </w:rPr>
         <w:t xml:space="preserve"> IN </w:t>
       </w:r>
       <w:r>
         <w:rPr>
-          <w:rFonts w:hint="eastAsia"/>
+          <w:rFonts w:hint="eastAsia" w:eastAsia="黑体"/>
         </w:rPr>
         <w:t xml:space="preserve">三者相连）；</w:t>
       </w:r>
       <w:r>
         <w:rPr>
-          <w:rFonts w:hint="eastAsia"/>
+          <w:rFonts w:hint="eastAsia" w:eastAsia="黑体"/>
           <w:b/>
           <w:bCs/>
         </w:rPr>
@@ -854,6 +934,7 @@
       </w:r>
       <w:r>
         <w:rPr>
+          <w:rFonts w:eastAsia="黑体"/>
           <w:b/>
           <w:bCs/>
         </w:rPr>
@@ -861,7 +942,7 @@
       </w:r>
       <w:r>
         <w:rPr>
-          <w:rFonts w:hint="eastAsia"/>
+          <w:rFonts w:hint="eastAsia" w:eastAsia="黑体"/>
           <w:b/>
           <w:bCs/>
         </w:rPr>
@@ -869,6 +950,7 @@
       </w:r>
       <w:r>
         <w:rPr>
+          <w:rFonts w:eastAsia="黑体"/>
           <w:b/>
           <w:bCs/>
         </w:rPr>
@@ -902,7 +984,7 @@
       </m:oMath>
       <w:r>
         <w:rPr>
-          <w:rFonts w:hint="eastAsia"/>
+          <w:rFonts w:hint="eastAsia" w:eastAsia="黑体"/>
         </w:rPr>
         <w:t xml:space="preserve">（</w:t>
       </w:r>
@@ -921,26 +1003,32 @@
         </m:sSub>
       </m:oMath>
       <w:r>
+        <w:rPr>
+          <w:rFonts w:eastAsia="黑体"/>
+        </w:rPr>
         <w:t xml:space="preserve"> </w:t>
       </w:r>
       <w:r>
         <w:rPr>
-          <w:rFonts w:hint="eastAsia"/>
+          <w:rFonts w:hint="eastAsia" w:eastAsia="黑体"/>
         </w:rPr>
         <w:t xml:space="preserve">的</w:t>
       </w:r>
       <w:r>
+        <w:rPr>
+          <w:rFonts w:eastAsia="黑体"/>
+        </w:rPr>
         <w:t xml:space="preserve"> OUT </w:t>
       </w:r>
       <w:r>
         <w:rPr>
-          <w:rFonts w:hint="eastAsia"/>
+          <w:rFonts w:hint="eastAsia" w:eastAsia="黑体"/>
         </w:rPr>
         <w:t xml:space="preserve">作为负输出）；</w:t>
       </w:r>
       <w:r>
         <w:rPr>
-          <w:rFonts w:hint="eastAsia"/>
+          <w:rFonts w:hint="eastAsia" w:eastAsia="黑体"/>
           <w:b/>
           <w:bCs/>
         </w:rPr>
@@ -948,6 +1036,7 @@
       </w:r>
       <w:r>
         <w:rPr>
+          <w:rFonts w:eastAsia="黑体"/>
           <w:b/>
           <w:bCs/>
         </w:rPr>
@@ -955,7 +1044,7 @@
       </w:r>
       <w:r>
         <w:rPr>
-          <w:rFonts w:hint="eastAsia"/>
+          <w:rFonts w:hint="eastAsia" w:eastAsia="黑体"/>
           <w:b/>
           <w:bCs/>
         </w:rPr>
@@ -963,6 +1052,7 @@
       </w:r>
       <w:r>
         <w:rPr>
+          <w:rFonts w:eastAsia="黑体"/>
           <w:b/>
           <w:bCs/>
         </w:rPr>
@@ -970,7 +1060,7 @@
       </w:r>
       <w:r>
         <w:rPr>
-          <w:rFonts w:hint="eastAsia"/>
+          <w:rFonts w:hint="eastAsia" w:eastAsia="黑体"/>
         </w:rPr>
         <w:t xml:space="preserve">（CT、</w:t>
       </w:r>
@@ -989,15 +1079,21 @@
         </m:sSub>
       </m:oMath>
       <w:r>
+        <w:rPr>
+          <w:rFonts w:eastAsia="黑体"/>
+        </w:rPr>
         <w:t xml:space="preserve"> </w:t>
       </w:r>
       <w:r>
         <w:rPr>
-          <w:rFonts w:hint="eastAsia"/>
+          <w:rFonts w:hint="eastAsia" w:eastAsia="黑体"/>
         </w:rPr>
         <w:t xml:space="preserve">的公共脚</w:t>
       </w:r>
       <w:r>
+        <w:rPr>
+          <w:rFonts w:eastAsia="黑体"/>
+        </w:rPr>
         <w:t xml:space="preserve"> GND、</w:t>
       </w:r>
       <m:oMath>
@@ -1015,15 +1111,21 @@
         </m:sSub>
       </m:oMath>
       <w:r>
+        <w:rPr>
+          <w:rFonts w:eastAsia="黑体"/>
+        </w:rPr>
         <w:t xml:space="preserve"> </w:t>
       </w:r>
       <w:r>
         <w:rPr>
-          <w:rFonts w:hint="eastAsia"/>
+          <w:rFonts w:hint="eastAsia" w:eastAsia="黑体"/>
         </w:rPr>
         <w:t xml:space="preserve">的公共脚</w:t>
       </w:r>
       <w:r>
+        <w:rPr>
+          <w:rFonts w:eastAsia="黑体"/>
+        </w:rPr>
         <w:t xml:space="preserve"> GND、</w:t>
       </w:r>
       <m:oMath>
@@ -1041,11 +1143,14 @@
         </m:sSub>
       </m:oMath>
       <w:r>
+        <w:rPr>
+          <w:rFonts w:eastAsia="黑体"/>
+        </w:rPr>
         <w:t xml:space="preserve"> </w:t>
       </w:r>
       <w:r>
         <w:rPr>
-          <w:rFonts w:hint="eastAsia"/>
+          <w:rFonts w:hint="eastAsia" w:eastAsia="黑体"/>
         </w:rPr>
         <w:t xml:space="preserve">另一端、</w:t>
       </w:r>
@@ -1064,11 +1169,14 @@
         </m:sSub>
       </m:oMath>
       <w:r>
+        <w:rPr>
+          <w:rFonts w:eastAsia="黑体"/>
+        </w:rPr>
         <w:t xml:space="preserve"> </w:t>
       </w:r>
       <w:r>
         <w:rPr>
-          <w:rFonts w:hint="eastAsia"/>
+          <w:rFonts w:hint="eastAsia" w:eastAsia="黑体"/>
         </w:rPr>
         <w:t xml:space="preserve">另一端五者相连）。</w:t>
       </w:r>
@@ -1077,7 +1185,7 @@
       <w:pPr/>
       <w:r>
         <w:rPr>
-          <w:rFonts w:hint="eastAsia"/>
+          <w:rFonts w:hint="eastAsia" w:eastAsia="黑体"/>
         </w:rPr>
         <w:t xml:space="preserve">各元件管脚连接：</w:t>
       </w:r>
@@ -1096,38 +1204,50 @@
         </m:sSub>
       </m:oMath>
       <w:r>
+        <w:rPr>
+          <w:rFonts w:eastAsia="黑体"/>
+        </w:rPr>
         <w:t xml:space="preserve"> </w:t>
       </w:r>
       <w:r>
         <w:rPr>
-          <w:rFonts w:hint="eastAsia"/>
+          <w:rFonts w:hint="eastAsia" w:eastAsia="黑体"/>
         </w:rPr>
         <w:t xml:space="preserve">初级接交流输入，次级一端接节点</w:t>
       </w:r>
       <w:r>
+        <w:rPr>
+          <w:rFonts w:eastAsia="黑体"/>
+        </w:rPr>
         <w:t xml:space="preserve"> </w:t>
       </w:r>
       <w:r>
         <w:rPr>
-          <w:rFonts w:hint="eastAsia"/>
+          <w:rFonts w:hint="eastAsia" w:eastAsia="黑体"/>
         </w:rPr>
         <w:t xml:space="preserve">a、次级中心抽头接节点</w:t>
       </w:r>
       <w:r>
+        <w:rPr>
+          <w:rFonts w:eastAsia="黑体"/>
+        </w:rPr>
         <w:t xml:space="preserve"> </w:t>
       </w:r>
       <w:r>
         <w:rPr>
-          <w:rFonts w:hint="eastAsia"/>
+          <w:rFonts w:hint="eastAsia" w:eastAsia="黑体"/>
         </w:rPr>
         <w:t xml:space="preserve">CT、次级另一端接节点</w:t>
       </w:r>
       <w:r>
+        <w:rPr>
+          <w:rFonts w:eastAsia="黑体"/>
+        </w:rPr>
         <w:t xml:space="preserve"> </w:t>
       </w:r>
       <w:r>
         <w:rPr>
-          <w:rFonts w:hint="eastAsia"/>
+          <w:rFonts w:hint="eastAsia" w:eastAsia="黑体"/>
         </w:rPr>
         <w:t xml:space="preserve">b；</w:t>
       </w:r>
@@ -1147,27 +1267,33 @@
       </m:oMath>
       <w:r>
         <w:rPr>
-          <w:rFonts w:hint="eastAsia"/>
+          <w:rFonts w:hint="eastAsia" w:eastAsia="黑体"/>
           <w:b/>
           <w:bCs/>
         </w:rPr>
         <w:t xml:space="preserve">（或正支路整流二极管）</w:t>
       </w:r>
       <w:r>
+        <w:rPr>
+          <w:rFonts w:eastAsia="黑体"/>
+        </w:rPr>
         <w:t xml:space="preserve"> </w:t>
       </w:r>
       <w:r>
         <w:rPr>
-          <w:rFonts w:hint="eastAsia"/>
+          <w:rFonts w:hint="eastAsia" w:eastAsia="黑体"/>
         </w:rPr>
         <w:t xml:space="preserve">阳极接节点</w:t>
       </w:r>
       <w:r>
+        <w:rPr>
+          <w:rFonts w:eastAsia="黑体"/>
+        </w:rPr>
         <w:t xml:space="preserve"> </w:t>
       </w:r>
       <w:r>
         <w:rPr>
-          <w:rFonts w:hint="eastAsia"/>
+          <w:rFonts w:hint="eastAsia" w:eastAsia="黑体"/>
         </w:rPr>
         <w:t xml:space="preserve">a、阴极接正输入节点；</w:t>
       </w:r>
@@ -1187,22 +1313,28 @@
       </m:oMath>
       <w:r>
         <w:rPr>
-          <w:rFonts w:hint="eastAsia"/>
+          <w:rFonts w:hint="eastAsia" w:eastAsia="黑体"/>
           <w:b/>
           <w:bCs/>
         </w:rPr>
         <w:t xml:space="preserve">（或负支路整流二极管）</w:t>
       </w:r>
       <w:r>
+        <w:rPr>
+          <w:rFonts w:eastAsia="黑体"/>
+        </w:rPr>
         <w:t xml:space="preserve"> </w:t>
       </w:r>
       <w:r>
         <w:rPr>
-          <w:rFonts w:hint="eastAsia"/>
+          <w:rFonts w:hint="eastAsia" w:eastAsia="黑体"/>
         </w:rPr>
         <w:t xml:space="preserve">阳极接负输入节点</w:t>
       </w:r>
       <w:r>
+        <w:rPr>
+          <w:rFonts w:eastAsia="黑体"/>
+        </w:rPr>
         <w:t xml:space="preserve"> </w:t>
       </w:r>
       <m:oMath>
@@ -1230,16 +1362,19 @@
       </m:oMath>
       <w:r>
         <w:rPr>
-          <w:rFonts w:hint="eastAsia"/>
+          <w:rFonts w:hint="eastAsia" w:eastAsia="黑体"/>
         </w:rPr>
         <w:t xml:space="preserve">、阴极接节点</w:t>
       </w:r>
       <w:r>
+        <w:rPr>
+          <w:rFonts w:eastAsia="黑体"/>
+        </w:rPr>
         <w:t xml:space="preserve"> </w:t>
       </w:r>
       <w:r>
         <w:rPr>
-          <w:rFonts w:hint="eastAsia"/>
+          <w:rFonts w:hint="eastAsia" w:eastAsia="黑体"/>
         </w:rPr>
         <w:t xml:space="preserve">b；</w:t>
       </w:r>
@@ -1258,20 +1393,26 @@
         </m:sSub>
       </m:oMath>
       <w:r>
+        <w:rPr>
+          <w:rFonts w:eastAsia="黑体"/>
+        </w:rPr>
         <w:t xml:space="preserve"> </w:t>
       </w:r>
       <w:r>
         <w:rPr>
-          <w:rFonts w:hint="eastAsia"/>
+          <w:rFonts w:hint="eastAsia" w:eastAsia="黑体"/>
         </w:rPr>
         <w:t xml:space="preserve">一端接正输入节点、另一端接地节点</w:t>
       </w:r>
       <w:r>
+        <w:rPr>
+          <w:rFonts w:eastAsia="黑体"/>
+        </w:rPr>
         <w:t xml:space="preserve"> </w:t>
       </w:r>
       <w:r>
         <w:rPr>
-          <w:rFonts w:hint="eastAsia"/>
+          <w:rFonts w:hint="eastAsia" w:eastAsia="黑体"/>
         </w:rPr>
         <w:t xml:space="preserve">GND；</w:t>
       </w:r>
@@ -1290,20 +1431,26 @@
         </m:sSub>
       </m:oMath>
       <w:r>
+        <w:rPr>
+          <w:rFonts w:eastAsia="黑体"/>
+        </w:rPr>
         <w:t xml:space="preserve"> </w:t>
       </w:r>
       <w:r>
         <w:rPr>
-          <w:rFonts w:hint="eastAsia"/>
+          <w:rFonts w:hint="eastAsia" w:eastAsia="黑体"/>
         </w:rPr>
         <w:t xml:space="preserve">一端接负输入节点、另一端接地节点</w:t>
       </w:r>
       <w:r>
+        <w:rPr>
+          <w:rFonts w:eastAsia="黑体"/>
+        </w:rPr>
         <w:t xml:space="preserve"> </w:t>
       </w:r>
       <w:r>
         <w:rPr>
-          <w:rFonts w:hint="eastAsia"/>
+          <w:rFonts w:hint="eastAsia" w:eastAsia="黑体"/>
         </w:rPr>
         <w:t xml:space="preserve">GND；</w:t>
       </w:r>
@@ -1322,47 +1469,62 @@
         </m:sSub>
       </m:oMath>
       <w:r>
+        <w:rPr>
+          <w:rFonts w:eastAsia="黑体"/>
+        </w:rPr>
         <w:t xml:space="preserve"> </w:t>
       </w:r>
       <w:r>
         <w:rPr>
-          <w:rFonts w:hint="eastAsia"/>
+          <w:rFonts w:hint="eastAsia" w:eastAsia="黑体"/>
         </w:rPr>
         <w:t xml:space="preserve">的</w:t>
       </w:r>
       <w:r>
+        <w:rPr>
+          <w:rFonts w:eastAsia="黑体"/>
+        </w:rPr>
         <w:t xml:space="preserve"> IN </w:t>
       </w:r>
       <w:r>
         <w:rPr>
-          <w:rFonts w:hint="eastAsia"/>
+          <w:rFonts w:hint="eastAsia" w:eastAsia="黑体"/>
         </w:rPr>
         <w:t xml:space="preserve">接正输入节点、OUT</w:t>
       </w:r>
       <w:r>
+        <w:rPr>
+          <w:rFonts w:eastAsia="黑体"/>
+        </w:rPr>
         <w:t xml:space="preserve"> </w:t>
       </w:r>
       <w:r>
         <w:rPr>
-          <w:rFonts w:hint="eastAsia"/>
+          <w:rFonts w:hint="eastAsia" w:eastAsia="黑体"/>
         </w:rPr>
         <w:t xml:space="preserve">接正输出节点、公共脚</w:t>
       </w:r>
       <w:r>
+        <w:rPr>
+          <w:rFonts w:eastAsia="黑体"/>
+        </w:rPr>
         <w:t xml:space="preserve"> GND </w:t>
       </w:r>
       <w:r>
         <w:rPr>
-          <w:rFonts w:hint="eastAsia"/>
+          <w:rFonts w:hint="eastAsia" w:eastAsia="黑体"/>
         </w:rPr>
         <w:t xml:space="preserve">接地节点</w:t>
       </w:r>
       <w:r>
+        <w:rPr>
+          <w:rFonts w:eastAsia="黑体"/>
+        </w:rPr>
         <w:t xml:space="preserve"> </w:t>
       </w:r>
       <w:r>
         <w:rPr>
-          <w:rFonts w:hint="eastAsia"/>
+          <w:rFonts w:hint="eastAsia" w:eastAsia="黑体"/>
         </w:rPr>
         <w:t xml:space="preserve">GND；</w:t>
       </w:r>
@@ -1381,42 +1543,57 @@
         </m:sSub>
       </m:oMath>
       <w:r>
+        <w:rPr>
+          <w:rFonts w:eastAsia="黑体"/>
+        </w:rPr>
         <w:t xml:space="preserve"> </w:t>
       </w:r>
       <w:r>
         <w:rPr>
-          <w:rFonts w:hint="eastAsia"/>
+          <w:rFonts w:hint="eastAsia" w:eastAsia="黑体"/>
         </w:rPr>
         <w:t xml:space="preserve">的</w:t>
       </w:r>
       <w:r>
+        <w:rPr>
+          <w:rFonts w:eastAsia="黑体"/>
+        </w:rPr>
         <w:t xml:space="preserve"> IN </w:t>
       </w:r>
       <w:r>
         <w:rPr>
-          <w:rFonts w:hint="eastAsia"/>
+          <w:rFonts w:hint="eastAsia" w:eastAsia="黑体"/>
         </w:rPr>
         <w:t xml:space="preserve">接负输入节点、OUT</w:t>
       </w:r>
       <w:r>
+        <w:rPr>
+          <w:rFonts w:eastAsia="黑体"/>
+        </w:rPr>
         <w:t xml:space="preserve"> </w:t>
       </w:r>
       <w:r>
         <w:rPr>
-          <w:rFonts w:hint="eastAsia"/>
+          <w:rFonts w:hint="eastAsia" w:eastAsia="黑体"/>
         </w:rPr>
         <w:t xml:space="preserve">接负输出节点、公共脚</w:t>
       </w:r>
       <w:r>
+        <w:rPr>
+          <w:rFonts w:eastAsia="黑体"/>
+        </w:rPr>
         <w:t xml:space="preserve"> GND </w:t>
       </w:r>
       <w:r>
         <w:rPr>
-          <w:rFonts w:hint="eastAsia"/>
+          <w:rFonts w:hint="eastAsia" w:eastAsia="黑体"/>
         </w:rPr>
         <w:t xml:space="preserve">接地节点</w:t>
       </w:r>
       <w:r>
+        <w:rPr>
+          <w:rFonts w:eastAsia="黑体"/>
+        </w:rPr>
         <w:t xml:space="preserve"> GND。</w:t>
       </w:r>
     </w:p>
@@ -1424,20 +1601,26 @@
       <w:pPr/>
       <w:r>
         <w:rPr>
-          <w:rFonts w:hint="eastAsia"/>
+          <w:rFonts w:hint="eastAsia" w:eastAsia="黑体"/>
         </w:rPr>
         <w:t xml:space="preserve">由此构成”以次级中心抽头为公共地、正负两路独立整流滤波后再由</w:t>
       </w:r>
       <w:r>
+        <w:rPr>
+          <w:rFonts w:eastAsia="黑体"/>
+        </w:rPr>
         <w:t xml:space="preserve"> 78xx/79xx </w:t>
       </w:r>
       <w:r>
         <w:rPr>
-          <w:rFonts w:hint="eastAsia"/>
+          <w:rFonts w:hint="eastAsia" w:eastAsia="黑体"/>
         </w:rPr>
         <w:t xml:space="preserve">分别稳压”的对称双电源组态，得到对称输出</w:t>
       </w:r>
       <w:r>
+        <w:rPr>
+          <w:rFonts w:eastAsia="黑体"/>
+        </w:rPr>
         <w:t xml:space="preserve"> </w:t>
       </w:r>
       <m:oMath>
@@ -1482,6 +1665,9 @@
         </m:r>
       </m:oMath>
       <w:r>
+        <w:rPr>
+          <w:rFonts w:eastAsia="黑体"/>
+        </w:rPr>
         <w:t xml:space="preserve">、</w:t>
       </w:r>
       <m:oMath>
@@ -1527,16 +1713,19 @@
       </m:oMath>
       <w:r>
         <w:rPr>
-          <w:rFonts w:hint="eastAsia"/>
+          <w:rFonts w:hint="eastAsia" w:eastAsia="黑体"/>
         </w:rPr>
         <w:t xml:space="preserve">，为需要对称供电的模拟电路提供</w:t>
       </w:r>
       <w:r>
+        <w:rPr>
+          <w:rFonts w:eastAsia="黑体"/>
+        </w:rPr>
         <w:t xml:space="preserve"> ±V </w:t>
       </w:r>
       <w:r>
         <w:rPr>
-          <w:rFonts w:hint="eastAsia"/>
+          <w:rFonts w:hint="eastAsia" w:eastAsia="黑体"/>
         </w:rPr>
         <w:t xml:space="preserve">电源。</w:t>
       </w:r>
@@ -1549,7 +1738,7 @@
       </w:pPr>
       <w:r>
         <w:rPr>
-          <w:rFonts w:hint="eastAsia"/>
+          <w:rFonts w:hint="eastAsia" w:eastAsia="黑体"/>
         </w:rPr>
         <w:t xml:space="preserve">工作原理</w:t>
       </w:r>
@@ -1560,43 +1749,55 @@
       </w:pPr>
       <w:r>
         <w:rPr>
-          <w:rFonts w:hint="eastAsia"/>
+          <w:rFonts w:hint="eastAsia" w:eastAsia="黑体"/>
         </w:rPr>
         <w:t xml:space="preserve">变压器次级中心抽头接地后，正半周向正支路充电、负半周向负支路充电，两路各自整流滤波再经各自稳压器稳压。正支路用</w:t>
       </w:r>
       <w:r>
+        <w:rPr>
+          <w:rFonts w:eastAsia="黑体"/>
+        </w:rPr>
         <w:t xml:space="preserve"> </w:t>
       </w:r>
       <w:r>
         <w:rPr>
-          <w:rFonts w:hint="eastAsia"/>
+          <w:rFonts w:hint="eastAsia" w:eastAsia="黑体"/>
         </w:rPr>
         <w:t xml:space="preserve">7815、负支路用</w:t>
       </w:r>
       <w:r>
+        <w:rPr>
+          <w:rFonts w:eastAsia="黑体"/>
+        </w:rPr>
         <w:t xml:space="preserve"> </w:t>
       </w:r>
       <w:r>
         <w:rPr>
-          <w:rFonts w:hint="eastAsia"/>
+          <w:rFonts w:hint="eastAsia" w:eastAsia="黑体"/>
         </w:rPr>
         <w:t xml:space="preserve">7915，分别得到</w:t>
       </w:r>
       <w:r>
+        <w:rPr>
+          <w:rFonts w:eastAsia="黑体"/>
+        </w:rPr>
         <w:t xml:space="preserve"> +15 V </w:t>
       </w:r>
       <w:r>
         <w:rPr>
-          <w:rFonts w:hint="eastAsia"/>
+          <w:rFonts w:hint="eastAsia" w:eastAsia="黑体"/>
         </w:rPr>
         <w:t xml:space="preserve">与</w:t>
       </w:r>
       <w:r>
+        <w:rPr>
+          <w:rFonts w:eastAsia="黑体"/>
+        </w:rPr>
         <w:t xml:space="preserve"> -15 </w:t>
       </w:r>
       <w:r>
         <w:rPr>
-          <w:rFonts w:hint="eastAsia"/>
+          <w:rFonts w:hint="eastAsia" w:eastAsia="黑体"/>
         </w:rPr>
         <w:t xml:space="preserve">V，大地为公共参考。</w:t>
       </w:r>
@@ -1609,7 +1810,7 @@
       </w:pPr>
       <w:r>
         <w:rPr>
-          <w:rFonts w:hint="eastAsia"/>
+          <w:rFonts w:hint="eastAsia" w:eastAsia="黑体"/>
         </w:rPr>
         <w:t xml:space="preserve">关键计算公式</w:t>
       </w:r>
@@ -1623,7 +1824,7 @@
       </w:pPr>
       <w:r>
         <w:rPr>
-          <w:rFonts w:hint="eastAsia"/>
+          <w:rFonts w:hint="eastAsia" w:eastAsia="黑体"/>
         </w:rPr>
         <w:t xml:space="preserve">各路输出（正支路与负支路对称）：</w:t>
       </w:r>
@@ -1779,7 +1980,7 @@
       </w:pPr>
       <w:r>
         <w:rPr>
-          <w:rFonts w:hint="eastAsia"/>
+          <w:rFonts w:hint="eastAsia" w:eastAsia="黑体"/>
         </w:rPr>
         <w:t xml:space="preserve">滤波电容选择（</w:t>
       </w:r>
@@ -1804,11 +2005,14 @@
         </m:sSub>
       </m:oMath>
       <w:r>
+        <w:rPr>
+          <w:rFonts w:eastAsia="黑体"/>
+        </w:rPr>
         <w:t xml:space="preserve"> </w:t>
       </w:r>
       <w:r>
         <w:rPr>
-          <w:rFonts w:hint="eastAsia"/>
+          <w:rFonts w:hint="eastAsia" w:eastAsia="黑体"/>
         </w:rPr>
         <w:t xml:space="preserve">为单路输出电流，</w:t>
       </w:r>
@@ -1842,20 +2046,26 @@
         </m:sSub>
       </m:oMath>
       <w:r>
+        <w:rPr>
+          <w:rFonts w:eastAsia="黑体"/>
+        </w:rPr>
         <w:t xml:space="preserve"> </w:t>
       </w:r>
       <w:r>
         <w:rPr>
-          <w:rFonts w:hint="eastAsia"/>
+          <w:rFonts w:hint="eastAsia" w:eastAsia="黑体"/>
         </w:rPr>
         <w:t xml:space="preserve">为全波整流纹波频率即</w:t>
       </w:r>
       <w:r>
+        <w:rPr>
+          <w:rFonts w:eastAsia="黑体"/>
+        </w:rPr>
         <w:t xml:space="preserve"> 2 </w:t>
       </w:r>
       <w:r>
         <w:rPr>
-          <w:rFonts w:hint="eastAsia"/>
+          <w:rFonts w:hint="eastAsia" w:eastAsia="黑体"/>
         </w:rPr>
         <w:t xml:space="preserve">倍工频）：</w:t>
       </w:r>
@@ -1978,7 +2188,7 @@
       </w:pPr>
       <w:r>
         <w:rPr>
-          <w:rFonts w:hint="eastAsia"/>
+          <w:rFonts w:hint="eastAsia" w:eastAsia="黑体"/>
         </w:rPr>
         <w:t xml:space="preserve">稳压器压差要求：</w:t>
       </w:r>
@@ -2126,7 +2336,7 @@
       </w:pPr>
       <w:r>
         <w:rPr>
-          <w:rFonts w:hint="eastAsia"/>
+          <w:rFonts w:hint="eastAsia" w:eastAsia="黑体"/>
         </w:rPr>
         <w:t xml:space="preserve">稳压器功耗（单路）：</w:t>
       </w:r>
@@ -2270,7 +2480,7 @@
       </w:pPr>
       <w:r>
         <w:rPr>
-          <w:rFonts w:hint="eastAsia"/>
+          <w:rFonts w:hint="eastAsia" w:eastAsia="黑体"/>
         </w:rPr>
         <w:t xml:space="preserve">变压器次级交流有效值（近似，含整流与裕量）：</w:t>
       </w:r>
@@ -2406,7 +2616,7 @@
             </w:pPr>
             <w:r>
               <w:rPr>
-                <w:rFonts w:hint="eastAsia"/>
+                <w:rFonts w:hint="eastAsia" w:eastAsia="黑体"/>
               </w:rPr>
               <w:t xml:space="preserve">符号</w:t>
             </w:r>
@@ -2420,7 +2630,7 @@
             </w:pPr>
             <w:r>
               <w:rPr>
-                <w:rFonts w:hint="eastAsia"/>
+                <w:rFonts w:hint="eastAsia" w:eastAsia="黑体"/>
               </w:rPr>
               <w:t xml:space="preserve">含义</w:t>
             </w:r>
@@ -2434,7 +2644,7 @@
             </w:pPr>
             <w:r>
               <w:rPr>
-                <w:rFonts w:hint="eastAsia"/>
+                <w:rFonts w:hint="eastAsia" w:eastAsia="黑体"/>
               </w:rPr>
               <w:t xml:space="preserve">单位</w:t>
             </w:r>
@@ -2475,6 +2685,9 @@
               </m:sSub>
             </m:oMath>
             <w:r>
+              <w:rPr>
+                <w:rFonts w:eastAsia="黑体"/>
+              </w:rPr>
               <w:t xml:space="preserve">、</w:t>
             </w:r>
             <m:oMath>
@@ -2513,7 +2726,7 @@
             </w:pPr>
             <w:r>
               <w:rPr>
-                <w:rFonts w:hint="eastAsia"/>
+                <w:rFonts w:hint="eastAsia" w:eastAsia="黑体"/>
               </w:rPr>
               <w:t xml:space="preserve">正、负输出电压</w:t>
             </w:r>
@@ -2526,6 +2739,9 @@
               <w:pStyle w:val="Compact"/>
             </w:pPr>
             <w:r>
+              <w:rPr>
+                <w:rFonts w:eastAsia="黑体"/>
+              </w:rPr>
               <w:t xml:space="preserve">V</w:t>
             </w:r>
           </w:p>
@@ -2565,6 +2781,9 @@
               </m:sSub>
             </m:oMath>
             <w:r>
+              <w:rPr>
+                <w:rFonts w:eastAsia="黑体"/>
+              </w:rPr>
               <w:t xml:space="preserve">​</w:t>
             </w:r>
           </w:p>
@@ -2577,16 +2796,19 @@
             </w:pPr>
             <w:r>
               <w:rPr>
-                <w:rFonts w:hint="eastAsia"/>
+                <w:rFonts w:hint="eastAsia" w:eastAsia="黑体"/>
               </w:rPr>
               <w:t xml:space="preserve">稳压器额定电压（如</w:t>
             </w:r>
             <w:r>
+              <w:rPr>
+                <w:rFonts w:eastAsia="黑体"/>
+              </w:rPr>
               <w:t xml:space="preserve"> 15 </w:t>
             </w:r>
             <w:r>
               <w:rPr>
-                <w:rFonts w:hint="eastAsia"/>
+                <w:rFonts w:hint="eastAsia" w:eastAsia="黑体"/>
               </w:rPr>
               <w:t xml:space="preserve">V）</w:t>
             </w:r>
@@ -2599,6 +2821,9 @@
               <w:pStyle w:val="Compact"/>
             </w:pPr>
             <w:r>
+              <w:rPr>
+                <w:rFonts w:eastAsia="黑体"/>
+              </w:rPr>
               <w:t xml:space="preserve">V</w:t>
             </w:r>
           </w:p>
@@ -2617,6 +2842,9 @@
               </m:r>
             </m:oMath>
             <w:r>
+              <w:rPr>
+                <w:rFonts w:eastAsia="黑体"/>
+              </w:rPr>
               <w:t xml:space="preserve">​</w:t>
             </w:r>
           </w:p>
@@ -2629,7 +2857,7 @@
             </w:pPr>
             <w:r>
               <w:rPr>
-                <w:rFonts w:hint="eastAsia"/>
+                <w:rFonts w:hint="eastAsia" w:eastAsia="黑体"/>
               </w:rPr>
               <w:t xml:space="preserve">滤波电容</w:t>
             </w:r>
@@ -2642,6 +2870,9 @@
               <w:pStyle w:val="Compact"/>
             </w:pPr>
             <w:r>
+              <w:rPr>
+                <w:rFonts w:eastAsia="黑体"/>
+              </w:rPr>
               <w:t xml:space="preserve">F</w:t>
             </w:r>
           </w:p>
@@ -2684,6 +2915,9 @@
               </m:sSub>
             </m:oMath>
             <w:r>
+              <w:rPr>
+                <w:rFonts w:eastAsia="黑体"/>
+              </w:rPr>
               <w:t xml:space="preserve">​</w:t>
             </w:r>
           </w:p>
@@ -2696,7 +2930,7 @@
             </w:pPr>
             <w:r>
               <w:rPr>
-                <w:rFonts w:hint="eastAsia"/>
+                <w:rFonts w:hint="eastAsia" w:eastAsia="黑体"/>
               </w:rPr>
               <w:t xml:space="preserve">纹波电压</w:t>
             </w:r>
@@ -2709,6 +2943,9 @@
               <w:pStyle w:val="Compact"/>
             </w:pPr>
             <w:r>
+              <w:rPr>
+                <w:rFonts w:eastAsia="黑体"/>
+              </w:rPr>
               <w:t xml:space="preserve">V</w:t>
             </w:r>
           </w:p>
@@ -2742,6 +2979,9 @@
               </m:sSub>
             </m:oMath>
             <w:r>
+              <w:rPr>
+                <w:rFonts w:eastAsia="黑体"/>
+              </w:rPr>
               <w:t xml:space="preserve">​</w:t>
             </w:r>
           </w:p>
@@ -2754,7 +2994,7 @@
             </w:pPr>
             <w:r>
               <w:rPr>
-                <w:rFonts w:hint="eastAsia"/>
+                <w:rFonts w:hint="eastAsia" w:eastAsia="黑体"/>
               </w:rPr>
               <w:t xml:space="preserve">单路输出电流</w:t>
             </w:r>
@@ -2767,6 +3007,9 @@
               <w:pStyle w:val="Compact"/>
             </w:pPr>
             <w:r>
+              <w:rPr>
+                <w:rFonts w:eastAsia="黑体"/>
+              </w:rPr>
               <w:t xml:space="preserve">A</w:t>
             </w:r>
           </w:p>
@@ -2794,6 +3037,9 @@
               </m:sSub>
             </m:oMath>
             <w:r>
+              <w:rPr>
+                <w:rFonts w:eastAsia="黑体"/>
+              </w:rPr>
               <w:t xml:space="preserve">​</w:t>
             </w:r>
           </w:p>
@@ -2806,7 +3052,7 @@
             </w:pPr>
             <w:r>
               <w:rPr>
-                <w:rFonts w:hint="eastAsia"/>
+                <w:rFonts w:hint="eastAsia" w:eastAsia="黑体"/>
               </w:rPr>
               <w:t xml:space="preserve">单路稳压器功耗</w:t>
             </w:r>
@@ -2819,6 +3065,9 @@
               <w:pStyle w:val="Compact"/>
             </w:pPr>
             <w:r>
+              <w:rPr>
+                <w:rFonts w:eastAsia="黑体"/>
+              </w:rPr>
               <w:t xml:space="preserve">W</w:t>
             </w:r>
           </w:p>
@@ -2833,7 +3082,7 @@
       </w:pPr>
       <w:r>
         <w:rPr>
-          <w:rFonts w:hint="eastAsia"/>
+          <w:rFonts w:hint="eastAsia" w:eastAsia="黑体"/>
         </w:rPr>
         <w:t xml:space="preserve">元件调整影响</w:t>
       </w:r>
@@ -2853,6 +3102,7 @@
       </m:oMath>
       <w:r>
         <w:rPr>
+          <w:rFonts w:eastAsia="黑体"/>
           <w:b/>
           <w:bCs/>
         </w:rPr>
@@ -2860,20 +3110,27 @@
       </w:r>
       <w:r>
         <w:rPr>
+          <w:rFonts w:eastAsia="黑体"/>
           <w:b/>
           <w:bCs/>
         </w:rPr>
         <w:t xml:space="preserve">↑</w:t>
       </w:r>
       <w:r>
+        <w:rPr>
+          <w:rFonts w:eastAsia="黑体"/>
+        </w:rPr>
         <w:t xml:space="preserve"> </w:t>
       </w:r>
       <w:r>
+        <w:rPr>
+          <w:rFonts w:eastAsia="黑体"/>
+        </w:rPr>
         <w:t xml:space="preserve">→ </w:t>
       </w:r>
       <w:r>
         <w:rPr>
-          <w:rFonts w:hint="eastAsia"/>
+          <w:rFonts w:hint="eastAsia" w:eastAsia="黑体"/>
         </w:rPr>
         <w:t xml:space="preserve">纹波减小、输出更平直，但上电冲击电流增大。</w:t>
       </w:r>
@@ -2905,6 +3162,7 @@
       </m:oMath>
       <w:r>
         <w:rPr>
+          <w:rFonts w:eastAsia="黑体"/>
           <w:b/>
           <w:bCs/>
         </w:rPr>
@@ -2912,21 +3170,27 @@
       </w:r>
       <w:r>
         <w:rPr>
-          <w:rFonts w:hint="eastAsia"/>
+          <w:rFonts w:hint="eastAsia" w:eastAsia="黑体"/>
           <w:b/>
           <w:bCs/>
         </w:rPr>
         <w:t xml:space="preserve">过高</w:t>
       </w:r>
       <w:r>
+        <w:rPr>
+          <w:rFonts w:eastAsia="黑体"/>
+        </w:rPr>
         <w:t xml:space="preserve"> </w:t>
       </w:r>
       <w:r>
+        <w:rPr>
+          <w:rFonts w:eastAsia="黑体"/>
+        </w:rPr>
         <w:t xml:space="preserve">→ </w:t>
       </w:r>
       <w:r>
         <w:rPr>
-          <w:rFonts w:hint="eastAsia"/>
+          <w:rFonts w:hint="eastAsia" w:eastAsia="黑体"/>
         </w:rPr>
         <w:t xml:space="preserve">稳压裕量足，但稳压器功耗与发热增加。</w:t>
       </w:r>
@@ -2941,21 +3205,27 @@
       </w:pPr>
       <w:r>
         <w:rPr>
-          <w:rFonts w:hint="eastAsia"/>
+          <w:rFonts w:hint="eastAsia" w:eastAsia="黑体"/>
           <w:b/>
           <w:bCs/>
         </w:rPr>
         <w:t xml:space="preserve">两路负载不平衡</w:t>
       </w:r>
       <w:r>
+        <w:rPr>
+          <w:rFonts w:eastAsia="黑体"/>
+        </w:rPr>
         <w:t xml:space="preserve"> </w:t>
       </w:r>
       <w:r>
+        <w:rPr>
+          <w:rFonts w:eastAsia="黑体"/>
+        </w:rPr>
         <w:t xml:space="preserve">→ </w:t>
       </w:r>
       <w:r>
         <w:rPr>
-          <w:rFonts w:hint="eastAsia"/>
+          <w:rFonts w:hint="eastAsia" w:eastAsia="黑体"/>
         </w:rPr>
         <w:t xml:space="preserve">中心抽头电流不对称，变压器需具备相应容量。</w:t>
       </w:r>
@@ -2970,7 +3240,7 @@
       </w:pPr>
       <w:r>
         <w:rPr>
-          <w:rFonts w:hint="eastAsia"/>
+          <w:rFonts w:hint="eastAsia" w:eastAsia="黑体"/>
           <w:b/>
           <w:bCs/>
         </w:rPr>
@@ -2978,6 +3248,7 @@
       </w:r>
       <w:r>
         <w:rPr>
+          <w:rFonts w:eastAsia="黑体"/>
           <w:b/>
           <w:bCs/>
         </w:rPr>
@@ -2985,7 +3256,7 @@
       </w:r>
       <w:r>
         <w:rPr>
-          <w:rFonts w:hint="eastAsia"/>
+          <w:rFonts w:hint="eastAsia" w:eastAsia="黑体"/>
           <w:b/>
           <w:bCs/>
         </w:rPr>
@@ -2993,20 +3264,27 @@
       </w:r>
       <w:r>
         <w:rPr>
+          <w:rFonts w:eastAsia="黑体"/>
           <w:b/>
           <w:bCs/>
         </w:rPr>
         <w:t xml:space="preserve"> 79xx</w:t>
       </w:r>
       <w:r>
+        <w:rPr>
+          <w:rFonts w:eastAsia="黑体"/>
+        </w:rPr>
         <w:t xml:space="preserve"> </w:t>
       </w:r>
       <w:r>
+        <w:rPr>
+          <w:rFonts w:eastAsia="黑体"/>
+        </w:rPr>
         <w:t xml:space="preserve">→ </w:t>
       </w:r>
       <w:r>
         <w:rPr>
-          <w:rFonts w:hint="eastAsia"/>
+          <w:rFonts w:hint="eastAsia" w:eastAsia="黑体"/>
         </w:rPr>
         <w:t xml:space="preserve">接线脚位不同，不能混用。</w:t>
       </w:r>
@@ -3019,7 +3297,7 @@
       </w:pPr>
       <w:r>
         <w:rPr>
-          <w:rFonts w:hint="eastAsia"/>
+          <w:rFonts w:hint="eastAsia" w:eastAsia="黑体"/>
         </w:rPr>
         <w:t xml:space="preserve">典型参数示例</w:t>
       </w:r>
@@ -3034,20 +3312,26 @@
       </w:pPr>
       <w:r>
         <w:rPr>
-          <w:rFonts w:hint="eastAsia"/>
+          <w:rFonts w:hint="eastAsia" w:eastAsia="黑体"/>
         </w:rPr>
         <w:t xml:space="preserve">目标</w:t>
       </w:r>
       <w:r>
+        <w:rPr>
+          <w:rFonts w:eastAsia="黑体"/>
+        </w:rPr>
         <w:t xml:space="preserve"> ±15 </w:t>
       </w:r>
       <w:r>
         <w:rPr>
-          <w:rFonts w:hint="eastAsia"/>
+          <w:rFonts w:hint="eastAsia" w:eastAsia="黑体"/>
         </w:rPr>
         <w:t xml:space="preserve">V，取</w:t>
       </w:r>
       <w:r>
+        <w:rPr>
+          <w:rFonts w:eastAsia="黑体"/>
+        </w:rPr>
         <w:t xml:space="preserve"> </w:t>
       </w:r>
       <m:oMath>
@@ -3111,6 +3395,9 @@
         </m:r>
       </m:oMath>
       <w:r>
+        <w:rPr>
+          <w:rFonts w:eastAsia="黑体"/>
+        </w:rPr>
         <w:t xml:space="preserve">、</w:t>
       </w:r>
       <m:oMath>
@@ -3154,11 +3441,14 @@
       </m:oMath>
       <w:r>
         <w:rPr>
-          <w:rFonts w:hint="eastAsia"/>
+          <w:rFonts w:hint="eastAsia" w:eastAsia="黑体"/>
         </w:rPr>
         <w:t xml:space="preserve">：单路</w:t>
       </w:r>
       <w:r>
+        <w:rPr>
+          <w:rFonts w:eastAsia="黑体"/>
+        </w:rPr>
         <w:t xml:space="preserve"> </w:t>
       </w:r>
       <m:oMath>
@@ -3234,6 +3524,9 @@
         </m:r>
       </m:oMath>
       <w:r>
+        <w:rPr>
+          <w:rFonts w:eastAsia="黑体"/>
+        </w:rPr>
         <w:t xml:space="preserve">。</w:t>
       </w:r>
     </w:p>
@@ -3247,7 +3540,7 @@
       </w:pPr>
       <w:r>
         <w:rPr>
-          <w:rFonts w:hint="eastAsia"/>
+          <w:rFonts w:hint="eastAsia" w:eastAsia="黑体"/>
         </w:rPr>
         <w:t xml:space="preserve">滤波电容：</w:t>
       </w:r>
@@ -3291,6 +3584,9 @@
         </m:r>
       </m:oMath>
       <w:r>
+        <w:rPr>
+          <w:rFonts w:eastAsia="黑体"/>
+        </w:rPr>
         <w:t xml:space="preserve">、</w:t>
       </w:r>
       <m:oMath>
@@ -3342,6 +3638,9 @@
         </m:r>
       </m:oMath>
       <w:r>
+        <w:rPr>
+          <w:rFonts w:eastAsia="黑体"/>
+        </w:rPr>
         <w:t xml:space="preserve">、</w:t>
       </w:r>
       <m:oMath>
@@ -3394,7 +3693,7 @@
       </m:oMath>
       <w:r>
         <w:rPr>
-          <w:rFonts w:hint="eastAsia"/>
+          <w:rFonts w:hint="eastAsia" w:eastAsia="黑体"/>
         </w:rPr>
         <w:t xml:space="preserve">：</w:t>
       </w:r>
@@ -3462,6 +3761,9 @@
         </m:r>
       </m:oMath>
       <w:r>
+        <w:rPr>
+          <w:rFonts w:eastAsia="黑体"/>
+        </w:rPr>
         <w:t xml:space="preserve">。</w:t>
       </w:r>
     </w:p>
@@ -3473,7 +3775,7 @@
       </w:pPr>
       <w:r>
         <w:rPr>
-          <w:rFonts w:hint="eastAsia"/>
+          <w:rFonts w:hint="eastAsia" w:eastAsia="黑体"/>
         </w:rPr>
         <w:t xml:space="preserve">常见器件型号</w:t>
       </w:r>
@@ -3488,7 +3790,7 @@
       </w:pPr>
       <w:r>
         <w:rPr>
-          <w:rFonts w:hint="eastAsia"/>
+          <w:rFonts w:hint="eastAsia" w:eastAsia="黑体"/>
         </w:rPr>
         <w:t xml:space="preserve">正压：7815、7812、7809；负压：7915、7912、7909。</w:t>
       </w:r>
@@ -3503,16 +3805,19 @@
       </w:pPr>
       <w:r>
         <w:rPr>
-          <w:rFonts w:hint="eastAsia"/>
+          <w:rFonts w:hint="eastAsia" w:eastAsia="黑体"/>
         </w:rPr>
         <w:t xml:space="preserve">低压差双路替代：LM317/LM337</w:t>
       </w:r>
       <w:r>
+        <w:rPr>
+          <w:rFonts w:eastAsia="黑体"/>
+        </w:rPr>
         <w:t xml:space="preserve"> </w:t>
       </w:r>
       <w:r>
         <w:rPr>
-          <w:rFonts w:hint="eastAsia"/>
+          <w:rFonts w:hint="eastAsia" w:eastAsia="黑体"/>
         </w:rPr>
         <w:t xml:space="preserve">构成可调双电源。</w:t>
       </w:r>
@@ -3527,16 +3832,19 @@
       </w:pPr>
       <w:r>
         <w:rPr>
-          <w:rFonts w:hint="eastAsia"/>
+          <w:rFonts w:hint="eastAsia" w:eastAsia="黑体"/>
         </w:rPr>
         <w:t xml:space="preserve">整流二极管：1N4007、1N5408；整流桥：KBPC、GBU</w:t>
       </w:r>
       <w:r>
+        <w:rPr>
+          <w:rFonts w:eastAsia="黑体"/>
+        </w:rPr>
         <w:t xml:space="preserve"> </w:t>
       </w:r>
       <w:r>
         <w:rPr>
-          <w:rFonts w:hint="eastAsia"/>
+          <w:rFonts w:hint="eastAsia" w:eastAsia="黑体"/>
         </w:rPr>
         <w:t xml:space="preserve">系列。</w:t>
       </w:r>
@@ -3549,7 +3857,7 @@
       </w:pPr>
       <w:r>
         <w:rPr>
-          <w:rFonts w:hint="eastAsia"/>
+          <w:rFonts w:hint="eastAsia" w:eastAsia="黑体"/>
         </w:rPr>
         <w:t xml:space="preserve">注意事项</w:t>
       </w:r>
@@ -3563,20 +3871,26 @@
         </w:numPr>
       </w:pPr>
       <w:r>
+        <w:rPr>
+          <w:rFonts w:eastAsia="黑体"/>
+        </w:rPr>
         <w:t xml:space="preserve">79xx </w:t>
       </w:r>
       <w:r>
         <w:rPr>
-          <w:rFonts w:hint="eastAsia"/>
+          <w:rFonts w:hint="eastAsia" w:eastAsia="黑体"/>
         </w:rPr>
         <w:t xml:space="preserve">引脚排列与</w:t>
       </w:r>
       <w:r>
+        <w:rPr>
+          <w:rFonts w:eastAsia="黑体"/>
+        </w:rPr>
         <w:t xml:space="preserve"> 78xx </w:t>
       </w:r>
       <w:r>
         <w:rPr>
-          <w:rFonts w:hint="eastAsia"/>
+          <w:rFonts w:hint="eastAsia" w:eastAsia="黑体"/>
         </w:rPr>
         <w:t xml:space="preserve">不同（输入/输出/地位置相异），接线前务必核对数据手册。</w:t>
       </w:r>
@@ -3591,7 +3905,7 @@
       </w:pPr>
       <w:r>
         <w:rPr>
-          <w:rFonts w:hint="eastAsia"/>
+          <w:rFonts w:hint="eastAsia" w:eastAsia="黑体"/>
         </w:rPr>
         <w:t xml:space="preserve">变压器中心抽头必须真正接地，且滤波电容极性正确，否则会损坏稳压器或电容。</w:t>
       </w:r>
@@ -3606,7 +3920,7 @@
       </w:pPr>
       <w:r>
         <w:rPr>
-          <w:rFonts w:hint="eastAsia"/>
+          <w:rFonts w:hint="eastAsia" w:eastAsia="黑体"/>
         </w:rPr>
         <w:t xml:space="preserve">正负负载最好对称，避免单路过载；每路稳压器都要遵守压差与散热要求。</w:t>
       </w:r>
@@ -3619,7 +3933,7 @@
       </w:pPr>
       <w:r>
         <w:rPr>
-          <w:rFonts w:hint="eastAsia"/>
+          <w:rFonts w:hint="eastAsia" w:eastAsia="黑体"/>
         </w:rPr>
         <w:t xml:space="preserve">参考资料</w:t>
       </w:r>
@@ -3634,7 +3948,7 @@
       </w:pPr>
       <w:r>
         <w:rPr>
-          <w:rFonts w:hint="eastAsia"/>
+          <w:rFonts w:hint="eastAsia" w:eastAsia="黑体"/>
         </w:rPr>
         <w:t xml:space="preserve">《模拟电子技术基础》（童诗白、华成英）。</w:t>
       </w:r>
@@ -3648,11 +3962,14 @@
         </w:numPr>
       </w:pPr>
       <w:r>
+        <w:rPr>
+          <w:rFonts w:eastAsia="黑体"/>
+        </w:rPr>
         <w:t xml:space="preserve">TI LM78xx / LM79xx </w:t>
       </w:r>
       <w:r>
         <w:rPr>
-          <w:rFonts w:hint="eastAsia"/>
+          <w:rFonts w:hint="eastAsia" w:eastAsia="黑体"/>
         </w:rPr>
         <w:t xml:space="preserve">数据手册。</w:t>
       </w:r>
@@ -3666,6 +3983,9 @@
         </w:numPr>
       </w:pPr>
       <w:r>
+        <w:rPr>
+          <w:rFonts w:eastAsia="黑体"/>
+        </w:rPr>
         <w:t xml:space="preserve">Wikipedia: Linear regulator。</w:t>
       </w:r>
     </w:p>
@@ -3678,11 +3998,11 @@
       </w:pPr>
       <w:r>
         <w:rPr>
-          <w:rFonts w:ascii="Times New Roman" w:hAnsi="Times New Roman"/>
+          <w:rFonts w:ascii="Times New Roman" w:hAnsi="Times New Roman" w:eastAsia="黑体"/>
           <w:color w:val="555555"/>
           <w:sz w:val="21"/>
         </w:rPr>
-        <w:t>材料收集者：杜文杰</w:t>
+        <w:t>材料收集者：杜文杰，WX手机：19519196569，QQ:3478827729</w:t>
       </w:r>
     </w:p>
     <w:sectPr>
@@ -3702,7 +4022,7 @@
 </file>
 
 <file path=word/footer1.xml><?xml version="1.0" encoding="utf-8"?>
-<w:ftr xmlns:m="http://schemas.openxmlformats.org/officeDocument/2006/math" xmlns:mc="http://schemas.openxmlformats.org/markup-compatibility/2006" xmlns:mo="http://schemas.microsoft.com/office/mac/office/2008/main" xmlns:mv="urn:schemas-microsoft-com:mac:vml" xmlns:o="urn:schemas-microsoft-com:office:office" xmlns:r="http://schemas.openxmlformats.org/officeDocument/2006/relationships" xmlns:v="urn:schemas-microsoft-com:vml" xmlns:w10="urn:schemas-microsoft-com:office:word" xmlns:w14="http://schemas.microsoft.com/office/word/2010/wordml" xmlns:w="http://schemas.openxmlformats.org/wordprocessingml/2006/main" xmlns:wne="http://schemas.microsoft.com/office/word/2006/wordml" xmlns:wp14="http://schemas.microsoft.com/office/word/2010/wordprocessingDrawing" xmlns:wp="http://schemas.openxmlformats.org/drawingml/2006/wordprocessingDrawing" xmlns:wpc="http://schemas.microsoft.com/office/word/2010/wordprocessingCanvas" xmlns:wpg="http://schemas.microsoft.com/office/word/2010/wordprocessingGroup" xmlns:wpi="http://schemas.microsoft.com/office/word/2010/wordprocessingInk" xmlns:wps="http://schemas.microsoft.com/office/word/2010/wordprocessingShape" mc:Ignorable="w14 wp14">
+<w:ftr xmlns:mc="http://schemas.openxmlformats.org/markup-compatibility/2006" xmlns:w="http://schemas.openxmlformats.org/wordprocessingml/2006/main" xmlns:m="http://schemas.openxmlformats.org/officeDocument/2006/math" xmlns:mo="http://schemas.microsoft.com/office/mac/office/2008/main" xmlns:mv="urn:schemas-microsoft-com:mac:vml" xmlns:o="urn:schemas-microsoft-com:office:office" xmlns:r="http://schemas.openxmlformats.org/officeDocument/2006/relationships" xmlns:v="urn:schemas-microsoft-com:vml" xmlns:w10="urn:schemas-microsoft-com:office:word" xmlns:w14="http://schemas.microsoft.com/office/word/2010/wordml" xmlns:wne="http://schemas.microsoft.com/office/word/2006/wordml" xmlns:wp14="http://schemas.microsoft.com/office/word/2010/wordprocessingDrawing" xmlns:wp="http://schemas.openxmlformats.org/drawingml/2006/wordprocessingDrawing" xmlns:wpc="http://schemas.microsoft.com/office/word/2010/wordprocessingCanvas" xmlns:wpg="http://schemas.microsoft.com/office/word/2010/wordprocessingGroup" xmlns:wpi="http://schemas.microsoft.com/office/word/2010/wordprocessingInk" xmlns:wps="http://schemas.microsoft.com/office/word/2010/wordprocessingShape" mc:Ignorable="w14 wp14">
   <w:p>
     <w:pPr>
       <w:pStyle w:val="Footer"/>
@@ -3710,12 +4030,14 @@
     </w:pPr>
     <w:r>
       <w:rPr>
+        <w:rFonts w:eastAsia="黑体"/>
         <w:sz w:val="18"/>
       </w:rPr>
       <w:t xml:space="preserve">第 </w:t>
     </w:r>
     <w:r>
       <w:rPr>
+        <w:rFonts w:eastAsia="黑体"/>
         <w:sz w:val="18"/>
       </w:rPr>
       <w:fldChar w:fldCharType="begin"/>
@@ -3724,6 +4046,7 @@
     </w:r>
     <w:r>
       <w:rPr>
+        <w:rFonts w:eastAsia="黑体"/>
         <w:sz w:val="18"/>
       </w:rPr>
       <w:t xml:space="preserve"> 页</w:t>
@@ -3737,6 +4060,9 @@
   <w:footnote w:type="continuationSeparator" w:id="0">
     <w:p>
       <w:r>
+        <w:rPr>
+          <w:rFonts w:eastAsia="黑体"/>
+        </w:rPr>
         <w:continuationSeparator/>
       </w:r>
     </w:p>
@@ -3744,6 +4070,9 @@
   <w:footnote w:type="separator" w:id="-1">
     <w:p>
       <w:r>
+        <w:rPr>
+          <w:rFonts w:eastAsia="黑体"/>
+        </w:rPr>
         <w:separator/>
       </w:r>
     </w:p>
@@ -3752,7 +4081,7 @@
 </file>
 
 <file path=word/header1.xml><?xml version="1.0" encoding="utf-8"?>
-<w:hdr xmlns:m="http://schemas.openxmlformats.org/officeDocument/2006/math" xmlns:mc="http://schemas.openxmlformats.org/markup-compatibility/2006" xmlns:mo="http://schemas.microsoft.com/office/mac/office/2008/main" xmlns:mv="urn:schemas-microsoft-com:mac:vml" xmlns:o="urn:schemas-microsoft-com:office:office" xmlns:r="http://schemas.openxmlformats.org/officeDocument/2006/relationships" xmlns:v="urn:schemas-microsoft-com:vml" xmlns:w10="urn:schemas-microsoft-com:office:word" xmlns:w14="http://schemas.microsoft.com/office/word/2010/wordml" xmlns:w="http://schemas.openxmlformats.org/wordprocessingml/2006/main" xmlns:wne="http://schemas.microsoft.com/office/word/2006/wordml" xmlns:wp14="http://schemas.microsoft.com/office/word/2010/wordprocessingDrawing" xmlns:wp="http://schemas.openxmlformats.org/drawingml/2006/wordprocessingDrawing" xmlns:wpc="http://schemas.microsoft.com/office/word/2010/wordprocessingCanvas" xmlns:wpg="http://schemas.microsoft.com/office/word/2010/wordprocessingGroup" xmlns:wpi="http://schemas.microsoft.com/office/word/2010/wordprocessingInk" xmlns:wps="http://schemas.microsoft.com/office/word/2010/wordprocessingShape" mc:Ignorable="w14 wp14">
+<w:hdr xmlns:mc="http://schemas.openxmlformats.org/markup-compatibility/2006" xmlns:w="http://schemas.openxmlformats.org/wordprocessingml/2006/main" xmlns:m="http://schemas.openxmlformats.org/officeDocument/2006/math" xmlns:mo="http://schemas.microsoft.com/office/mac/office/2008/main" xmlns:mv="urn:schemas-microsoft-com:mac:vml" xmlns:o="urn:schemas-microsoft-com:office:office" xmlns:r="http://schemas.openxmlformats.org/officeDocument/2006/relationships" xmlns:v="urn:schemas-microsoft-com:vml" xmlns:w10="urn:schemas-microsoft-com:office:word" xmlns:w14="http://schemas.microsoft.com/office/word/2010/wordml" xmlns:wne="http://schemas.microsoft.com/office/word/2006/wordml" xmlns:wp14="http://schemas.microsoft.com/office/word/2010/wordprocessingDrawing" xmlns:wp="http://schemas.openxmlformats.org/drawingml/2006/wordprocessingDrawing" xmlns:wpc="http://schemas.microsoft.com/office/word/2010/wordprocessingCanvas" xmlns:wpg="http://schemas.microsoft.com/office/word/2010/wordprocessingGroup" xmlns:wpi="http://schemas.microsoft.com/office/word/2010/wordprocessingInk" xmlns:wps="http://schemas.microsoft.com/office/word/2010/wordprocessingShape" mc:Ignorable="w14 wp14">
   <w:p>
     <w:pPr>
       <w:pStyle w:val="Header"/>
@@ -3760,7 +4089,7 @@
     </w:pPr>
     <w:r>
       <w:rPr>
-        <w:rFonts w:ascii="Times New Roman" w:hAnsi="Times New Roman"/>
+        <w:rFonts w:ascii="Times New Roman" w:hAnsi="Times New Roman" w:eastAsia="黑体"/>
         <w:sz w:val="18"/>
         <w:rFonts w:eastAsia="黑体"/>
         <w:rFonts w:eastAsia="黑体"/>
@@ -3772,7 +4101,7 @@
 </file>
 
 <file path=word/numbering.xml><?xml version="1.0" encoding="utf-8"?>
-<w:numbering xmlns:m="http://schemas.openxmlformats.org/officeDocument/2006/math" xmlns:mc="http://schemas.openxmlformats.org/markup-compatibility/2006" xmlns:mo="http://schemas.microsoft.com/office/mac/office/2008/main" xmlns:mv="urn:schemas-microsoft-com:mac:vml" xmlns:o="urn:schemas-microsoft-com:office:office" xmlns:r="http://schemas.openxmlformats.org/officeDocument/2006/relationships" xmlns:v="urn:schemas-microsoft-com:vml" xmlns:w="http://schemas.openxmlformats.org/wordprocessingml/2006/main" xmlns:w10="urn:schemas-microsoft-com:office:word" xmlns:w14="http://schemas.microsoft.com/office/word/2010/wordml" xmlns:wne="http://schemas.microsoft.com/office/word/2006/wordml" xmlns:wp="http://schemas.openxmlformats.org/drawingml/2006/wordprocessingDrawing" xmlns:wp14="http://schemas.microsoft.com/office/word/2010/wordprocessingDrawing" xmlns:wpc="http://schemas.microsoft.com/office/word/2010/wordprocessingCanvas" xmlns:wpg="http://schemas.microsoft.com/office/word/2010/wordprocessingGroup" xmlns:wpi="http://schemas.microsoft.com/office/word/2010/wordprocessingInk" xmlns:wps="http://schemas.microsoft.com/office/word/2010/wordprocessingShape" mc:Ignorable="w14 wp14">
+<w:numbering xmlns:mc="http://schemas.openxmlformats.org/markup-compatibility/2006" xmlns:w="http://schemas.openxmlformats.org/wordprocessingml/2006/main" xmlns:m="http://schemas.openxmlformats.org/officeDocument/2006/math" xmlns:mo="http://schemas.microsoft.com/office/mac/office/2008/main" xmlns:mv="urn:schemas-microsoft-com:mac:vml" xmlns:o="urn:schemas-microsoft-com:office:office" xmlns:r="http://schemas.openxmlformats.org/officeDocument/2006/relationships" xmlns:v="urn:schemas-microsoft-com:vml" xmlns:w10="urn:schemas-microsoft-com:office:word" xmlns:w14="http://schemas.microsoft.com/office/word/2010/wordml" xmlns:wne="http://schemas.microsoft.com/office/word/2006/wordml" xmlns:wp="http://schemas.openxmlformats.org/drawingml/2006/wordprocessingDrawing" xmlns:wp14="http://schemas.microsoft.com/office/word/2010/wordprocessingDrawing" xmlns:wpc="http://schemas.microsoft.com/office/word/2010/wordprocessingCanvas" xmlns:wpg="http://schemas.microsoft.com/office/word/2010/wordprocessingGroup" xmlns:wpi="http://schemas.microsoft.com/office/word/2010/wordprocessingInk" xmlns:wps="http://schemas.microsoft.com/office/word/2010/wordprocessingShape" mc:Ignorable="w14 wp14">
   <w:abstractNum w:abstractNumId="0">
     <w:nsid w:val="FFFFFF7C"/>
     <w:multiLevelType w:val="singleLevel"/>
@@ -3859,7 +4188,7 @@
         <w:ind w:hanging="360" w:left="1440"/>
       </w:pPr>
       <w:rPr>
-        <w:rFonts w:ascii="Symbol" w:hAnsi="Symbol" w:hint="default"/>
+        <w:rFonts w:ascii="Symbol" w:hAnsi="Symbol" w:hint="default" w:eastAsia="黑体"/>
       </w:rPr>
     </w:lvl>
   </w:abstractNum>
@@ -3880,7 +4209,7 @@
         <w:ind w:hanging="360" w:left="1080"/>
       </w:pPr>
       <w:rPr>
-        <w:rFonts w:ascii="Symbol" w:hAnsi="Symbol" w:hint="default"/>
+        <w:rFonts w:ascii="Symbol" w:hAnsi="Symbol" w:hint="default" w:eastAsia="黑体"/>
       </w:rPr>
     </w:lvl>
   </w:abstractNum>
@@ -3901,7 +4230,7 @@
         <w:ind w:hanging="360" w:left="720"/>
       </w:pPr>
       <w:rPr>
-        <w:rFonts w:ascii="Symbol" w:hAnsi="Symbol" w:hint="default"/>
+        <w:rFonts w:ascii="Symbol" w:hAnsi="Symbol" w:hint="default" w:eastAsia="黑体"/>
       </w:rPr>
     </w:lvl>
   </w:abstractNum>
@@ -3940,7 +4269,7 @@
         <w:ind w:hanging="360" w:left="360"/>
       </w:pPr>
       <w:rPr>
-        <w:rFonts w:ascii="Symbol" w:hAnsi="Symbol" w:hint="default"/>
+        <w:rFonts w:ascii="Symbol" w:hAnsi="Symbol" w:hint="default" w:eastAsia="黑体"/>
       </w:rPr>
     </w:lvl>
   </w:abstractNum>
@@ -4031,7 +4360,7 @@
         <w:ind w:left="720" w:hanging="360"/>
       </w:pPr>
       <w:rPr>
-        <w:rFonts w:ascii="Symbol" w:hAnsi="Symbol" w:cs="Symbol" w:hint="default"/>
+        <w:rFonts w:ascii="Symbol" w:hAnsi="Symbol" w:cs="Symbol" w:hint="default" w:eastAsia="黑体"/>
       </w:rPr>
     </w:lvl>
     <w:lvl w:ilvl="1">
@@ -4042,7 +4371,7 @@
         <w:ind w:left="1440" w:hanging="360"/>
       </w:pPr>
       <w:rPr>
-        <w:rFonts w:ascii="Courier New" w:hAnsi="Courier New" w:cs="Courier New" w:hint="default"/>
+        <w:rFonts w:ascii="Courier New" w:hAnsi="Courier New" w:cs="Courier New" w:hint="default" w:eastAsia="黑体"/>
       </w:rPr>
     </w:lvl>
     <w:lvl w:ilvl="2">
@@ -4053,7 +4382,7 @@
         <w:ind w:left="2160" w:hanging="360"/>
       </w:pPr>
       <w:rPr>
-        <w:rFonts w:ascii="Wingdings" w:hAnsi="Wingdings" w:cs="Wingdings" w:hint="default"/>
+        <w:rFonts w:ascii="Wingdings" w:hAnsi="Wingdings" w:cs="Wingdings" w:hint="default" w:eastAsia="黑体"/>
       </w:rPr>
     </w:lvl>
     <w:lvl w:ilvl="3">
@@ -4064,7 +4393,7 @@
         <w:ind w:left="2880" w:hanging="360"/>
       </w:pPr>
       <w:rPr>
-        <w:rFonts w:ascii="Symbol" w:hAnsi="Symbol" w:cs="Symbol" w:hint="default"/>
+        <w:rFonts w:ascii="Symbol" w:hAnsi="Symbol" w:cs="Symbol" w:hint="default" w:eastAsia="黑体"/>
       </w:rPr>
     </w:lvl>
     <w:lvl w:ilvl="4">
@@ -4075,7 +4404,7 @@
         <w:ind w:left="3600" w:hanging="360"/>
       </w:pPr>
       <w:rPr>
-        <w:rFonts w:ascii="Courier New" w:hAnsi="Courier New" w:cs="Courier New" w:hint="default"/>
+        <w:rFonts w:ascii="Courier New" w:hAnsi="Courier New" w:cs="Courier New" w:hint="default" w:eastAsia="黑体"/>
       </w:rPr>
     </w:lvl>
     <w:lvl w:ilvl="5">
@@ -4086,7 +4415,7 @@
         <w:ind w:left="4320" w:hanging="360"/>
       </w:pPr>
       <w:rPr>
-        <w:rFonts w:ascii="Wingdings" w:hAnsi="Wingdings" w:cs="Wingdings" w:hint="default"/>
+        <w:rFonts w:ascii="Wingdings" w:hAnsi="Wingdings" w:cs="Wingdings" w:hint="default" w:eastAsia="黑体"/>
       </w:rPr>
     </w:lvl>
     <w:lvl w:ilvl="6">
@@ -4097,7 +4426,7 @@
         <w:ind w:left="5040" w:hanging="360"/>
       </w:pPr>
       <w:rPr>
-        <w:rFonts w:ascii="Symbol" w:hAnsi="Symbol" w:cs="Symbol" w:hint="default"/>
+        <w:rFonts w:ascii="Symbol" w:hAnsi="Symbol" w:cs="Symbol" w:hint="default" w:eastAsia="黑体"/>
       </w:rPr>
     </w:lvl>
     <w:lvl w:ilvl="7">
@@ -4108,7 +4437,7 @@
         <w:ind w:left="5760" w:hanging="360"/>
       </w:pPr>
       <w:rPr>
-        <w:rFonts w:ascii="Courier New" w:hAnsi="Courier New" w:cs="Courier New" w:hint="default"/>
+        <w:rFonts w:ascii="Courier New" w:hAnsi="Courier New" w:cs="Courier New" w:hint="default" w:eastAsia="黑体"/>
       </w:rPr>
     </w:lvl>
     <w:lvl w:ilvl="8">
@@ -4119,7 +4448,7 @@
         <w:ind w:left="6480" w:hanging="360"/>
       </w:pPr>
       <w:rPr>
-        <w:rFonts w:ascii="Wingdings" w:hAnsi="Wingdings" w:cs="Wingdings" w:hint="default"/>
+        <w:rFonts w:ascii="Wingdings" w:hAnsi="Wingdings" w:cs="Wingdings" w:hint="default" w:eastAsia="黑体"/>
       </w:rPr>
     </w:lvl>
   </w:abstractNum>
@@ -4175,11 +4504,11 @@
 </file>
 
 <file path=word/styles.xml><?xml version="1.0" encoding="utf-8"?>
-<w:styles xmlns:mc="http://schemas.openxmlformats.org/markup-compatibility/2006" xmlns:r="http://schemas.openxmlformats.org/officeDocument/2006/relationships" xmlns:w="http://schemas.openxmlformats.org/wordprocessingml/2006/main" xmlns:w14="http://schemas.microsoft.com/office/word/2010/wordml" mc:Ignorable="w14">
+<w:styles xmlns:mc="http://schemas.openxmlformats.org/markup-compatibility/2006" xmlns:w="http://schemas.openxmlformats.org/wordprocessingml/2006/main" xmlns:r="http://schemas.openxmlformats.org/officeDocument/2006/relationships" xmlns:w14="http://schemas.microsoft.com/office/word/2010/wordml" mc:Ignorable="w14">
   <w:docDefaults>
     <w:rPrDefault>
       <w:rPr>
-        <w:rFonts w:asciiTheme="minorHAnsi" w:cstheme="minorBidi" w:eastAsiaTheme="minorEastAsia" w:hAnsiTheme="minorHAnsi"/>
+        <w:rFonts w:asciiTheme="minorHAnsi" w:cstheme="minorBidi" w:hAnsiTheme="minorHAnsi" w:eastAsia="黑体"/>
         <w:sz w:val="22"/>
         <w:szCs w:val="22"/>
         <w:lang w:bidi="ar-SA" w:eastAsia="en-US" w:val="en-US"/>
@@ -4401,7 +4730,7 @@
       <w:outlineLvl w:val="0"/>
     </w:pPr>
     <w:rPr>
-      <w:rFonts w:ascii="Times New Roman" w:asciiTheme="majorHAnsi" w:cstheme="majorBidi" w:eastAsia="黑体" w:eastAsiaTheme="majorEastAsia" w:hAnsi="Times New Roman" w:hAnsiTheme="majorHAnsi"/>
+      <w:rFonts w:ascii="Times New Roman" w:asciiTheme="majorHAnsi" w:cstheme="majorBidi" w:eastAsia="黑体" w:hAnsi="Times New Roman" w:hAnsiTheme="majorHAnsi"/>
       <w:b/>
       <w:bCs/>
       <w:color w:val="1F3864"/>
@@ -4425,7 +4754,7 @@
       <w:outlineLvl w:val="1"/>
     </w:pPr>
     <w:rPr>
-      <w:rFonts w:ascii="Times New Roman" w:asciiTheme="majorHAnsi" w:cstheme="majorBidi" w:eastAsia="黑体" w:eastAsiaTheme="majorEastAsia" w:hAnsi="Times New Roman" w:hAnsiTheme="majorHAnsi"/>
+      <w:rFonts w:ascii="Times New Roman" w:asciiTheme="majorHAnsi" w:cstheme="majorBidi" w:eastAsia="黑体" w:hAnsi="Times New Roman" w:hAnsiTheme="majorHAnsi"/>
       <w:b/>
       <w:bCs/>
       <w:color w:val="2E4E7E"/>
@@ -4449,7 +4778,7 @@
       <w:outlineLvl w:val="2"/>
     </w:pPr>
     <w:rPr>
-      <w:rFonts w:ascii="Times New Roman" w:asciiTheme="majorHAnsi" w:cstheme="majorBidi" w:eastAsia="黑体" w:eastAsiaTheme="majorEastAsia" w:hAnsi="Times New Roman" w:hAnsiTheme="majorHAnsi"/>
+      <w:rFonts w:ascii="Times New Roman" w:asciiTheme="majorHAnsi" w:cstheme="majorBidi" w:eastAsia="黑体" w:hAnsi="Times New Roman" w:hAnsiTheme="majorHAnsi"/>
       <w:b/>
       <w:bCs/>
       <w:color w:val="2E4E7E"/>
@@ -4473,7 +4802,7 @@
       <w:outlineLvl w:val="3"/>
     </w:pPr>
     <w:rPr>
-      <w:rFonts w:ascii="Times New Roman" w:asciiTheme="majorHAnsi" w:cstheme="majorBidi" w:eastAsia="黑体" w:eastAsiaTheme="majorEastAsia" w:hAnsi="Times New Roman" w:hAnsiTheme="majorHAnsi"/>
+      <w:rFonts w:ascii="Times New Roman" w:asciiTheme="majorHAnsi" w:cstheme="majorBidi" w:eastAsia="黑体" w:hAnsi="Times New Roman" w:hAnsiTheme="majorHAnsi"/>
       <w:b/>
       <w:bCs/>
       <w:i/>
@@ -4499,7 +4828,7 @@
       <w:outlineLvl w:val="4"/>
     </w:pPr>
     <w:rPr>
-      <w:rFonts w:ascii="Times New Roman" w:asciiTheme="majorHAnsi" w:cstheme="majorBidi" w:eastAsia="黑体" w:eastAsiaTheme="majorEastAsia" w:hAnsi="Times New Roman" w:hAnsiTheme="majorHAnsi"/>
+      <w:rFonts w:ascii="Times New Roman" w:asciiTheme="majorHAnsi" w:cstheme="majorBidi" w:eastAsia="黑体" w:hAnsi="Times New Roman" w:hAnsiTheme="majorHAnsi"/>
       <w:b/>
       <w:color w:val="333333"/>
       <w:sz w:val="22"/>
@@ -4522,7 +4851,7 @@
       <w:outlineLvl w:val="5"/>
     </w:pPr>
     <w:rPr>
-      <w:rFonts w:asciiTheme="majorHAnsi" w:cstheme="majorBidi" w:eastAsiaTheme="majorEastAsia" w:hAnsiTheme="majorHAnsi"/>
+      <w:rFonts w:asciiTheme="majorHAnsi" w:cstheme="majorBidi" w:hAnsiTheme="majorHAnsi" w:eastAsia="黑体"/>
       <w:i/>
       <w:iCs/>
       <w:color w:themeColor="accent1" w:themeShade="7F" w:val="243F60"/>
@@ -4545,7 +4874,7 @@
       <w:outlineLvl w:val="6"/>
     </w:pPr>
     <w:rPr>
-      <w:rFonts w:asciiTheme="majorHAnsi" w:cstheme="majorBidi" w:eastAsiaTheme="majorEastAsia" w:hAnsiTheme="majorHAnsi"/>
+      <w:rFonts w:asciiTheme="majorHAnsi" w:cstheme="majorBidi" w:hAnsiTheme="majorHAnsi" w:eastAsia="黑体"/>
       <w:i/>
       <w:iCs/>
       <w:color w:themeColor="text1" w:themeTint="BF" w:val="404040"/>
@@ -4568,7 +4897,7 @@
       <w:outlineLvl w:val="7"/>
     </w:pPr>
     <w:rPr>
-      <w:rFonts w:asciiTheme="majorHAnsi" w:cstheme="majorBidi" w:eastAsiaTheme="majorEastAsia" w:hAnsiTheme="majorHAnsi"/>
+      <w:rFonts w:asciiTheme="majorHAnsi" w:cstheme="majorBidi" w:hAnsiTheme="majorHAnsi" w:eastAsia="黑体"/>
       <w:color w:themeColor="accent1" w:val="4F81BD"/>
       <w:sz w:val="20"/>
       <w:szCs w:val="20"/>
@@ -4591,7 +4920,7 @@
       <w:outlineLvl w:val="8"/>
     </w:pPr>
     <w:rPr>
-      <w:rFonts w:asciiTheme="majorHAnsi" w:cstheme="majorBidi" w:eastAsiaTheme="majorEastAsia" w:hAnsiTheme="majorHAnsi"/>
+      <w:rFonts w:asciiTheme="majorHAnsi" w:cstheme="majorBidi" w:hAnsiTheme="majorHAnsi" w:eastAsia="黑体"/>
       <w:i/>
       <w:iCs/>
       <w:color w:themeColor="text1" w:themeTint="BF" w:val="404040"/>
@@ -4642,7 +4971,7 @@
     <w:uiPriority w:val="9"/>
     <w:rsid w:val="00FC693F"/>
     <w:rPr>
-      <w:rFonts w:asciiTheme="majorHAnsi" w:cstheme="majorBidi" w:eastAsiaTheme="majorEastAsia" w:hAnsiTheme="majorHAnsi"/>
+      <w:rFonts w:asciiTheme="majorHAnsi" w:cstheme="majorBidi" w:hAnsiTheme="majorHAnsi" w:eastAsia="黑体"/>
       <w:b/>
       <w:bCs/>
       <w:color w:themeColor="accent1" w:themeShade="BF" w:val="365F91"/>
@@ -4657,7 +4986,7 @@
     <w:uiPriority w:val="9"/>
     <w:rsid w:val="00FC693F"/>
     <w:rPr>
-      <w:rFonts w:asciiTheme="majorHAnsi" w:cstheme="majorBidi" w:eastAsiaTheme="majorEastAsia" w:hAnsiTheme="majorHAnsi"/>
+      <w:rFonts w:asciiTheme="majorHAnsi" w:cstheme="majorBidi" w:hAnsiTheme="majorHAnsi" w:eastAsia="黑体"/>
       <w:b/>
       <w:bCs/>
       <w:color w:themeColor="accent1" w:val="4F81BD"/>
@@ -4672,7 +5001,7 @@
     <w:uiPriority w:val="9"/>
     <w:rsid w:val="00FC693F"/>
     <w:rPr>
-      <w:rFonts w:asciiTheme="majorHAnsi" w:cstheme="majorBidi" w:eastAsiaTheme="majorEastAsia" w:hAnsiTheme="majorHAnsi"/>
+      <w:rFonts w:asciiTheme="majorHAnsi" w:cstheme="majorBidi" w:hAnsiTheme="majorHAnsi" w:eastAsia="黑体"/>
       <w:b/>
       <w:bCs/>
       <w:color w:themeColor="accent1" w:val="4F81BD"/>
@@ -4695,7 +5024,7 @@
       <w:contextualSpacing/>
     </w:pPr>
     <w:rPr>
-      <w:rFonts w:ascii="Times New Roman" w:asciiTheme="majorHAnsi" w:cstheme="majorBidi" w:eastAsia="黑体" w:eastAsiaTheme="majorEastAsia" w:hAnsi="Times New Roman" w:hAnsiTheme="majorHAnsi"/>
+      <w:rFonts w:ascii="Times New Roman" w:asciiTheme="majorHAnsi" w:cstheme="majorBidi" w:eastAsia="黑体" w:hAnsi="Times New Roman" w:hAnsiTheme="majorHAnsi"/>
       <w:b/>
       <w:color w:val="1F3864"/>
       <w:spacing w:val="5"/>
@@ -4711,7 +5040,7 @@
     <w:uiPriority w:val="10"/>
     <w:rsid w:val="00FC693F"/>
     <w:rPr>
-      <w:rFonts w:asciiTheme="majorHAnsi" w:cstheme="majorBidi" w:eastAsiaTheme="majorEastAsia" w:hAnsiTheme="majorHAnsi"/>
+      <w:rFonts w:asciiTheme="majorHAnsi" w:cstheme="majorBidi" w:hAnsiTheme="majorHAnsi" w:eastAsia="黑体"/>
       <w:color w:themeColor="text2" w:themeShade="BF" w:val="17365D"/>
       <w:spacing w:val="5"/>
       <w:kern w:val="28"/>
@@ -4733,7 +5062,7 @@
       </w:numPr>
     </w:pPr>
     <w:rPr>
-      <w:rFonts w:asciiTheme="majorHAnsi" w:cstheme="majorBidi" w:eastAsiaTheme="majorEastAsia" w:hAnsiTheme="majorHAnsi"/>
+      <w:rFonts w:asciiTheme="majorHAnsi" w:cstheme="majorBidi" w:hAnsiTheme="majorHAnsi" w:eastAsia="黑体"/>
       <w:i/>
       <w:iCs/>
       <w:color w:themeColor="accent1" w:val="4F81BD"/>
@@ -4749,7 +5078,7 @@
     <w:uiPriority w:val="11"/>
     <w:rsid w:val="00FC693F"/>
     <w:rPr>
-      <w:rFonts w:asciiTheme="majorHAnsi" w:cstheme="majorBidi" w:eastAsiaTheme="majorEastAsia" w:hAnsiTheme="majorHAnsi"/>
+      <w:rFonts w:asciiTheme="majorHAnsi" w:cstheme="majorBidi" w:hAnsiTheme="majorHAnsi" w:eastAsia="黑体"/>
       <w:i/>
       <w:iCs/>
       <w:color w:themeColor="accent1" w:val="4F81BD"/>
@@ -4816,6 +5145,7 @@
       <w:spacing w:after="120"/>
     </w:pPr>
     <w:rPr>
+      <w:rFonts w:eastAsia="黑体"/>
       <w:sz w:val="16"/>
       <w:szCs w:val="16"/>
     </w:rPr>
@@ -4827,6 +5157,7 @@
     <w:uiPriority w:val="99"/>
     <w:rsid w:val="00AA1D8D"/>
     <w:rPr>
+      <w:rFonts w:eastAsia="黑体"/>
       <w:sz w:val="16"/>
       <w:szCs w:val="16"/>
     </w:rPr>
@@ -4996,7 +5327,7 @@
       </w:tabs>
     </w:pPr>
     <w:rPr>
-      <w:rFonts w:ascii="Courier" w:hAnsi="Courier"/>
+      <w:rFonts w:ascii="Courier" w:hAnsi="Courier" w:eastAsia="黑体"/>
       <w:sz w:val="20"/>
       <w:szCs w:val="20"/>
     </w:rPr>
@@ -5008,7 +5339,7 @@
     <w:uiPriority w:val="99"/>
     <w:rsid w:val="0029639D"/>
     <w:rPr>
-      <w:rFonts w:ascii="Courier" w:hAnsi="Courier"/>
+      <w:rFonts w:ascii="Courier" w:hAnsi="Courier" w:eastAsia="黑体"/>
       <w:sz w:val="20"/>
       <w:szCs w:val="20"/>
     </w:rPr>
@@ -5044,6 +5375,7 @@
     <w:uiPriority w:val="29"/>
     <w:rsid w:val="00FC693F"/>
     <w:rPr>
+      <w:rFonts w:eastAsia="黑体"/>
       <w:i/>
       <w:iCs/>
       <w:color w:themeColor="text1" w:val="000000"/>
@@ -5057,7 +5389,7 @@
     <w:semiHidden/>
     <w:rsid w:val="00FC693F"/>
     <w:rPr>
-      <w:rFonts w:asciiTheme="majorHAnsi" w:cstheme="majorBidi" w:eastAsiaTheme="majorEastAsia" w:hAnsiTheme="majorHAnsi"/>
+      <w:rFonts w:asciiTheme="majorHAnsi" w:cstheme="majorBidi" w:hAnsiTheme="majorHAnsi" w:eastAsia="黑体"/>
       <w:b/>
       <w:bCs/>
       <w:i/>
@@ -5073,7 +5405,7 @@
     <w:semiHidden/>
     <w:rsid w:val="00FC693F"/>
     <w:rPr>
-      <w:rFonts w:asciiTheme="majorHAnsi" w:cstheme="majorBidi" w:eastAsiaTheme="majorEastAsia" w:hAnsiTheme="majorHAnsi"/>
+      <w:rFonts w:asciiTheme="majorHAnsi" w:cstheme="majorBidi" w:hAnsiTheme="majorHAnsi" w:eastAsia="黑体"/>
       <w:color w:themeColor="accent1" w:themeShade="7F" w:val="243F60"/>
     </w:rPr>
   </w:style>
@@ -5085,7 +5417,7 @@
     <w:semiHidden/>
     <w:rsid w:val="00FC693F"/>
     <w:rPr>
-      <w:rFonts w:asciiTheme="majorHAnsi" w:cstheme="majorBidi" w:eastAsiaTheme="majorEastAsia" w:hAnsiTheme="majorHAnsi"/>
+      <w:rFonts w:asciiTheme="majorHAnsi" w:cstheme="majorBidi" w:hAnsiTheme="majorHAnsi" w:eastAsia="黑体"/>
       <w:i/>
       <w:iCs/>
       <w:color w:themeColor="accent1" w:themeShade="7F" w:val="243F60"/>
@@ -5099,7 +5431,7 @@
     <w:semiHidden/>
     <w:rsid w:val="00FC693F"/>
     <w:rPr>
-      <w:rFonts w:asciiTheme="majorHAnsi" w:cstheme="majorBidi" w:eastAsiaTheme="majorEastAsia" w:hAnsiTheme="majorHAnsi"/>
+      <w:rFonts w:asciiTheme="majorHAnsi" w:cstheme="majorBidi" w:hAnsiTheme="majorHAnsi" w:eastAsia="黑体"/>
       <w:i/>
       <w:iCs/>
       <w:color w:themeColor="text1" w:themeTint="BF" w:val="404040"/>
@@ -5113,7 +5445,7 @@
     <w:semiHidden/>
     <w:rsid w:val="00FC693F"/>
     <w:rPr>
-      <w:rFonts w:asciiTheme="majorHAnsi" w:cstheme="majorBidi" w:eastAsiaTheme="majorEastAsia" w:hAnsiTheme="majorHAnsi"/>
+      <w:rFonts w:asciiTheme="majorHAnsi" w:cstheme="majorBidi" w:hAnsiTheme="majorHAnsi" w:eastAsia="黑体"/>
       <w:color w:themeColor="accent1" w:val="4F81BD"/>
       <w:sz w:val="20"/>
       <w:szCs w:val="20"/>
@@ -5127,7 +5459,7 @@
     <w:semiHidden/>
     <w:rsid w:val="00FC693F"/>
     <w:rPr>
-      <w:rFonts w:asciiTheme="majorHAnsi" w:cstheme="majorBidi" w:eastAsiaTheme="majorEastAsia" w:hAnsiTheme="majorHAnsi"/>
+      <w:rFonts w:asciiTheme="majorHAnsi" w:cstheme="majorBidi" w:hAnsiTheme="majorHAnsi" w:eastAsia="黑体"/>
       <w:i/>
       <w:iCs/>
       <w:color w:themeColor="text1" w:themeTint="BF" w:val="404040"/>
@@ -5148,6 +5480,7 @@
       <w:spacing w:line="240" w:lineRule="auto"/>
     </w:pPr>
     <w:rPr>
+      <w:rFonts w:eastAsia="黑体"/>
       <w:b/>
       <w:bCs/>
       <w:color w:themeColor="accent1" w:val="4F81BD"/>
@@ -5162,6 +5495,7 @@
     <w:qFormat/>
     <w:rsid w:val="00FC693F"/>
     <w:rPr>
+      <w:rFonts w:eastAsia="黑体"/>
       <w:b/>
       <w:bCs/>
     </w:rPr>
@@ -5173,6 +5507,7 @@
     <w:qFormat/>
     <w:rsid w:val="00FC693F"/>
     <w:rPr>
+      <w:rFonts w:eastAsia="黑体"/>
       <w:i/>
       <w:iCs/>
     </w:rPr>
@@ -5193,6 +5528,7 @@
       <w:ind w:left="936" w:right="936"/>
     </w:pPr>
     <w:rPr>
+      <w:rFonts w:eastAsia="黑体"/>
       <w:b/>
       <w:bCs/>
       <w:i/>
@@ -5207,6 +5543,7 @@
     <w:uiPriority w:val="30"/>
     <w:rsid w:val="00FC693F"/>
     <w:rPr>
+      <w:rFonts w:eastAsia="黑体"/>
       <w:b/>
       <w:bCs/>
       <w:i/>
@@ -5221,6 +5558,7 @@
     <w:qFormat/>
     <w:rsid w:val="00FC693F"/>
     <w:rPr>
+      <w:rFonts w:eastAsia="黑体"/>
       <w:i/>
       <w:iCs/>
       <w:color w:themeColor="text1" w:themeTint="7F" w:val="808080"/>
@@ -5233,6 +5571,7 @@
     <w:qFormat/>
     <w:rsid w:val="00FC693F"/>
     <w:rPr>
+      <w:rFonts w:eastAsia="黑体"/>
       <w:b/>
       <w:bCs/>
       <w:i/>
@@ -5247,6 +5586,7 @@
     <w:qFormat/>
     <w:rsid w:val="00FC693F"/>
     <w:rPr>
+      <w:rFonts w:eastAsia="黑体"/>
       <w:smallCaps/>
       <w:color w:themeColor="accent2" w:val="C0504D"/>
       <w:u w:val="single"/>
@@ -5259,6 +5599,7 @@
     <w:qFormat/>
     <w:rsid w:val="00FC693F"/>
     <w:rPr>
+      <w:rFonts w:eastAsia="黑体"/>
       <w:b/>
       <w:bCs/>
       <w:smallCaps/>
@@ -5274,6 +5615,7 @@
     <w:qFormat/>
     <w:rsid w:val="00FC693F"/>
     <w:rPr>
+      <w:rFonts w:eastAsia="黑体"/>
       <w:b/>
       <w:bCs/>
       <w:smallCaps/>
@@ -5328,6 +5670,7 @@
       <w:spacing w:after="0" w:line="240" w:lineRule="auto"/>
     </w:pPr>
     <w:rPr>
+      <w:rFonts w:eastAsia="黑体"/>
       <w:color w:themeColor="text1" w:themeShade="BF" w:val="000000"/>
     </w:rPr>
     <w:tblPr>
@@ -5350,6 +5693,7 @@
         <w:spacing w:after="0" w:before="0" w:line="240" w:lineRule="auto"/>
       </w:pPr>
       <w:rPr>
+        <w:rFonts w:eastAsia="黑体"/>
         <w:b/>
         <w:bCs/>
       </w:rPr>
@@ -5370,6 +5714,7 @@
         <w:spacing w:after="0" w:before="0" w:line="240" w:lineRule="auto"/>
       </w:pPr>
       <w:rPr>
+        <w:rFonts w:eastAsia="黑体"/>
         <w:b/>
         <w:bCs/>
       </w:rPr>
@@ -5387,12 +5732,14 @@
     </w:tblStylePr>
     <w:tblStylePr w:type="firstCol">
       <w:rPr>
+        <w:rFonts w:eastAsia="黑体"/>
         <w:b/>
         <w:bCs/>
       </w:rPr>
     </w:tblStylePr>
     <w:tblStylePr w:type="lastCol">
       <w:rPr>
+        <w:rFonts w:eastAsia="黑体"/>
         <w:b/>
         <w:bCs/>
       </w:rPr>
@@ -5431,6 +5778,7 @@
       <w:spacing w:after="0" w:line="240" w:lineRule="auto"/>
     </w:pPr>
     <w:rPr>
+      <w:rFonts w:eastAsia="黑体"/>
       <w:color w:themeColor="accent1" w:themeShade="BF" w:val="365F91"/>
     </w:rPr>
     <w:tblPr>
@@ -5453,6 +5801,7 @@
         <w:spacing w:after="0" w:before="0" w:line="240" w:lineRule="auto"/>
       </w:pPr>
       <w:rPr>
+        <w:rFonts w:eastAsia="黑体"/>
         <w:b/>
         <w:bCs/>
       </w:rPr>
@@ -5473,6 +5822,7 @@
         <w:spacing w:after="0" w:before="0" w:line="240" w:lineRule="auto"/>
       </w:pPr>
       <w:rPr>
+        <w:rFonts w:eastAsia="黑体"/>
         <w:b/>
         <w:bCs/>
       </w:rPr>
@@ -5490,12 +5840,14 @@
     </w:tblStylePr>
     <w:tblStylePr w:type="firstCol">
       <w:rPr>
+        <w:rFonts w:eastAsia="黑体"/>
         <w:b/>
         <w:bCs/>
       </w:rPr>
     </w:tblStylePr>
     <w:tblStylePr w:type="lastCol">
       <w:rPr>
+        <w:rFonts w:eastAsia="黑体"/>
         <w:b/>
         <w:bCs/>
       </w:rPr>
@@ -5534,6 +5886,7 @@
       <w:spacing w:after="0" w:line="240" w:lineRule="auto"/>
     </w:pPr>
     <w:rPr>
+      <w:rFonts w:eastAsia="黑体"/>
       <w:color w:themeColor="accent2" w:themeShade="BF" w:val="943634"/>
     </w:rPr>
     <w:tblPr>
@@ -5556,6 +5909,7 @@
         <w:spacing w:after="0" w:before="0" w:line="240" w:lineRule="auto"/>
       </w:pPr>
       <w:rPr>
+        <w:rFonts w:eastAsia="黑体"/>
         <w:b/>
         <w:bCs/>
       </w:rPr>
@@ -5576,6 +5930,7 @@
         <w:spacing w:after="0" w:before="0" w:line="240" w:lineRule="auto"/>
       </w:pPr>
       <w:rPr>
+        <w:rFonts w:eastAsia="黑体"/>
         <w:b/>
         <w:bCs/>
       </w:rPr>
@@ -5593,12 +5948,14 @@
     </w:tblStylePr>
     <w:tblStylePr w:type="firstCol">
       <w:rPr>
+        <w:rFonts w:eastAsia="黑体"/>
         <w:b/>
         <w:bCs/>
       </w:rPr>
     </w:tblStylePr>
     <w:tblStylePr w:type="lastCol">
       <w:rPr>
+        <w:rFonts w:eastAsia="黑体"/>
         <w:b/>
         <w:bCs/>
       </w:rPr>
@@ -5637,6 +5994,7 @@
       <w:spacing w:after="0" w:line="240" w:lineRule="auto"/>
     </w:pPr>
     <w:rPr>
+      <w:rFonts w:eastAsia="黑体"/>
       <w:color w:themeColor="accent3" w:themeShade="BF" w:val="76923C"/>
     </w:rPr>
     <w:tblPr>
@@ -5659,6 +6017,7 @@
         <w:spacing w:after="0" w:before="0" w:line="240" w:lineRule="auto"/>
       </w:pPr>
       <w:rPr>
+        <w:rFonts w:eastAsia="黑体"/>
         <w:b/>
         <w:bCs/>
       </w:rPr>
@@ -5679,6 +6038,7 @@
         <w:spacing w:after="0" w:before="0" w:line="240" w:lineRule="auto"/>
       </w:pPr>
       <w:rPr>
+        <w:rFonts w:eastAsia="黑体"/>
         <w:b/>
         <w:bCs/>
       </w:rPr>
@@ -5696,12 +6056,14 @@
     </w:tblStylePr>
     <w:tblStylePr w:type="firstCol">
       <w:rPr>
+        <w:rFonts w:eastAsia="黑体"/>
         <w:b/>
         <w:bCs/>
       </w:rPr>
     </w:tblStylePr>
     <w:tblStylePr w:type="lastCol">
       <w:rPr>
+        <w:rFonts w:eastAsia="黑体"/>
         <w:b/>
         <w:bCs/>
       </w:rPr>
@@ -5740,6 +6102,7 @@
       <w:spacing w:after="0" w:line="240" w:lineRule="auto"/>
     </w:pPr>
     <w:rPr>
+      <w:rFonts w:eastAsia="黑体"/>
       <w:color w:themeColor="accent4" w:themeShade="BF" w:val="5F497A"/>
     </w:rPr>
     <w:tblPr>
@@ -5762,6 +6125,7 @@
         <w:spacing w:after="0" w:before="0" w:line="240" w:lineRule="auto"/>
       </w:pPr>
       <w:rPr>
+        <w:rFonts w:eastAsia="黑体"/>
         <w:b/>
         <w:bCs/>
       </w:rPr>
@@ -5782,6 +6146,7 @@
         <w:spacing w:after="0" w:before="0" w:line="240" w:lineRule="auto"/>
       </w:pPr>
       <w:rPr>
+        <w:rFonts w:eastAsia="黑体"/>
         <w:b/>
         <w:bCs/>
       </w:rPr>
@@ -5799,12 +6164,14 @@
     </w:tblStylePr>
     <w:tblStylePr w:type="firstCol">
       <w:rPr>
+        <w:rFonts w:eastAsia="黑体"/>
         <w:b/>
         <w:bCs/>
       </w:rPr>
     </w:tblStylePr>
     <w:tblStylePr w:type="lastCol">
       <w:rPr>
+        <w:rFonts w:eastAsia="黑体"/>
         <w:b/>
         <w:bCs/>
       </w:rPr>
@@ -5843,6 +6210,7 @@
       <w:spacing w:after="0" w:line="240" w:lineRule="auto"/>
     </w:pPr>
     <w:rPr>
+      <w:rFonts w:eastAsia="黑体"/>
       <w:color w:themeColor="accent5" w:themeShade="BF" w:val="31849B"/>
     </w:rPr>
     <w:tblPr>
@@ -5865,6 +6233,7 @@
         <w:spacing w:after="0" w:before="0" w:line="240" w:lineRule="auto"/>
       </w:pPr>
       <w:rPr>
+        <w:rFonts w:eastAsia="黑体"/>
         <w:b/>
         <w:bCs/>
       </w:rPr>
@@ -5885,6 +6254,7 @@
         <w:spacing w:after="0" w:before="0" w:line="240" w:lineRule="auto"/>
       </w:pPr>
       <w:rPr>
+        <w:rFonts w:eastAsia="黑体"/>
         <w:b/>
         <w:bCs/>
       </w:rPr>
@@ -5902,12 +6272,14 @@
     </w:tblStylePr>
     <w:tblStylePr w:type="firstCol">
       <w:rPr>
+        <w:rFonts w:eastAsia="黑体"/>
         <w:b/>
         <w:bCs/>
       </w:rPr>
     </w:tblStylePr>
     <w:tblStylePr w:type="lastCol">
       <w:rPr>
+        <w:rFonts w:eastAsia="黑体"/>
         <w:b/>
         <w:bCs/>
       </w:rPr>
@@ -5946,6 +6318,7 @@
       <w:spacing w:after="0" w:line="240" w:lineRule="auto"/>
     </w:pPr>
     <w:rPr>
+      <w:rFonts w:eastAsia="黑体"/>
       <w:color w:themeColor="accent6" w:themeShade="BF" w:val="E36C0A"/>
     </w:rPr>
     <w:tblPr>
@@ -5968,6 +6341,7 @@
         <w:spacing w:after="0" w:before="0" w:line="240" w:lineRule="auto"/>
       </w:pPr>
       <w:rPr>
+        <w:rFonts w:eastAsia="黑体"/>
         <w:b/>
         <w:bCs/>
       </w:rPr>
@@ -5988,6 +6362,7 @@
         <w:spacing w:after="0" w:before="0" w:line="240" w:lineRule="auto"/>
       </w:pPr>
       <w:rPr>
+        <w:rFonts w:eastAsia="黑体"/>
         <w:b/>
         <w:bCs/>
       </w:rPr>
@@ -6005,12 +6380,14 @@
     </w:tblStylePr>
     <w:tblStylePr w:type="firstCol">
       <w:rPr>
+        <w:rFonts w:eastAsia="黑体"/>
         <w:b/>
         <w:bCs/>
       </w:rPr>
     </w:tblStylePr>
     <w:tblStylePr w:type="lastCol">
       <w:rPr>
+        <w:rFonts w:eastAsia="黑体"/>
         <w:b/>
         <w:bCs/>
       </w:rPr>
@@ -6070,6 +6447,7 @@
         <w:spacing w:after="0" w:before="0" w:line="240" w:lineRule="auto"/>
       </w:pPr>
       <w:rPr>
+        <w:rFonts w:eastAsia="黑体"/>
         <w:b/>
         <w:bCs/>
         <w:color w:themeColor="background1" w:val="FFFFFF"/>
@@ -6084,6 +6462,7 @@
         <w:spacing w:after="0" w:before="0" w:line="240" w:lineRule="auto"/>
       </w:pPr>
       <w:rPr>
+        <w:rFonts w:eastAsia="黑体"/>
         <w:b/>
         <w:bCs/>
       </w:rPr>
@@ -6099,12 +6478,14 @@
     </w:tblStylePr>
     <w:tblStylePr w:type="firstCol">
       <w:rPr>
+        <w:rFonts w:eastAsia="黑体"/>
         <w:b/>
         <w:bCs/>
       </w:rPr>
     </w:tblStylePr>
     <w:tblStylePr w:type="lastCol">
       <w:rPr>
+        <w:rFonts w:eastAsia="黑体"/>
         <w:b/>
         <w:bCs/>
       </w:rPr>
@@ -6162,6 +6543,7 @@
         <w:spacing w:after="0" w:before="0" w:line="240" w:lineRule="auto"/>
       </w:pPr>
       <w:rPr>
+        <w:rFonts w:eastAsia="黑体"/>
         <w:b/>
         <w:bCs/>
         <w:color w:themeColor="background1" w:val="FFFFFF"/>
@@ -6176,6 +6558,7 @@
         <w:spacing w:after="0" w:before="0" w:line="240" w:lineRule="auto"/>
       </w:pPr>
       <w:rPr>
+        <w:rFonts w:eastAsia="黑体"/>
         <w:b/>
         <w:bCs/>
       </w:rPr>
@@ -6191,12 +6574,14 @@
     </w:tblStylePr>
     <w:tblStylePr w:type="firstCol">
       <w:rPr>
+        <w:rFonts w:eastAsia="黑体"/>
         <w:b/>
         <w:bCs/>
       </w:rPr>
     </w:tblStylePr>
     <w:tblStylePr w:type="lastCol">
       <w:rPr>
+        <w:rFonts w:eastAsia="黑体"/>
         <w:b/>
         <w:bCs/>
       </w:rPr>
@@ -6254,6 +6639,7 @@
         <w:spacing w:after="0" w:before="0" w:line="240" w:lineRule="auto"/>
       </w:pPr>
       <w:rPr>
+        <w:rFonts w:eastAsia="黑体"/>
         <w:b/>
         <w:bCs/>
         <w:color w:themeColor="background1" w:val="FFFFFF"/>
@@ -6268,6 +6654,7 @@
         <w:spacing w:after="0" w:before="0" w:line="240" w:lineRule="auto"/>
       </w:pPr>
       <w:rPr>
+        <w:rFonts w:eastAsia="黑体"/>
         <w:b/>
         <w:bCs/>
       </w:rPr>
@@ -6283,12 +6670,14 @@
     </w:tblStylePr>
     <w:tblStylePr w:type="firstCol">
       <w:rPr>
+        <w:rFonts w:eastAsia="黑体"/>
         <w:b/>
         <w:bCs/>
       </w:rPr>
     </w:tblStylePr>
     <w:tblStylePr w:type="lastCol">
       <w:rPr>
+        <w:rFonts w:eastAsia="黑体"/>
         <w:b/>
         <w:bCs/>
       </w:rPr>
@@ -6346,6 +6735,7 @@
         <w:spacing w:after="0" w:before="0" w:line="240" w:lineRule="auto"/>
       </w:pPr>
       <w:rPr>
+        <w:rFonts w:eastAsia="黑体"/>
         <w:b/>
         <w:bCs/>
         <w:color w:themeColor="background1" w:val="FFFFFF"/>
@@ -6360,6 +6750,7 @@
         <w:spacing w:after="0" w:before="0" w:line="240" w:lineRule="auto"/>
       </w:pPr>
       <w:rPr>
+        <w:rFonts w:eastAsia="黑体"/>
         <w:b/>
         <w:bCs/>
       </w:rPr>
@@ -6375,12 +6766,14 @@
     </w:tblStylePr>
     <w:tblStylePr w:type="firstCol">
       <w:rPr>
+        <w:rFonts w:eastAsia="黑体"/>
         <w:b/>
         <w:bCs/>
       </w:rPr>
     </w:tblStylePr>
     <w:tblStylePr w:type="lastCol">
       <w:rPr>
+        <w:rFonts w:eastAsia="黑体"/>
         <w:b/>
         <w:bCs/>
       </w:rPr>
@@ -6438,6 +6831,7 @@
         <w:spacing w:after="0" w:before="0" w:line="240" w:lineRule="auto"/>
       </w:pPr>
       <w:rPr>
+        <w:rFonts w:eastAsia="黑体"/>
         <w:b/>
         <w:bCs/>
         <w:color w:themeColor="background1" w:val="FFFFFF"/>
@@ -6452,6 +6846,7 @@
         <w:spacing w:after="0" w:before="0" w:line="240" w:lineRule="auto"/>
       </w:pPr>
       <w:rPr>
+        <w:rFonts w:eastAsia="黑体"/>
         <w:b/>
         <w:bCs/>
       </w:rPr>
@@ -6467,12 +6862,14 @@
     </w:tblStylePr>
     <w:tblStylePr w:type="firstCol">
       <w:rPr>
+        <w:rFonts w:eastAsia="黑体"/>
         <w:b/>
         <w:bCs/>
       </w:rPr>
     </w:tblStylePr>
     <w:tblStylePr w:type="lastCol">
       <w:rPr>
+        <w:rFonts w:eastAsia="黑体"/>
         <w:b/>
         <w:bCs/>
       </w:rPr>
@@ -6530,6 +6927,7 @@
         <w:spacing w:after="0" w:before="0" w:line="240" w:lineRule="auto"/>
       </w:pPr>
       <w:rPr>
+        <w:rFonts w:eastAsia="黑体"/>
         <w:b/>
         <w:bCs/>
         <w:color w:themeColor="background1" w:val="FFFFFF"/>
@@ -6544,6 +6942,7 @@
         <w:spacing w:after="0" w:before="0" w:line="240" w:lineRule="auto"/>
       </w:pPr>
       <w:rPr>
+        <w:rFonts w:eastAsia="黑体"/>
         <w:b/>
         <w:bCs/>
       </w:rPr>
@@ -6559,12 +6958,14 @@
     </w:tblStylePr>
     <w:tblStylePr w:type="firstCol">
       <w:rPr>
+        <w:rFonts w:eastAsia="黑体"/>
         <w:b/>
         <w:bCs/>
       </w:rPr>
     </w:tblStylePr>
     <w:tblStylePr w:type="lastCol">
       <w:rPr>
+        <w:rFonts w:eastAsia="黑体"/>
         <w:b/>
         <w:bCs/>
       </w:rPr>
@@ -6622,6 +7023,7 @@
         <w:spacing w:after="0" w:before="0" w:line="240" w:lineRule="auto"/>
       </w:pPr>
       <w:rPr>
+        <w:rFonts w:eastAsia="黑体"/>
         <w:b/>
         <w:bCs/>
         <w:color w:themeColor="background1" w:val="FFFFFF"/>
@@ -6636,6 +7038,7 @@
         <w:spacing w:after="0" w:before="0" w:line="240" w:lineRule="auto"/>
       </w:pPr>
       <w:rPr>
+        <w:rFonts w:eastAsia="黑体"/>
         <w:b/>
         <w:bCs/>
       </w:rPr>
@@ -6651,12 +7054,14 @@
     </w:tblStylePr>
     <w:tblStylePr w:type="firstCol">
       <w:rPr>
+        <w:rFonts w:eastAsia="黑体"/>
         <w:b/>
         <w:bCs/>
       </w:rPr>
     </w:tblStylePr>
     <w:tblStylePr w:type="lastCol">
       <w:rPr>
+        <w:rFonts w:eastAsia="黑体"/>
         <w:b/>
         <w:bCs/>
       </w:rPr>
@@ -6716,7 +7121,7 @@
         <w:spacing w:after="0" w:before="0" w:line="240" w:lineRule="auto"/>
       </w:pPr>
       <w:rPr>
-        <w:rFonts w:asciiTheme="majorHAnsi" w:cstheme="majorBidi" w:eastAsiaTheme="majorEastAsia" w:hAnsiTheme="majorHAnsi"/>
+        <w:rFonts w:asciiTheme="majorHAnsi" w:cstheme="majorBidi" w:hAnsiTheme="majorHAnsi" w:eastAsia="黑体"/>
         <w:b/>
         <w:bCs/>
       </w:rPr>
@@ -6737,7 +7142,7 @@
         <w:spacing w:after="0" w:before="0" w:line="240" w:lineRule="auto"/>
       </w:pPr>
       <w:rPr>
-        <w:rFonts w:asciiTheme="majorHAnsi" w:cstheme="majorBidi" w:eastAsiaTheme="majorEastAsia" w:hAnsiTheme="majorHAnsi"/>
+        <w:rFonts w:asciiTheme="majorHAnsi" w:cstheme="majorBidi" w:hAnsiTheme="majorHAnsi" w:eastAsia="黑体"/>
         <w:b/>
         <w:bCs/>
       </w:rPr>
@@ -6755,14 +7160,14 @@
     </w:tblStylePr>
     <w:tblStylePr w:type="firstCol">
       <w:rPr>
-        <w:rFonts w:asciiTheme="majorHAnsi" w:cstheme="majorBidi" w:eastAsiaTheme="majorEastAsia" w:hAnsiTheme="majorHAnsi"/>
+        <w:rFonts w:asciiTheme="majorHAnsi" w:cstheme="majorBidi" w:hAnsiTheme="majorHAnsi" w:eastAsia="黑体"/>
         <w:b/>
         <w:bCs/>
       </w:rPr>
     </w:tblStylePr>
     <w:tblStylePr w:type="lastCol">
       <w:rPr>
-        <w:rFonts w:asciiTheme="majorHAnsi" w:cstheme="majorBidi" w:eastAsiaTheme="majorEastAsia" w:hAnsiTheme="majorHAnsi"/>
+        <w:rFonts w:asciiTheme="majorHAnsi" w:cstheme="majorBidi" w:hAnsiTheme="majorHAnsi" w:eastAsia="黑体"/>
         <w:b/>
         <w:bCs/>
       </w:rPr>
@@ -6846,7 +7251,7 @@
         <w:spacing w:after="0" w:before="0" w:line="240" w:lineRule="auto"/>
       </w:pPr>
       <w:rPr>
-        <w:rFonts w:asciiTheme="majorHAnsi" w:cstheme="majorBidi" w:eastAsiaTheme="majorEastAsia" w:hAnsiTheme="majorHAnsi"/>
+        <w:rFonts w:asciiTheme="majorHAnsi" w:cstheme="majorBidi" w:hAnsiTheme="majorHAnsi" w:eastAsia="黑体"/>
         <w:b/>
         <w:bCs/>
       </w:rPr>
@@ -6867,7 +7272,7 @@
         <w:spacing w:after="0" w:before="0" w:line="240" w:lineRule="auto"/>
       </w:pPr>
       <w:rPr>
-        <w:rFonts w:asciiTheme="majorHAnsi" w:cstheme="majorBidi" w:eastAsiaTheme="majorEastAsia" w:hAnsiTheme="majorHAnsi"/>
+        <w:rFonts w:asciiTheme="majorHAnsi" w:cstheme="majorBidi" w:hAnsiTheme="majorHAnsi" w:eastAsia="黑体"/>
         <w:b/>
         <w:bCs/>
       </w:rPr>
@@ -6885,14 +7290,14 @@
     </w:tblStylePr>
     <w:tblStylePr w:type="firstCol">
       <w:rPr>
-        <w:rFonts w:asciiTheme="majorHAnsi" w:cstheme="majorBidi" w:eastAsiaTheme="majorEastAsia" w:hAnsiTheme="majorHAnsi"/>
+        <w:rFonts w:asciiTheme="majorHAnsi" w:cstheme="majorBidi" w:hAnsiTheme="majorHAnsi" w:eastAsia="黑体"/>
         <w:b/>
         <w:bCs/>
       </w:rPr>
     </w:tblStylePr>
     <w:tblStylePr w:type="lastCol">
       <w:rPr>
-        <w:rFonts w:asciiTheme="majorHAnsi" w:cstheme="majorBidi" w:eastAsiaTheme="majorEastAsia" w:hAnsiTheme="majorHAnsi"/>
+        <w:rFonts w:asciiTheme="majorHAnsi" w:cstheme="majorBidi" w:hAnsiTheme="majorHAnsi" w:eastAsia="黑体"/>
         <w:b/>
         <w:bCs/>
       </w:rPr>
@@ -6976,7 +7381,7 @@
         <w:spacing w:after="0" w:before="0" w:line="240" w:lineRule="auto"/>
       </w:pPr>
       <w:rPr>
-        <w:rFonts w:asciiTheme="majorHAnsi" w:cstheme="majorBidi" w:eastAsiaTheme="majorEastAsia" w:hAnsiTheme="majorHAnsi"/>
+        <w:rFonts w:asciiTheme="majorHAnsi" w:cstheme="majorBidi" w:hAnsiTheme="majorHAnsi" w:eastAsia="黑体"/>
         <w:b/>
         <w:bCs/>
       </w:rPr>
@@ -6997,7 +7402,7 @@
         <w:spacing w:after="0" w:before="0" w:line="240" w:lineRule="auto"/>
       </w:pPr>
       <w:rPr>
-        <w:rFonts w:asciiTheme="majorHAnsi" w:cstheme="majorBidi" w:eastAsiaTheme="majorEastAsia" w:hAnsiTheme="majorHAnsi"/>
+        <w:rFonts w:asciiTheme="majorHAnsi" w:cstheme="majorBidi" w:hAnsiTheme="majorHAnsi" w:eastAsia="黑体"/>
         <w:b/>
         <w:bCs/>
       </w:rPr>
@@ -7015,14 +7420,14 @@
     </w:tblStylePr>
     <w:tblStylePr w:type="firstCol">
       <w:rPr>
-        <w:rFonts w:asciiTheme="majorHAnsi" w:cstheme="majorBidi" w:eastAsiaTheme="majorEastAsia" w:hAnsiTheme="majorHAnsi"/>
+        <w:rFonts w:asciiTheme="majorHAnsi" w:cstheme="majorBidi" w:hAnsiTheme="majorHAnsi" w:eastAsia="黑体"/>
         <w:b/>
         <w:bCs/>
       </w:rPr>
     </w:tblStylePr>
     <w:tblStylePr w:type="lastCol">
       <w:rPr>
-        <w:rFonts w:asciiTheme="majorHAnsi" w:cstheme="majorBidi" w:eastAsiaTheme="majorEastAsia" w:hAnsiTheme="majorHAnsi"/>
+        <w:rFonts w:asciiTheme="majorHAnsi" w:cstheme="majorBidi" w:hAnsiTheme="majorHAnsi" w:eastAsia="黑体"/>
         <w:b/>
         <w:bCs/>
       </w:rPr>
@@ -7106,7 +7511,7 @@
         <w:spacing w:after="0" w:before="0" w:line="240" w:lineRule="auto"/>
       </w:pPr>
       <w:rPr>
-        <w:rFonts w:asciiTheme="majorHAnsi" w:cstheme="majorBidi" w:eastAsiaTheme="majorEastAsia" w:hAnsiTheme="majorHAnsi"/>
+        <w:rFonts w:asciiTheme="majorHAnsi" w:cstheme="majorBidi" w:hAnsiTheme="majorHAnsi" w:eastAsia="黑体"/>
         <w:b/>
         <w:bCs/>
       </w:rPr>
@@ -7127,7 +7532,7 @@
         <w:spacing w:after="0" w:before="0" w:line="240" w:lineRule="auto"/>
       </w:pPr>
       <w:rPr>
-        <w:rFonts w:asciiTheme="majorHAnsi" w:cstheme="majorBidi" w:eastAsiaTheme="majorEastAsia" w:hAnsiTheme="majorHAnsi"/>
+        <w:rFonts w:asciiTheme="majorHAnsi" w:cstheme="majorBidi" w:hAnsiTheme="majorHAnsi" w:eastAsia="黑体"/>
         <w:b/>
         <w:bCs/>
       </w:rPr>
@@ -7145,14 +7550,14 @@
     </w:tblStylePr>
     <w:tblStylePr w:type="firstCol">
       <w:rPr>
-        <w:rFonts w:asciiTheme="majorHAnsi" w:cstheme="majorBidi" w:eastAsiaTheme="majorEastAsia" w:hAnsiTheme="majorHAnsi"/>
+        <w:rFonts w:asciiTheme="majorHAnsi" w:cstheme="majorBidi" w:hAnsiTheme="majorHAnsi" w:eastAsia="黑体"/>
         <w:b/>
         <w:bCs/>
       </w:rPr>
     </w:tblStylePr>
     <w:tblStylePr w:type="lastCol">
       <w:rPr>
-        <w:rFonts w:asciiTheme="majorHAnsi" w:cstheme="majorBidi" w:eastAsiaTheme="majorEastAsia" w:hAnsiTheme="majorHAnsi"/>
+        <w:rFonts w:asciiTheme="majorHAnsi" w:cstheme="majorBidi" w:hAnsiTheme="majorHAnsi" w:eastAsia="黑体"/>
         <w:b/>
         <w:bCs/>
       </w:rPr>
@@ -7236,7 +7641,7 @@
         <w:spacing w:after="0" w:before="0" w:line="240" w:lineRule="auto"/>
       </w:pPr>
       <w:rPr>
-        <w:rFonts w:asciiTheme="majorHAnsi" w:cstheme="majorBidi" w:eastAsiaTheme="majorEastAsia" w:hAnsiTheme="majorHAnsi"/>
+        <w:rFonts w:asciiTheme="majorHAnsi" w:cstheme="majorBidi" w:hAnsiTheme="majorHAnsi" w:eastAsia="黑体"/>
         <w:b/>
         <w:bCs/>
       </w:rPr>
@@ -7257,7 +7662,7 @@
         <w:spacing w:after="0" w:before="0" w:line="240" w:lineRule="auto"/>
       </w:pPr>
       <w:rPr>
-        <w:rFonts w:asciiTheme="majorHAnsi" w:cstheme="majorBidi" w:eastAsiaTheme="majorEastAsia" w:hAnsiTheme="majorHAnsi"/>
+        <w:rFonts w:asciiTheme="majorHAnsi" w:cstheme="majorBidi" w:hAnsiTheme="majorHAnsi" w:eastAsia="黑体"/>
         <w:b/>
         <w:bCs/>
       </w:rPr>
@@ -7275,14 +7680,14 @@
     </w:tblStylePr>
     <w:tblStylePr w:type="firstCol">
       <w:rPr>
-        <w:rFonts w:asciiTheme="majorHAnsi" w:cstheme="majorBidi" w:eastAsiaTheme="majorEastAsia" w:hAnsiTheme="majorHAnsi"/>
+        <w:rFonts w:asciiTheme="majorHAnsi" w:cstheme="majorBidi" w:hAnsiTheme="majorHAnsi" w:eastAsia="黑体"/>
         <w:b/>
         <w:bCs/>
       </w:rPr>
     </w:tblStylePr>
     <w:tblStylePr w:type="lastCol">
       <w:rPr>
-        <w:rFonts w:asciiTheme="majorHAnsi" w:cstheme="majorBidi" w:eastAsiaTheme="majorEastAsia" w:hAnsiTheme="majorHAnsi"/>
+        <w:rFonts w:asciiTheme="majorHAnsi" w:cstheme="majorBidi" w:hAnsiTheme="majorHAnsi" w:eastAsia="黑体"/>
         <w:b/>
         <w:bCs/>
       </w:rPr>
@@ -7366,7 +7771,7 @@
         <w:spacing w:after="0" w:before="0" w:line="240" w:lineRule="auto"/>
       </w:pPr>
       <w:rPr>
-        <w:rFonts w:asciiTheme="majorHAnsi" w:cstheme="majorBidi" w:eastAsiaTheme="majorEastAsia" w:hAnsiTheme="majorHAnsi"/>
+        <w:rFonts w:asciiTheme="majorHAnsi" w:cstheme="majorBidi" w:hAnsiTheme="majorHAnsi" w:eastAsia="黑体"/>
         <w:b/>
         <w:bCs/>
       </w:rPr>
@@ -7387,7 +7792,7 @@
         <w:spacing w:after="0" w:before="0" w:line="240" w:lineRule="auto"/>
       </w:pPr>
       <w:rPr>
-        <w:rFonts w:asciiTheme="majorHAnsi" w:cstheme="majorBidi" w:eastAsiaTheme="majorEastAsia" w:hAnsiTheme="majorHAnsi"/>
+        <w:rFonts w:asciiTheme="majorHAnsi" w:cstheme="majorBidi" w:hAnsiTheme="majorHAnsi" w:eastAsia="黑体"/>
         <w:b/>
         <w:bCs/>
       </w:rPr>
@@ -7405,14 +7810,14 @@
     </w:tblStylePr>
     <w:tblStylePr w:type="firstCol">
       <w:rPr>
-        <w:rFonts w:asciiTheme="majorHAnsi" w:cstheme="majorBidi" w:eastAsiaTheme="majorEastAsia" w:hAnsiTheme="majorHAnsi"/>
+        <w:rFonts w:asciiTheme="majorHAnsi" w:cstheme="majorBidi" w:hAnsiTheme="majorHAnsi" w:eastAsia="黑体"/>
         <w:b/>
         <w:bCs/>
       </w:rPr>
     </w:tblStylePr>
     <w:tblStylePr w:type="lastCol">
       <w:rPr>
-        <w:rFonts w:asciiTheme="majorHAnsi" w:cstheme="majorBidi" w:eastAsiaTheme="majorEastAsia" w:hAnsiTheme="majorHAnsi"/>
+        <w:rFonts w:asciiTheme="majorHAnsi" w:cstheme="majorBidi" w:hAnsiTheme="majorHAnsi" w:eastAsia="黑体"/>
         <w:b/>
         <w:bCs/>
       </w:rPr>
@@ -7496,7 +7901,7 @@
         <w:spacing w:after="0" w:before="0" w:line="240" w:lineRule="auto"/>
       </w:pPr>
       <w:rPr>
-        <w:rFonts w:asciiTheme="majorHAnsi" w:cstheme="majorBidi" w:eastAsiaTheme="majorEastAsia" w:hAnsiTheme="majorHAnsi"/>
+        <w:rFonts w:asciiTheme="majorHAnsi" w:cstheme="majorBidi" w:hAnsiTheme="majorHAnsi" w:eastAsia="黑体"/>
         <w:b/>
         <w:bCs/>
       </w:rPr>
@@ -7517,7 +7922,7 @@
         <w:spacing w:after="0" w:before="0" w:line="240" w:lineRule="auto"/>
       </w:pPr>
       <w:rPr>
-        <w:rFonts w:asciiTheme="majorHAnsi" w:cstheme="majorBidi" w:eastAsiaTheme="majorEastAsia" w:hAnsiTheme="majorHAnsi"/>
+        <w:rFonts w:asciiTheme="majorHAnsi" w:cstheme="majorBidi" w:hAnsiTheme="majorHAnsi" w:eastAsia="黑体"/>
         <w:b/>
         <w:bCs/>
       </w:rPr>
@@ -7535,14 +7940,14 @@
     </w:tblStylePr>
     <w:tblStylePr w:type="firstCol">
       <w:rPr>
-        <w:rFonts w:asciiTheme="majorHAnsi" w:cstheme="majorBidi" w:eastAsiaTheme="majorEastAsia" w:hAnsiTheme="majorHAnsi"/>
+        <w:rFonts w:asciiTheme="majorHAnsi" w:cstheme="majorBidi" w:hAnsiTheme="majorHAnsi" w:eastAsia="黑体"/>
         <w:b/>
         <w:bCs/>
       </w:rPr>
     </w:tblStylePr>
     <w:tblStylePr w:type="lastCol">
       <w:rPr>
-        <w:rFonts w:asciiTheme="majorHAnsi" w:cstheme="majorBidi" w:eastAsiaTheme="majorEastAsia" w:hAnsiTheme="majorHAnsi"/>
+        <w:rFonts w:asciiTheme="majorHAnsi" w:cstheme="majorBidi" w:hAnsiTheme="majorHAnsi" w:eastAsia="黑体"/>
         <w:b/>
         <w:bCs/>
       </w:rPr>
@@ -7625,6 +8030,7 @@
         <w:spacing w:after="0" w:before="0" w:line="240" w:lineRule="auto"/>
       </w:pPr>
       <w:rPr>
+        <w:rFonts w:eastAsia="黑体"/>
         <w:b/>
         <w:bCs/>
         <w:color w:themeColor="background1" w:val="FFFFFF"/>
@@ -7647,6 +8053,7 @@
         <w:spacing w:after="0" w:before="0" w:line="240" w:lineRule="auto"/>
       </w:pPr>
       <w:rPr>
+        <w:rFonts w:eastAsia="黑体"/>
         <w:b/>
         <w:bCs/>
       </w:rPr>
@@ -7664,12 +8071,14 @@
     </w:tblStylePr>
     <w:tblStylePr w:type="firstCol">
       <w:rPr>
+        <w:rFonts w:eastAsia="黑体"/>
         <w:b/>
         <w:bCs/>
       </w:rPr>
     </w:tblStylePr>
     <w:tblStylePr w:type="lastCol">
       <w:rPr>
+        <w:rFonts w:eastAsia="黑体"/>
         <w:b/>
         <w:bCs/>
       </w:rPr>
@@ -7731,6 +8140,7 @@
         <w:spacing w:after="0" w:before="0" w:line="240" w:lineRule="auto"/>
       </w:pPr>
       <w:rPr>
+        <w:rFonts w:eastAsia="黑体"/>
         <w:b/>
         <w:bCs/>
         <w:color w:themeColor="background1" w:val="FFFFFF"/>
@@ -7753,6 +8163,7 @@
         <w:spacing w:after="0" w:before="0" w:line="240" w:lineRule="auto"/>
       </w:pPr>
       <w:rPr>
+        <w:rFonts w:eastAsia="黑体"/>
         <w:b/>
         <w:bCs/>
       </w:rPr>
@@ -7770,12 +8181,14 @@
     </w:tblStylePr>
     <w:tblStylePr w:type="firstCol">
       <w:rPr>
+        <w:rFonts w:eastAsia="黑体"/>
         <w:b/>
         <w:bCs/>
       </w:rPr>
     </w:tblStylePr>
     <w:tblStylePr w:type="lastCol">
       <w:rPr>
+        <w:rFonts w:eastAsia="黑体"/>
         <w:b/>
         <w:bCs/>
       </w:rPr>
@@ -7837,6 +8250,7 @@
         <w:spacing w:after="0" w:before="0" w:line="240" w:lineRule="auto"/>
       </w:pPr>
       <w:rPr>
+        <w:rFonts w:eastAsia="黑体"/>
         <w:b/>
         <w:bCs/>
         <w:color w:themeColor="background1" w:val="FFFFFF"/>
@@ -7859,6 +8273,7 @@
         <w:spacing w:after="0" w:before="0" w:line="240" w:lineRule="auto"/>
       </w:pPr>
       <w:rPr>
+        <w:rFonts w:eastAsia="黑体"/>
         <w:b/>
         <w:bCs/>
       </w:rPr>
@@ -7876,12 +8291,14 @@
     </w:tblStylePr>
     <w:tblStylePr w:type="firstCol">
       <w:rPr>
+        <w:rFonts w:eastAsia="黑体"/>
         <w:b/>
         <w:bCs/>
       </w:rPr>
     </w:tblStylePr>
     <w:tblStylePr w:type="lastCol">
       <w:rPr>
+        <w:rFonts w:eastAsia="黑体"/>
         <w:b/>
         <w:bCs/>
       </w:rPr>
@@ -7943,6 +8360,7 @@
         <w:spacing w:after="0" w:before="0" w:line="240" w:lineRule="auto"/>
       </w:pPr>
       <w:rPr>
+        <w:rFonts w:eastAsia="黑体"/>
         <w:b/>
         <w:bCs/>
         <w:color w:themeColor="background1" w:val="FFFFFF"/>
@@ -7965,6 +8383,7 @@
         <w:spacing w:after="0" w:before="0" w:line="240" w:lineRule="auto"/>
       </w:pPr>
       <w:rPr>
+        <w:rFonts w:eastAsia="黑体"/>
         <w:b/>
         <w:bCs/>
       </w:rPr>
@@ -7982,12 +8401,14 @@
     </w:tblStylePr>
     <w:tblStylePr w:type="firstCol">
       <w:rPr>
+        <w:rFonts w:eastAsia="黑体"/>
         <w:b/>
         <w:bCs/>
       </w:rPr>
     </w:tblStylePr>
     <w:tblStylePr w:type="lastCol">
       <w:rPr>
+        <w:rFonts w:eastAsia="黑体"/>
         <w:b/>
         <w:bCs/>
       </w:rPr>
@@ -8049,6 +8470,7 @@
         <w:spacing w:after="0" w:before="0" w:line="240" w:lineRule="auto"/>
       </w:pPr>
       <w:rPr>
+        <w:rFonts w:eastAsia="黑体"/>
         <w:b/>
         <w:bCs/>
         <w:color w:themeColor="background1" w:val="FFFFFF"/>
@@ -8071,6 +8493,7 @@
         <w:spacing w:after="0" w:before="0" w:line="240" w:lineRule="auto"/>
       </w:pPr>
       <w:rPr>
+        <w:rFonts w:eastAsia="黑体"/>
         <w:b/>
         <w:bCs/>
       </w:rPr>
@@ -8088,12 +8511,14 @@
     </w:tblStylePr>
     <w:tblStylePr w:type="firstCol">
       <w:rPr>
+        <w:rFonts w:eastAsia="黑体"/>
         <w:b/>
         <w:bCs/>
       </w:rPr>
     </w:tblStylePr>
     <w:tblStylePr w:type="lastCol">
       <w:rPr>
+        <w:rFonts w:eastAsia="黑体"/>
         <w:b/>
         <w:bCs/>
       </w:rPr>
@@ -8155,6 +8580,7 @@
         <w:spacing w:after="0" w:before="0" w:line="240" w:lineRule="auto"/>
       </w:pPr>
       <w:rPr>
+        <w:rFonts w:eastAsia="黑体"/>
         <w:b/>
         <w:bCs/>
         <w:color w:themeColor="background1" w:val="FFFFFF"/>
@@ -8177,6 +8603,7 @@
         <w:spacing w:after="0" w:before="0" w:line="240" w:lineRule="auto"/>
       </w:pPr>
       <w:rPr>
+        <w:rFonts w:eastAsia="黑体"/>
         <w:b/>
         <w:bCs/>
       </w:rPr>
@@ -8194,12 +8621,14 @@
     </w:tblStylePr>
     <w:tblStylePr w:type="firstCol">
       <w:rPr>
+        <w:rFonts w:eastAsia="黑体"/>
         <w:b/>
         <w:bCs/>
       </w:rPr>
     </w:tblStylePr>
     <w:tblStylePr w:type="lastCol">
       <w:rPr>
+        <w:rFonts w:eastAsia="黑体"/>
         <w:b/>
         <w:bCs/>
       </w:rPr>
@@ -8261,6 +8690,7 @@
         <w:spacing w:after="0" w:before="0" w:line="240" w:lineRule="auto"/>
       </w:pPr>
       <w:rPr>
+        <w:rFonts w:eastAsia="黑体"/>
         <w:b/>
         <w:bCs/>
         <w:color w:themeColor="background1" w:val="FFFFFF"/>
@@ -8283,6 +8713,7 @@
         <w:spacing w:after="0" w:before="0" w:line="240" w:lineRule="auto"/>
       </w:pPr>
       <w:rPr>
+        <w:rFonts w:eastAsia="黑体"/>
         <w:b/>
         <w:bCs/>
       </w:rPr>
@@ -8300,12 +8731,14 @@
     </w:tblStylePr>
     <w:tblStylePr w:type="firstCol">
       <w:rPr>
+        <w:rFonts w:eastAsia="黑体"/>
         <w:b/>
         <w:bCs/>
       </w:rPr>
     </w:tblStylePr>
     <w:tblStylePr w:type="lastCol">
       <w:rPr>
+        <w:rFonts w:eastAsia="黑体"/>
         <w:b/>
         <w:bCs/>
       </w:rPr>
@@ -8364,6 +8797,7 @@
         <w:spacing w:after="0" w:before="0" w:line="240" w:lineRule="auto"/>
       </w:pPr>
       <w:rPr>
+        <w:rFonts w:eastAsia="黑体"/>
         <w:b/>
         <w:bCs/>
         <w:color w:themeColor="background1" w:val="FFFFFF"/>
@@ -8386,6 +8820,7 @@
         <w:spacing w:after="0" w:before="0" w:line="240" w:lineRule="auto"/>
       </w:pPr>
       <w:rPr>
+        <w:rFonts w:eastAsia="黑体"/>
         <w:color w:val="auto"/>
       </w:rPr>
       <w:tblPr/>
@@ -8403,6 +8838,7 @@
     </w:tblStylePr>
     <w:tblStylePr w:type="firstCol">
       <w:rPr>
+        <w:rFonts w:eastAsia="黑体"/>
         <w:b/>
         <w:bCs/>
         <w:color w:themeColor="background1" w:val="FFFFFF"/>
@@ -8422,6 +8858,7 @@
     </w:tblStylePr>
     <w:tblStylePr w:type="lastCol">
       <w:rPr>
+        <w:rFonts w:eastAsia="黑体"/>
         <w:b/>
         <w:bCs/>
         <w:color w:themeColor="background1" w:val="FFFFFF"/>
@@ -8470,6 +8907,7 @@
     </w:tblStylePr>
     <w:tblStylePr w:type="nwCell">
       <w:rPr>
+        <w:rFonts w:eastAsia="黑体"/>
         <w:color w:themeColor="background1" w:val="FFFFFF"/>
       </w:rPr>
       <w:tblPr/>
@@ -8513,6 +8951,7 @@
         <w:spacing w:after="0" w:before="0" w:line="240" w:lineRule="auto"/>
       </w:pPr>
       <w:rPr>
+        <w:rFonts w:eastAsia="黑体"/>
         <w:b/>
         <w:bCs/>
         <w:color w:themeColor="background1" w:val="FFFFFF"/>
@@ -8535,6 +8974,7 @@
         <w:spacing w:after="0" w:before="0" w:line="240" w:lineRule="auto"/>
       </w:pPr>
       <w:rPr>
+        <w:rFonts w:eastAsia="黑体"/>
         <w:color w:val="auto"/>
       </w:rPr>
       <w:tblPr/>
@@ -8552,6 +8992,7 @@
     </w:tblStylePr>
     <w:tblStylePr w:type="firstCol">
       <w:rPr>
+        <w:rFonts w:eastAsia="黑体"/>
         <w:b/>
         <w:bCs/>
         <w:color w:themeColor="background1" w:val="FFFFFF"/>
@@ -8571,6 +9012,7 @@
     </w:tblStylePr>
     <w:tblStylePr w:type="lastCol">
       <w:rPr>
+        <w:rFonts w:eastAsia="黑体"/>
         <w:b/>
         <w:bCs/>
         <w:color w:themeColor="background1" w:val="FFFFFF"/>
@@ -8619,6 +9061,7 @@
     </w:tblStylePr>
     <w:tblStylePr w:type="nwCell">
       <w:rPr>
+        <w:rFonts w:eastAsia="黑体"/>
         <w:color w:themeColor="background1" w:val="FFFFFF"/>
       </w:rPr>
       <w:tblPr/>
@@ -8662,6 +9105,7 @@
         <w:spacing w:after="0" w:before="0" w:line="240" w:lineRule="auto"/>
       </w:pPr>
       <w:rPr>
+        <w:rFonts w:eastAsia="黑体"/>
         <w:b/>
         <w:bCs/>
         <w:color w:themeColor="background1" w:val="FFFFFF"/>
@@ -8684,6 +9128,7 @@
         <w:spacing w:after="0" w:before="0" w:line="240" w:lineRule="auto"/>
       </w:pPr>
       <w:rPr>
+        <w:rFonts w:eastAsia="黑体"/>
         <w:color w:val="auto"/>
       </w:rPr>
       <w:tblPr/>
@@ -8701,6 +9146,7 @@
     </w:tblStylePr>
     <w:tblStylePr w:type="firstCol">
       <w:rPr>
+        <w:rFonts w:eastAsia="黑体"/>
         <w:b/>
         <w:bCs/>
         <w:color w:themeColor="background1" w:val="FFFFFF"/>
@@ -8720,6 +9166,7 @@
     </w:tblStylePr>
     <w:tblStylePr w:type="lastCol">
       <w:rPr>
+        <w:rFonts w:eastAsia="黑体"/>
         <w:b/>
         <w:bCs/>
         <w:color w:themeColor="background1" w:val="FFFFFF"/>
@@ -8768,6 +9215,7 @@
     </w:tblStylePr>
     <w:tblStylePr w:type="nwCell">
       <w:rPr>
+        <w:rFonts w:eastAsia="黑体"/>
         <w:color w:themeColor="background1" w:val="FFFFFF"/>
       </w:rPr>
       <w:tblPr/>
@@ -8811,6 +9259,7 @@
         <w:spacing w:after="0" w:before="0" w:line="240" w:lineRule="auto"/>
       </w:pPr>
       <w:rPr>
+        <w:rFonts w:eastAsia="黑体"/>
         <w:b/>
         <w:bCs/>
         <w:color w:themeColor="background1" w:val="FFFFFF"/>
@@ -8833,6 +9282,7 @@
         <w:spacing w:after="0" w:before="0" w:line="240" w:lineRule="auto"/>
       </w:pPr>
       <w:rPr>
+        <w:rFonts w:eastAsia="黑体"/>
         <w:color w:val="auto"/>
       </w:rPr>
       <w:tblPr/>
@@ -8850,6 +9300,7 @@
     </w:tblStylePr>
     <w:tblStylePr w:type="firstCol">
       <w:rPr>
+        <w:rFonts w:eastAsia="黑体"/>
         <w:b/>
         <w:bCs/>
         <w:color w:themeColor="background1" w:val="FFFFFF"/>
@@ -8869,6 +9320,7 @@
     </w:tblStylePr>
     <w:tblStylePr w:type="lastCol">
       <w:rPr>
+        <w:rFonts w:eastAsia="黑体"/>
         <w:b/>
         <w:bCs/>
         <w:color w:themeColor="background1" w:val="FFFFFF"/>
@@ -8917,6 +9369,7 @@
     </w:tblStylePr>
     <w:tblStylePr w:type="nwCell">
       <w:rPr>
+        <w:rFonts w:eastAsia="黑体"/>
         <w:color w:themeColor="background1" w:val="FFFFFF"/>
       </w:rPr>
       <w:tblPr/>
@@ -8960,6 +9413,7 @@
         <w:spacing w:after="0" w:before="0" w:line="240" w:lineRule="auto"/>
       </w:pPr>
       <w:rPr>
+        <w:rFonts w:eastAsia="黑体"/>
         <w:b/>
         <w:bCs/>
         <w:color w:themeColor="background1" w:val="FFFFFF"/>
@@ -8982,6 +9436,7 @@
         <w:spacing w:after="0" w:before="0" w:line="240" w:lineRule="auto"/>
       </w:pPr>
       <w:rPr>
+        <w:rFonts w:eastAsia="黑体"/>
         <w:color w:val="auto"/>
       </w:rPr>
       <w:tblPr/>
@@ -8999,6 +9454,7 @@
     </w:tblStylePr>
     <w:tblStylePr w:type="firstCol">
       <w:rPr>
+        <w:rFonts w:eastAsia="黑体"/>
         <w:b/>
         <w:bCs/>
         <w:color w:themeColor="background1" w:val="FFFFFF"/>
@@ -9018,6 +9474,7 @@
     </w:tblStylePr>
     <w:tblStylePr w:type="lastCol">
       <w:rPr>
+        <w:rFonts w:eastAsia="黑体"/>
         <w:b/>
         <w:bCs/>
         <w:color w:themeColor="background1" w:val="FFFFFF"/>
@@ -9066,6 +9523,7 @@
     </w:tblStylePr>
     <w:tblStylePr w:type="nwCell">
       <w:rPr>
+        <w:rFonts w:eastAsia="黑体"/>
         <w:color w:themeColor="background1" w:val="FFFFFF"/>
       </w:rPr>
       <w:tblPr/>
@@ -9109,6 +9567,7 @@
         <w:spacing w:after="0" w:before="0" w:line="240" w:lineRule="auto"/>
       </w:pPr>
       <w:rPr>
+        <w:rFonts w:eastAsia="黑体"/>
         <w:b/>
         <w:bCs/>
         <w:color w:themeColor="background1" w:val="FFFFFF"/>
@@ -9131,6 +9590,7 @@
         <w:spacing w:after="0" w:before="0" w:line="240" w:lineRule="auto"/>
       </w:pPr>
       <w:rPr>
+        <w:rFonts w:eastAsia="黑体"/>
         <w:color w:val="auto"/>
       </w:rPr>
       <w:tblPr/>
@@ -9148,6 +9608,7 @@
     </w:tblStylePr>
     <w:tblStylePr w:type="firstCol">
       <w:rPr>
+        <w:rFonts w:eastAsia="黑体"/>
         <w:b/>
         <w:bCs/>
         <w:color w:themeColor="background1" w:val="FFFFFF"/>
@@ -9167,6 +9628,7 @@
     </w:tblStylePr>
     <w:tblStylePr w:type="lastCol">
       <w:rPr>
+        <w:rFonts w:eastAsia="黑体"/>
         <w:b/>
         <w:bCs/>
         <w:color w:themeColor="background1" w:val="FFFFFF"/>
@@ -9215,6 +9677,7 @@
     </w:tblStylePr>
     <w:tblStylePr w:type="nwCell">
       <w:rPr>
+        <w:rFonts w:eastAsia="黑体"/>
         <w:color w:themeColor="background1" w:val="FFFFFF"/>
       </w:rPr>
       <w:tblPr/>
@@ -9258,6 +9721,7 @@
         <w:spacing w:after="0" w:before="0" w:line="240" w:lineRule="auto"/>
       </w:pPr>
       <w:rPr>
+        <w:rFonts w:eastAsia="黑体"/>
         <w:b/>
         <w:bCs/>
         <w:color w:themeColor="background1" w:val="FFFFFF"/>
@@ -9280,6 +9744,7 @@
         <w:spacing w:after="0" w:before="0" w:line="240" w:lineRule="auto"/>
       </w:pPr>
       <w:rPr>
+        <w:rFonts w:eastAsia="黑体"/>
         <w:color w:val="auto"/>
       </w:rPr>
       <w:tblPr/>
@@ -9297,6 +9762,7 @@
     </w:tblStylePr>
     <w:tblStylePr w:type="firstCol">
       <w:rPr>
+        <w:rFonts w:eastAsia="黑体"/>
         <w:b/>
         <w:bCs/>
         <w:color w:themeColor="background1" w:val="FFFFFF"/>
@@ -9316,6 +9782,7 @@
     </w:tblStylePr>
     <w:tblStylePr w:type="lastCol">
       <w:rPr>
+        <w:rFonts w:eastAsia="黑体"/>
         <w:b/>
         <w:bCs/>
         <w:color w:themeColor="background1" w:val="FFFFFF"/>
@@ -9364,6 +9831,7 @@
     </w:tblStylePr>
     <w:tblStylePr w:type="nwCell">
       <w:rPr>
+        <w:rFonts w:eastAsia="黑体"/>
         <w:color w:themeColor="background1" w:val="FFFFFF"/>
       </w:rPr>
       <w:tblPr/>
@@ -9388,6 +9856,7 @@
       <w:spacing w:after="0" w:line="240" w:lineRule="auto"/>
     </w:pPr>
     <w:rPr>
+      <w:rFonts w:eastAsia="黑体"/>
       <w:color w:themeColor="text1" w:val="000000"/>
     </w:rPr>
     <w:tblPr>
@@ -9407,7 +9876,7 @@
     </w:tblPr>
     <w:tblStylePr w:type="firstRow">
       <w:rPr>
-        <w:rFonts w:asciiTheme="majorHAnsi" w:cstheme="majorBidi" w:eastAsiaTheme="majorEastAsia" w:hAnsiTheme="majorHAnsi"/>
+        <w:rFonts w:asciiTheme="majorHAnsi" w:cstheme="majorBidi" w:hAnsiTheme="majorHAnsi" w:eastAsia="黑体"/>
       </w:rPr>
       <w:tblPr/>
       <w:tcPr>
@@ -9419,6 +9888,7 @@
     </w:tblStylePr>
     <w:tblStylePr w:type="lastRow">
       <w:rPr>
+        <w:rFonts w:eastAsia="黑体"/>
         <w:b/>
         <w:bCs/>
         <w:color w:themeColor="text2" w:val="1F497D"/>
@@ -9433,12 +9903,14 @@
     </w:tblStylePr>
     <w:tblStylePr w:type="firstCol">
       <w:rPr>
+        <w:rFonts w:eastAsia="黑体"/>
         <w:b/>
         <w:bCs/>
       </w:rPr>
     </w:tblStylePr>
     <w:tblStylePr w:type="lastCol">
       <w:rPr>
+        <w:rFonts w:eastAsia="黑体"/>
         <w:b/>
         <w:bCs/>
       </w:rPr>
@@ -9472,6 +9944,7 @@
       <w:spacing w:after="0" w:line="240" w:lineRule="auto"/>
     </w:pPr>
     <w:rPr>
+      <w:rFonts w:eastAsia="黑体"/>
       <w:color w:themeColor="text1" w:val="000000"/>
     </w:rPr>
     <w:tblPr>
@@ -9491,7 +9964,7 @@
     </w:tblPr>
     <w:tblStylePr w:type="firstRow">
       <w:rPr>
-        <w:rFonts w:asciiTheme="majorHAnsi" w:cstheme="majorBidi" w:eastAsiaTheme="majorEastAsia" w:hAnsiTheme="majorHAnsi"/>
+        <w:rFonts w:asciiTheme="majorHAnsi" w:cstheme="majorBidi" w:hAnsiTheme="majorHAnsi" w:eastAsia="黑体"/>
       </w:rPr>
       <w:tblPr/>
       <w:tcPr>
@@ -9503,6 +9976,7 @@
     </w:tblStylePr>
     <w:tblStylePr w:type="lastRow">
       <w:rPr>
+        <w:rFonts w:eastAsia="黑体"/>
         <w:b/>
         <w:bCs/>
         <w:color w:themeColor="text2" w:val="1F497D"/>
@@ -9517,12 +9991,14 @@
     </w:tblStylePr>
     <w:tblStylePr w:type="firstCol">
       <w:rPr>
+        <w:rFonts w:eastAsia="黑体"/>
         <w:b/>
         <w:bCs/>
       </w:rPr>
     </w:tblStylePr>
     <w:tblStylePr w:type="lastCol">
       <w:rPr>
+        <w:rFonts w:eastAsia="黑体"/>
         <w:b/>
         <w:bCs/>
       </w:rPr>
@@ -9556,6 +10032,7 @@
       <w:spacing w:after="0" w:line="240" w:lineRule="auto"/>
     </w:pPr>
     <w:rPr>
+      <w:rFonts w:eastAsia="黑体"/>
       <w:color w:themeColor="text1" w:val="000000"/>
     </w:rPr>
     <w:tblPr>
@@ -9575,7 +10052,7 @@
     </w:tblPr>
     <w:tblStylePr w:type="firstRow">
       <w:rPr>
-        <w:rFonts w:asciiTheme="majorHAnsi" w:cstheme="majorBidi" w:eastAsiaTheme="majorEastAsia" w:hAnsiTheme="majorHAnsi"/>
+        <w:rFonts w:asciiTheme="majorHAnsi" w:cstheme="majorBidi" w:hAnsiTheme="majorHAnsi" w:eastAsia="黑体"/>
       </w:rPr>
       <w:tblPr/>
       <w:tcPr>
@@ -9587,6 +10064,7 @@
     </w:tblStylePr>
     <w:tblStylePr w:type="lastRow">
       <w:rPr>
+        <w:rFonts w:eastAsia="黑体"/>
         <w:b/>
         <w:bCs/>
         <w:color w:themeColor="text2" w:val="1F497D"/>
@@ -9601,12 +10079,14 @@
     </w:tblStylePr>
     <w:tblStylePr w:type="firstCol">
       <w:rPr>
+        <w:rFonts w:eastAsia="黑体"/>
         <w:b/>
         <w:bCs/>
       </w:rPr>
     </w:tblStylePr>
     <w:tblStylePr w:type="lastCol">
       <w:rPr>
+        <w:rFonts w:eastAsia="黑体"/>
         <w:b/>
         <w:bCs/>
       </w:rPr>
@@ -9640,6 +10120,7 @@
       <w:spacing w:after="0" w:line="240" w:lineRule="auto"/>
     </w:pPr>
     <w:rPr>
+      <w:rFonts w:eastAsia="黑体"/>
       <w:color w:themeColor="text1" w:val="000000"/>
     </w:rPr>
     <w:tblPr>
@@ -9659,7 +10140,7 @@
     </w:tblPr>
     <w:tblStylePr w:type="firstRow">
       <w:rPr>
-        <w:rFonts w:asciiTheme="majorHAnsi" w:cstheme="majorBidi" w:eastAsiaTheme="majorEastAsia" w:hAnsiTheme="majorHAnsi"/>
+        <w:rFonts w:asciiTheme="majorHAnsi" w:cstheme="majorBidi" w:hAnsiTheme="majorHAnsi" w:eastAsia="黑体"/>
       </w:rPr>
       <w:tblPr/>
       <w:tcPr>
@@ -9671,6 +10152,7 @@
     </w:tblStylePr>
     <w:tblStylePr w:type="lastRow">
       <w:rPr>
+        <w:rFonts w:eastAsia="黑体"/>
         <w:b/>
         <w:bCs/>
         <w:color w:themeColor="text2" w:val="1F497D"/>
@@ -9685,12 +10167,14 @@
     </w:tblStylePr>
     <w:tblStylePr w:type="firstCol">
       <w:rPr>
+        <w:rFonts w:eastAsia="黑体"/>
         <w:b/>
         <w:bCs/>
       </w:rPr>
     </w:tblStylePr>
     <w:tblStylePr w:type="lastCol">
       <w:rPr>
+        <w:rFonts w:eastAsia="黑体"/>
         <w:b/>
         <w:bCs/>
       </w:rPr>
@@ -9724,6 +10208,7 @@
       <w:spacing w:after="0" w:line="240" w:lineRule="auto"/>
     </w:pPr>
     <w:rPr>
+      <w:rFonts w:eastAsia="黑体"/>
       <w:color w:themeColor="text1" w:val="000000"/>
     </w:rPr>
     <w:tblPr>
@@ -9743,7 +10228,7 @@
     </w:tblPr>
     <w:tblStylePr w:type="firstRow">
       <w:rPr>
-        <w:rFonts w:asciiTheme="majorHAnsi" w:cstheme="majorBidi" w:eastAsiaTheme="majorEastAsia" w:hAnsiTheme="majorHAnsi"/>
+        <w:rFonts w:asciiTheme="majorHAnsi" w:cstheme="majorBidi" w:hAnsiTheme="majorHAnsi" w:eastAsia="黑体"/>
       </w:rPr>
       <w:tblPr/>
       <w:tcPr>
@@ -9755,6 +10240,7 @@
     </w:tblStylePr>
     <w:tblStylePr w:type="lastRow">
       <w:rPr>
+        <w:rFonts w:eastAsia="黑体"/>
         <w:b/>
         <w:bCs/>
         <w:color w:themeColor="text2" w:val="1F497D"/>
@@ -9769,12 +10255,14 @@
     </w:tblStylePr>
     <w:tblStylePr w:type="firstCol">
       <w:rPr>
+        <w:rFonts w:eastAsia="黑体"/>
         <w:b/>
         <w:bCs/>
       </w:rPr>
     </w:tblStylePr>
     <w:tblStylePr w:type="lastCol">
       <w:rPr>
+        <w:rFonts w:eastAsia="黑体"/>
         <w:b/>
         <w:bCs/>
       </w:rPr>
@@ -9808,6 +10296,7 @@
       <w:spacing w:after="0" w:line="240" w:lineRule="auto"/>
     </w:pPr>
     <w:rPr>
+      <w:rFonts w:eastAsia="黑体"/>
       <w:color w:themeColor="text1" w:val="000000"/>
     </w:rPr>
     <w:tblPr>
@@ -9827,7 +10316,7 @@
     </w:tblPr>
     <w:tblStylePr w:type="firstRow">
       <w:rPr>
-        <w:rFonts w:asciiTheme="majorHAnsi" w:cstheme="majorBidi" w:eastAsiaTheme="majorEastAsia" w:hAnsiTheme="majorHAnsi"/>
+        <w:rFonts w:asciiTheme="majorHAnsi" w:cstheme="majorBidi" w:hAnsiTheme="majorHAnsi" w:eastAsia="黑体"/>
       </w:rPr>
       <w:tblPr/>
       <w:tcPr>
@@ -9839,6 +10328,7 @@
     </w:tblStylePr>
     <w:tblStylePr w:type="lastRow">
       <w:rPr>
+        <w:rFonts w:eastAsia="黑体"/>
         <w:b/>
         <w:bCs/>
         <w:color w:themeColor="text2" w:val="1F497D"/>
@@ -9853,12 +10343,14 @@
     </w:tblStylePr>
     <w:tblStylePr w:type="firstCol">
       <w:rPr>
+        <w:rFonts w:eastAsia="黑体"/>
         <w:b/>
         <w:bCs/>
       </w:rPr>
     </w:tblStylePr>
     <w:tblStylePr w:type="lastCol">
       <w:rPr>
+        <w:rFonts w:eastAsia="黑体"/>
         <w:b/>
         <w:bCs/>
       </w:rPr>
@@ -9892,6 +10384,7 @@
       <w:spacing w:after="0" w:line="240" w:lineRule="auto"/>
     </w:pPr>
     <w:rPr>
+      <w:rFonts w:eastAsia="黑体"/>
       <w:color w:themeColor="text1" w:val="000000"/>
     </w:rPr>
     <w:tblPr>
@@ -9911,7 +10404,7 @@
     </w:tblPr>
     <w:tblStylePr w:type="firstRow">
       <w:rPr>
-        <w:rFonts w:asciiTheme="majorHAnsi" w:cstheme="majorBidi" w:eastAsiaTheme="majorEastAsia" w:hAnsiTheme="majorHAnsi"/>
+        <w:rFonts w:asciiTheme="majorHAnsi" w:cstheme="majorBidi" w:hAnsiTheme="majorHAnsi" w:eastAsia="黑体"/>
       </w:rPr>
       <w:tblPr/>
       <w:tcPr>
@@ -9923,6 +10416,7 @@
     </w:tblStylePr>
     <w:tblStylePr w:type="lastRow">
       <w:rPr>
+        <w:rFonts w:eastAsia="黑体"/>
         <w:b/>
         <w:bCs/>
         <w:color w:themeColor="text2" w:val="1F497D"/>
@@ -9937,12 +10431,14 @@
     </w:tblStylePr>
     <w:tblStylePr w:type="firstCol">
       <w:rPr>
+        <w:rFonts w:eastAsia="黑体"/>
         <w:b/>
         <w:bCs/>
       </w:rPr>
     </w:tblStylePr>
     <w:tblStylePr w:type="lastCol">
       <w:rPr>
+        <w:rFonts w:eastAsia="黑体"/>
         <w:b/>
         <w:bCs/>
       </w:rPr>
@@ -9976,7 +10472,7 @@
       <w:spacing w:after="0" w:line="240" w:lineRule="auto"/>
     </w:pPr>
     <w:rPr>
-      <w:rFonts w:asciiTheme="majorHAnsi" w:cstheme="majorBidi" w:eastAsiaTheme="majorEastAsia" w:hAnsiTheme="majorHAnsi"/>
+      <w:rFonts w:asciiTheme="majorHAnsi" w:cstheme="majorBidi" w:hAnsiTheme="majorHAnsi" w:eastAsia="黑体"/>
       <w:color w:themeColor="text1" w:val="000000"/>
     </w:rPr>
     <w:tblPr>
@@ -9998,6 +10494,7 @@
     </w:tblPr>
     <w:tblStylePr w:type="firstRow">
       <w:rPr>
+        <w:rFonts w:eastAsia="黑体"/>
         <w:sz w:val="24"/>
         <w:szCs w:val="24"/>
       </w:rPr>
@@ -10104,7 +10601,7 @@
       <w:spacing w:after="0" w:line="240" w:lineRule="auto"/>
     </w:pPr>
     <w:rPr>
-      <w:rFonts w:asciiTheme="majorHAnsi" w:cstheme="majorBidi" w:eastAsiaTheme="majorEastAsia" w:hAnsiTheme="majorHAnsi"/>
+      <w:rFonts w:asciiTheme="majorHAnsi" w:cstheme="majorBidi" w:hAnsiTheme="majorHAnsi" w:eastAsia="黑体"/>
       <w:color w:themeColor="text1" w:val="000000"/>
     </w:rPr>
     <w:tblPr>
@@ -10126,6 +10623,7 @@
     </w:tblPr>
     <w:tblStylePr w:type="firstRow">
       <w:rPr>
+        <w:rFonts w:eastAsia="黑体"/>
         <w:sz w:val="24"/>
         <w:szCs w:val="24"/>
       </w:rPr>
@@ -10232,7 +10730,7 @@
       <w:spacing w:after="0" w:line="240" w:lineRule="auto"/>
     </w:pPr>
     <w:rPr>
-      <w:rFonts w:asciiTheme="majorHAnsi" w:cstheme="majorBidi" w:eastAsiaTheme="majorEastAsia" w:hAnsiTheme="majorHAnsi"/>
+      <w:rFonts w:asciiTheme="majorHAnsi" w:cstheme="majorBidi" w:hAnsiTheme="majorHAnsi" w:eastAsia="黑体"/>
       <w:color w:themeColor="text1" w:val="000000"/>
     </w:rPr>
     <w:tblPr>
@@ -10254,6 +10752,7 @@
     </w:tblPr>
     <w:tblStylePr w:type="firstRow">
       <w:rPr>
+        <w:rFonts w:eastAsia="黑体"/>
         <w:sz w:val="24"/>
         <w:szCs w:val="24"/>
       </w:rPr>
@@ -10360,7 +10859,7 @@
       <w:spacing w:after="0" w:line="240" w:lineRule="auto"/>
     </w:pPr>
     <w:rPr>
-      <w:rFonts w:asciiTheme="majorHAnsi" w:cstheme="majorBidi" w:eastAsiaTheme="majorEastAsia" w:hAnsiTheme="majorHAnsi"/>
+      <w:rFonts w:asciiTheme="majorHAnsi" w:cstheme="majorBidi" w:hAnsiTheme="majorHAnsi" w:eastAsia="黑体"/>
       <w:color w:themeColor="text1" w:val="000000"/>
     </w:rPr>
     <w:tblPr>
@@ -10382,6 +10881,7 @@
     </w:tblPr>
     <w:tblStylePr w:type="firstRow">
       <w:rPr>
+        <w:rFonts w:eastAsia="黑体"/>
         <w:sz w:val="24"/>
         <w:szCs w:val="24"/>
       </w:rPr>
@@ -10488,7 +10988,7 @@
       <w:spacing w:after="0" w:line="240" w:lineRule="auto"/>
     </w:pPr>
     <w:rPr>
-      <w:rFonts w:asciiTheme="majorHAnsi" w:cstheme="majorBidi" w:eastAsiaTheme="majorEastAsia" w:hAnsiTheme="majorHAnsi"/>
+      <w:rFonts w:asciiTheme="majorHAnsi" w:cstheme="majorBidi" w:hAnsiTheme="majorHAnsi" w:eastAsia="黑体"/>
       <w:color w:themeColor="text1" w:val="000000"/>
     </w:rPr>
     <w:tblPr>
@@ -10510,6 +11010,7 @@
     </w:tblPr>
     <w:tblStylePr w:type="firstRow">
       <w:rPr>
+        <w:rFonts w:eastAsia="黑体"/>
         <w:sz w:val="24"/>
         <w:szCs w:val="24"/>
       </w:rPr>
@@ -10616,7 +11117,7 @@
       <w:spacing w:after="0" w:line="240" w:lineRule="auto"/>
     </w:pPr>
     <w:rPr>
-      <w:rFonts w:asciiTheme="majorHAnsi" w:cstheme="majorBidi" w:eastAsiaTheme="majorEastAsia" w:hAnsiTheme="majorHAnsi"/>
+      <w:rFonts w:asciiTheme="majorHAnsi" w:cstheme="majorBidi" w:hAnsiTheme="majorHAnsi" w:eastAsia="黑体"/>
       <w:color w:themeColor="text1" w:val="000000"/>
     </w:rPr>
     <w:tblPr>
@@ -10638,6 +11139,7 @@
     </w:tblPr>
     <w:tblStylePr w:type="firstRow">
       <w:rPr>
+        <w:rFonts w:eastAsia="黑体"/>
         <w:sz w:val="24"/>
         <w:szCs w:val="24"/>
       </w:rPr>
@@ -10744,7 +11246,7 @@
       <w:spacing w:after="0" w:line="240" w:lineRule="auto"/>
     </w:pPr>
     <w:rPr>
-      <w:rFonts w:asciiTheme="majorHAnsi" w:cstheme="majorBidi" w:eastAsiaTheme="majorEastAsia" w:hAnsiTheme="majorHAnsi"/>
+      <w:rFonts w:asciiTheme="majorHAnsi" w:cstheme="majorBidi" w:hAnsiTheme="majorHAnsi" w:eastAsia="黑体"/>
       <w:color w:themeColor="text1" w:val="000000"/>
     </w:rPr>
     <w:tblPr>
@@ -10766,6 +11268,7 @@
     </w:tblPr>
     <w:tblStylePr w:type="firstRow">
       <w:rPr>
+        <w:rFonts w:eastAsia="黑体"/>
         <w:sz w:val="24"/>
         <w:szCs w:val="24"/>
       </w:rPr>
@@ -10895,12 +11398,14 @@
     </w:tcPr>
     <w:tblStylePr w:type="firstRow">
       <w:rPr>
+        <w:rFonts w:eastAsia="黑体"/>
         <w:b/>
         <w:bCs/>
       </w:rPr>
     </w:tblStylePr>
     <w:tblStylePr w:type="lastRow">
       <w:rPr>
+        <w:rFonts w:eastAsia="黑体"/>
         <w:b/>
         <w:bCs/>
       </w:rPr>
@@ -10913,12 +11418,14 @@
     </w:tblStylePr>
     <w:tblStylePr w:type="firstCol">
       <w:rPr>
+        <w:rFonts w:eastAsia="黑体"/>
         <w:b/>
         <w:bCs/>
       </w:rPr>
     </w:tblStylePr>
     <w:tblStylePr w:type="lastCol">
       <w:rPr>
+        <w:rFonts w:eastAsia="黑体"/>
         <w:b/>
         <w:bCs/>
       </w:rPr>
@@ -10968,12 +11475,14 @@
     </w:tcPr>
     <w:tblStylePr w:type="firstRow">
       <w:rPr>
+        <w:rFonts w:eastAsia="黑体"/>
         <w:b/>
         <w:bCs/>
       </w:rPr>
     </w:tblStylePr>
     <w:tblStylePr w:type="lastRow">
       <w:rPr>
+        <w:rFonts w:eastAsia="黑体"/>
         <w:b/>
         <w:bCs/>
       </w:rPr>
@@ -10986,12 +11495,14 @@
     </w:tblStylePr>
     <w:tblStylePr w:type="firstCol">
       <w:rPr>
+        <w:rFonts w:eastAsia="黑体"/>
         <w:b/>
         <w:bCs/>
       </w:rPr>
     </w:tblStylePr>
     <w:tblStylePr w:type="lastCol">
       <w:rPr>
+        <w:rFonts w:eastAsia="黑体"/>
         <w:b/>
         <w:bCs/>
       </w:rPr>
@@ -11041,12 +11552,14 @@
     </w:tcPr>
     <w:tblStylePr w:type="firstRow">
       <w:rPr>
+        <w:rFonts w:eastAsia="黑体"/>
         <w:b/>
         <w:bCs/>
       </w:rPr>
     </w:tblStylePr>
     <w:tblStylePr w:type="lastRow">
       <w:rPr>
+        <w:rFonts w:eastAsia="黑体"/>
         <w:b/>
         <w:bCs/>
       </w:rPr>
@@ -11059,12 +11572,14 @@
     </w:tblStylePr>
     <w:tblStylePr w:type="firstCol">
       <w:rPr>
+        <w:rFonts w:eastAsia="黑体"/>
         <w:b/>
         <w:bCs/>
       </w:rPr>
     </w:tblStylePr>
     <w:tblStylePr w:type="lastCol">
       <w:rPr>
+        <w:rFonts w:eastAsia="黑体"/>
         <w:b/>
         <w:bCs/>
       </w:rPr>
@@ -11114,12 +11629,14 @@
     </w:tcPr>
     <w:tblStylePr w:type="firstRow">
       <w:rPr>
+        <w:rFonts w:eastAsia="黑体"/>
         <w:b/>
         <w:bCs/>
       </w:rPr>
     </w:tblStylePr>
     <w:tblStylePr w:type="lastRow">
       <w:rPr>
+        <w:rFonts w:eastAsia="黑体"/>
         <w:b/>
         <w:bCs/>
       </w:rPr>
@@ -11132,12 +11649,14 @@
     </w:tblStylePr>
     <w:tblStylePr w:type="firstCol">
       <w:rPr>
+        <w:rFonts w:eastAsia="黑体"/>
         <w:b/>
         <w:bCs/>
       </w:rPr>
     </w:tblStylePr>
     <w:tblStylePr w:type="lastCol">
       <w:rPr>
+        <w:rFonts w:eastAsia="黑体"/>
         <w:b/>
         <w:bCs/>
       </w:rPr>
@@ -11187,12 +11706,14 @@
     </w:tcPr>
     <w:tblStylePr w:type="firstRow">
       <w:rPr>
+        <w:rFonts w:eastAsia="黑体"/>
         <w:b/>
         <w:bCs/>
       </w:rPr>
     </w:tblStylePr>
     <w:tblStylePr w:type="lastRow">
       <w:rPr>
+        <w:rFonts w:eastAsia="黑体"/>
         <w:b/>
         <w:bCs/>
       </w:rPr>
@@ -11205,12 +11726,14 @@
     </w:tblStylePr>
     <w:tblStylePr w:type="firstCol">
       <w:rPr>
+        <w:rFonts w:eastAsia="黑体"/>
         <w:b/>
         <w:bCs/>
       </w:rPr>
     </w:tblStylePr>
     <w:tblStylePr w:type="lastCol">
       <w:rPr>
+        <w:rFonts w:eastAsia="黑体"/>
         <w:b/>
         <w:bCs/>
       </w:rPr>
@@ -11260,12 +11783,14 @@
     </w:tcPr>
     <w:tblStylePr w:type="firstRow">
       <w:rPr>
+        <w:rFonts w:eastAsia="黑体"/>
         <w:b/>
         <w:bCs/>
       </w:rPr>
     </w:tblStylePr>
     <w:tblStylePr w:type="lastRow">
       <w:rPr>
+        <w:rFonts w:eastAsia="黑体"/>
         <w:b/>
         <w:bCs/>
       </w:rPr>
@@ -11278,12 +11803,14 @@
     </w:tblStylePr>
     <w:tblStylePr w:type="firstCol">
       <w:rPr>
+        <w:rFonts w:eastAsia="黑体"/>
         <w:b/>
         <w:bCs/>
       </w:rPr>
     </w:tblStylePr>
     <w:tblStylePr w:type="lastCol">
       <w:rPr>
+        <w:rFonts w:eastAsia="黑体"/>
         <w:b/>
         <w:bCs/>
       </w:rPr>
@@ -11333,12 +11860,14 @@
     </w:tcPr>
     <w:tblStylePr w:type="firstRow">
       <w:rPr>
+        <w:rFonts w:eastAsia="黑体"/>
         <w:b/>
         <w:bCs/>
       </w:rPr>
     </w:tblStylePr>
     <w:tblStylePr w:type="lastRow">
       <w:rPr>
+        <w:rFonts w:eastAsia="黑体"/>
         <w:b/>
         <w:bCs/>
       </w:rPr>
@@ -11351,12 +11880,14 @@
     </w:tblStylePr>
     <w:tblStylePr w:type="firstCol">
       <w:rPr>
+        <w:rFonts w:eastAsia="黑体"/>
         <w:b/>
         <w:bCs/>
       </w:rPr>
     </w:tblStylePr>
     <w:tblStylePr w:type="lastCol">
       <w:rPr>
+        <w:rFonts w:eastAsia="黑体"/>
         <w:b/>
         <w:bCs/>
       </w:rPr>
@@ -11383,7 +11914,7 @@
       <w:spacing w:after="0" w:line="240" w:lineRule="auto"/>
     </w:pPr>
     <w:rPr>
-      <w:rFonts w:asciiTheme="majorHAnsi" w:cstheme="majorBidi" w:eastAsiaTheme="majorEastAsia" w:hAnsiTheme="majorHAnsi"/>
+      <w:rFonts w:asciiTheme="majorHAnsi" w:cstheme="majorBidi" w:hAnsiTheme="majorHAnsi" w:eastAsia="黑体"/>
       <w:color w:themeColor="text1" w:val="000000"/>
     </w:rPr>
     <w:tblPr>
@@ -11410,6 +11941,7 @@
     </w:tcPr>
     <w:tblStylePr w:type="firstRow">
       <w:rPr>
+        <w:rFonts w:eastAsia="黑体"/>
         <w:b/>
         <w:bCs/>
         <w:color w:themeColor="text1" w:val="000000"/>
@@ -11421,6 +11953,7 @@
     </w:tblStylePr>
     <w:tblStylePr w:type="lastRow">
       <w:rPr>
+        <w:rFonts w:eastAsia="黑体"/>
         <w:b/>
         <w:bCs/>
         <w:color w:themeColor="text1" w:val="000000"/>
@@ -11440,6 +11973,7 @@
     </w:tblStylePr>
     <w:tblStylePr w:type="firstCol">
       <w:rPr>
+        <w:rFonts w:eastAsia="黑体"/>
         <w:b/>
         <w:bCs/>
         <w:color w:themeColor="text1" w:val="000000"/>
@@ -11459,6 +11993,7 @@
     </w:tblStylePr>
     <w:tblStylePr w:type="lastCol">
       <w:rPr>
+        <w:rFonts w:eastAsia="黑体"/>
         <w:b w:val="0"/>
         <w:bCs w:val="0"/>
         <w:color w:themeColor="text1" w:val="000000"/>
@@ -11508,7 +12043,7 @@
       <w:spacing w:after="0" w:line="240" w:lineRule="auto"/>
     </w:pPr>
     <w:rPr>
-      <w:rFonts w:asciiTheme="majorHAnsi" w:cstheme="majorBidi" w:eastAsiaTheme="majorEastAsia" w:hAnsiTheme="majorHAnsi"/>
+      <w:rFonts w:asciiTheme="majorHAnsi" w:cstheme="majorBidi" w:hAnsiTheme="majorHAnsi" w:eastAsia="黑体"/>
       <w:color w:themeColor="text1" w:val="000000"/>
     </w:rPr>
     <w:tblPr>
@@ -11535,6 +12070,7 @@
     </w:tcPr>
     <w:tblStylePr w:type="firstRow">
       <w:rPr>
+        <w:rFonts w:eastAsia="黑体"/>
         <w:b/>
         <w:bCs/>
         <w:color w:themeColor="text1" w:val="000000"/>
@@ -11546,6 +12082,7 @@
     </w:tblStylePr>
     <w:tblStylePr w:type="lastRow">
       <w:rPr>
+        <w:rFonts w:eastAsia="黑体"/>
         <w:b/>
         <w:bCs/>
         <w:color w:themeColor="text1" w:val="000000"/>
@@ -11565,6 +12102,7 @@
     </w:tblStylePr>
     <w:tblStylePr w:type="firstCol">
       <w:rPr>
+        <w:rFonts w:eastAsia="黑体"/>
         <w:b/>
         <w:bCs/>
         <w:color w:themeColor="text1" w:val="000000"/>
@@ -11584,6 +12122,7 @@
     </w:tblStylePr>
     <w:tblStylePr w:type="lastCol">
       <w:rPr>
+        <w:rFonts w:eastAsia="黑体"/>
         <w:b w:val="0"/>
         <w:bCs w:val="0"/>
         <w:color w:themeColor="text1" w:val="000000"/>
@@ -11633,7 +12172,7 @@
       <w:spacing w:after="0" w:line="240" w:lineRule="auto"/>
     </w:pPr>
     <w:rPr>
-      <w:rFonts w:asciiTheme="majorHAnsi" w:cstheme="majorBidi" w:eastAsiaTheme="majorEastAsia" w:hAnsiTheme="majorHAnsi"/>
+      <w:rFonts w:asciiTheme="majorHAnsi" w:cstheme="majorBidi" w:hAnsiTheme="majorHAnsi" w:eastAsia="黑体"/>
       <w:color w:themeColor="text1" w:val="000000"/>
     </w:rPr>
     <w:tblPr>
@@ -11660,6 +12199,7 @@
     </w:tcPr>
     <w:tblStylePr w:type="firstRow">
       <w:rPr>
+        <w:rFonts w:eastAsia="黑体"/>
         <w:b/>
         <w:bCs/>
         <w:color w:themeColor="text1" w:val="000000"/>
@@ -11671,6 +12211,7 @@
     </w:tblStylePr>
     <w:tblStylePr w:type="lastRow">
       <w:rPr>
+        <w:rFonts w:eastAsia="黑体"/>
         <w:b/>
         <w:bCs/>
         <w:color w:themeColor="text1" w:val="000000"/>
@@ -11690,6 +12231,7 @@
     </w:tblStylePr>
     <w:tblStylePr w:type="firstCol">
       <w:rPr>
+        <w:rFonts w:eastAsia="黑体"/>
         <w:b/>
         <w:bCs/>
         <w:color w:themeColor="text1" w:val="000000"/>
@@ -11709,6 +12251,7 @@
     </w:tblStylePr>
     <w:tblStylePr w:type="lastCol">
       <w:rPr>
+        <w:rFonts w:eastAsia="黑体"/>
         <w:b w:val="0"/>
         <w:bCs w:val="0"/>
         <w:color w:themeColor="text1" w:val="000000"/>
@@ -11758,7 +12301,7 @@
       <w:spacing w:after="0" w:line="240" w:lineRule="auto"/>
     </w:pPr>
     <w:rPr>
-      <w:rFonts w:asciiTheme="majorHAnsi" w:cstheme="majorBidi" w:eastAsiaTheme="majorEastAsia" w:hAnsiTheme="majorHAnsi"/>
+      <w:rFonts w:asciiTheme="majorHAnsi" w:cstheme="majorBidi" w:hAnsiTheme="majorHAnsi" w:eastAsia="黑体"/>
       <w:color w:themeColor="text1" w:val="000000"/>
     </w:rPr>
     <w:tblPr>
@@ -11785,6 +12328,7 @@
     </w:tcPr>
     <w:tblStylePr w:type="firstRow">
       <w:rPr>
+        <w:rFonts w:eastAsia="黑体"/>
         <w:b/>
         <w:bCs/>
         <w:color w:themeColor="text1" w:val="000000"/>
@@ -11796,6 +12340,7 @@
     </w:tblStylePr>
     <w:tblStylePr w:type="lastRow">
       <w:rPr>
+        <w:rFonts w:eastAsia="黑体"/>
         <w:b/>
         <w:bCs/>
         <w:color w:themeColor="text1" w:val="000000"/>
@@ -11815,6 +12360,7 @@
     </w:tblStylePr>
     <w:tblStylePr w:type="firstCol">
       <w:rPr>
+        <w:rFonts w:eastAsia="黑体"/>
         <w:b/>
         <w:bCs/>
         <w:color w:themeColor="text1" w:val="000000"/>
@@ -11834,6 +12380,7 @@
     </w:tblStylePr>
     <w:tblStylePr w:type="lastCol">
       <w:rPr>
+        <w:rFonts w:eastAsia="黑体"/>
         <w:b w:val="0"/>
         <w:bCs w:val="0"/>
         <w:color w:themeColor="text1" w:val="000000"/>
@@ -11883,7 +12430,7 @@
       <w:spacing w:after="0" w:line="240" w:lineRule="auto"/>
     </w:pPr>
     <w:rPr>
-      <w:rFonts w:asciiTheme="majorHAnsi" w:cstheme="majorBidi" w:eastAsiaTheme="majorEastAsia" w:hAnsiTheme="majorHAnsi"/>
+      <w:rFonts w:asciiTheme="majorHAnsi" w:cstheme="majorBidi" w:hAnsiTheme="majorHAnsi" w:eastAsia="黑体"/>
       <w:color w:themeColor="text1" w:val="000000"/>
     </w:rPr>
     <w:tblPr>
@@ -11910,6 +12457,7 @@
     </w:tcPr>
     <w:tblStylePr w:type="firstRow">
       <w:rPr>
+        <w:rFonts w:eastAsia="黑体"/>
         <w:b/>
         <w:bCs/>
         <w:color w:themeColor="text1" w:val="000000"/>
@@ -11921,6 +12469,7 @@
     </w:tblStylePr>
     <w:tblStylePr w:type="lastRow">
       <w:rPr>
+        <w:rFonts w:eastAsia="黑体"/>
         <w:b/>
         <w:bCs/>
         <w:color w:themeColor="text1" w:val="000000"/>
@@ -11940,6 +12489,7 @@
     </w:tblStylePr>
     <w:tblStylePr w:type="firstCol">
       <w:rPr>
+        <w:rFonts w:eastAsia="黑体"/>
         <w:b/>
         <w:bCs/>
         <w:color w:themeColor="text1" w:val="000000"/>
@@ -11959,6 +12509,7 @@
     </w:tblStylePr>
     <w:tblStylePr w:type="lastCol">
       <w:rPr>
+        <w:rFonts w:eastAsia="黑体"/>
         <w:b w:val="0"/>
         <w:bCs w:val="0"/>
         <w:color w:themeColor="text1" w:val="000000"/>
@@ -12008,7 +12559,7 @@
       <w:spacing w:after="0" w:line="240" w:lineRule="auto"/>
     </w:pPr>
     <w:rPr>
-      <w:rFonts w:asciiTheme="majorHAnsi" w:cstheme="majorBidi" w:eastAsiaTheme="majorEastAsia" w:hAnsiTheme="majorHAnsi"/>
+      <w:rFonts w:asciiTheme="majorHAnsi" w:cstheme="majorBidi" w:hAnsiTheme="majorHAnsi" w:eastAsia="黑体"/>
       <w:color w:themeColor="text1" w:val="000000"/>
     </w:rPr>
     <w:tblPr>
@@ -12035,6 +12586,7 @@
     </w:tcPr>
     <w:tblStylePr w:type="firstRow">
       <w:rPr>
+        <w:rFonts w:eastAsia="黑体"/>
         <w:b/>
         <w:bCs/>
         <w:color w:themeColor="text1" w:val="000000"/>
@@ -12046,6 +12598,7 @@
     </w:tblStylePr>
     <w:tblStylePr w:type="lastRow">
       <w:rPr>
+        <w:rFonts w:eastAsia="黑体"/>
         <w:b/>
         <w:bCs/>
         <w:color w:themeColor="text1" w:val="000000"/>
@@ -12065,6 +12618,7 @@
     </w:tblStylePr>
     <w:tblStylePr w:type="firstCol">
       <w:rPr>
+        <w:rFonts w:eastAsia="黑体"/>
         <w:b/>
         <w:bCs/>
         <w:color w:themeColor="text1" w:val="000000"/>
@@ -12084,6 +12638,7 @@
     </w:tblStylePr>
     <w:tblStylePr w:type="lastCol">
       <w:rPr>
+        <w:rFonts w:eastAsia="黑体"/>
         <w:b w:val="0"/>
         <w:bCs w:val="0"/>
         <w:color w:themeColor="text1" w:val="000000"/>
@@ -12133,7 +12688,7 @@
       <w:spacing w:after="0" w:line="240" w:lineRule="auto"/>
     </w:pPr>
     <w:rPr>
-      <w:rFonts w:asciiTheme="majorHAnsi" w:cstheme="majorBidi" w:eastAsiaTheme="majorEastAsia" w:hAnsiTheme="majorHAnsi"/>
+      <w:rFonts w:asciiTheme="majorHAnsi" w:cstheme="majorBidi" w:hAnsiTheme="majorHAnsi" w:eastAsia="黑体"/>
       <w:color w:themeColor="text1" w:val="000000"/>
     </w:rPr>
     <w:tblPr>
@@ -12160,6 +12715,7 @@
     </w:tcPr>
     <w:tblStylePr w:type="firstRow">
       <w:rPr>
+        <w:rFonts w:eastAsia="黑体"/>
         <w:b/>
         <w:bCs/>
         <w:color w:themeColor="text1" w:val="000000"/>
@@ -12171,6 +12727,7 @@
     </w:tblStylePr>
     <w:tblStylePr w:type="lastRow">
       <w:rPr>
+        <w:rFonts w:eastAsia="黑体"/>
         <w:b/>
         <w:bCs/>
         <w:color w:themeColor="text1" w:val="000000"/>
@@ -12190,6 +12747,7 @@
     </w:tblStylePr>
     <w:tblStylePr w:type="firstCol">
       <w:rPr>
+        <w:rFonts w:eastAsia="黑体"/>
         <w:b/>
         <w:bCs/>
         <w:color w:themeColor="text1" w:val="000000"/>
@@ -12209,6 +12767,7 @@
     </w:tblStylePr>
     <w:tblStylePr w:type="lastCol">
       <w:rPr>
+        <w:rFonts w:eastAsia="黑体"/>
         <w:b w:val="0"/>
         <w:bCs w:val="0"/>
         <w:color w:themeColor="text1" w:val="000000"/>
@@ -12281,6 +12840,7 @@
     </w:tcPr>
     <w:tblStylePr w:type="firstRow">
       <w:rPr>
+        <w:rFonts w:eastAsia="黑体"/>
         <w:b/>
         <w:bCs/>
         <w:i w:val="0"/>
@@ -12302,6 +12862,7 @@
     </w:tblStylePr>
     <w:tblStylePr w:type="lastRow">
       <w:rPr>
+        <w:rFonts w:eastAsia="黑体"/>
         <w:b/>
         <w:bCs/>
         <w:i w:val="0"/>
@@ -12323,6 +12884,7 @@
     </w:tblStylePr>
     <w:tblStylePr w:type="firstCol">
       <w:rPr>
+        <w:rFonts w:eastAsia="黑体"/>
         <w:b/>
         <w:bCs/>
         <w:i w:val="0"/>
@@ -12342,6 +12904,7 @@
     </w:tblStylePr>
     <w:tblStylePr w:type="lastCol">
       <w:rPr>
+        <w:rFonts w:eastAsia="黑体"/>
         <w:b/>
         <w:bCs/>
         <w:i w:val="0"/>
@@ -12422,6 +12985,7 @@
     </w:tcPr>
     <w:tblStylePr w:type="firstRow">
       <w:rPr>
+        <w:rFonts w:eastAsia="黑体"/>
         <w:b/>
         <w:bCs/>
         <w:i w:val="0"/>
@@ -12443,6 +13007,7 @@
     </w:tblStylePr>
     <w:tblStylePr w:type="lastRow">
       <w:rPr>
+        <w:rFonts w:eastAsia="黑体"/>
         <w:b/>
         <w:bCs/>
         <w:i w:val="0"/>
@@ -12464,6 +13029,7 @@
     </w:tblStylePr>
     <w:tblStylePr w:type="firstCol">
       <w:rPr>
+        <w:rFonts w:eastAsia="黑体"/>
         <w:b/>
         <w:bCs/>
         <w:i w:val="0"/>
@@ -12483,6 +13049,7 @@
     </w:tblStylePr>
     <w:tblStylePr w:type="lastCol">
       <w:rPr>
+        <w:rFonts w:eastAsia="黑体"/>
         <w:b/>
         <w:bCs/>
         <w:i w:val="0"/>
@@ -12563,6 +13130,7 @@
     </w:tcPr>
     <w:tblStylePr w:type="firstRow">
       <w:rPr>
+        <w:rFonts w:eastAsia="黑体"/>
         <w:b/>
         <w:bCs/>
         <w:i w:val="0"/>
@@ -12584,6 +13152,7 @@
     </w:tblStylePr>
     <w:tblStylePr w:type="lastRow">
       <w:rPr>
+        <w:rFonts w:eastAsia="黑体"/>
         <w:b/>
         <w:bCs/>
         <w:i w:val="0"/>
@@ -12605,6 +13174,7 @@
     </w:tblStylePr>
     <w:tblStylePr w:type="firstCol">
       <w:rPr>
+        <w:rFonts w:eastAsia="黑体"/>
         <w:b/>
         <w:bCs/>
         <w:i w:val="0"/>
@@ -12624,6 +13194,7 @@
     </w:tblStylePr>
     <w:tblStylePr w:type="lastCol">
       <w:rPr>
+        <w:rFonts w:eastAsia="黑体"/>
         <w:b/>
         <w:bCs/>
         <w:i w:val="0"/>
@@ -12704,6 +13275,7 @@
     </w:tcPr>
     <w:tblStylePr w:type="firstRow">
       <w:rPr>
+        <w:rFonts w:eastAsia="黑体"/>
         <w:b/>
         <w:bCs/>
         <w:i w:val="0"/>
@@ -12725,6 +13297,7 @@
     </w:tblStylePr>
     <w:tblStylePr w:type="lastRow">
       <w:rPr>
+        <w:rFonts w:eastAsia="黑体"/>
         <w:b/>
         <w:bCs/>
         <w:i w:val="0"/>
@@ -12746,6 +13319,7 @@
     </w:tblStylePr>
     <w:tblStylePr w:type="firstCol">
       <w:rPr>
+        <w:rFonts w:eastAsia="黑体"/>
         <w:b/>
         <w:bCs/>
         <w:i w:val="0"/>
@@ -12765,6 +13339,7 @@
     </w:tblStylePr>
     <w:tblStylePr w:type="lastCol">
       <w:rPr>
+        <w:rFonts w:eastAsia="黑体"/>
         <w:b/>
         <w:bCs/>
         <w:i w:val="0"/>
@@ -12845,6 +13420,7 @@
     </w:tcPr>
     <w:tblStylePr w:type="firstRow">
       <w:rPr>
+        <w:rFonts w:eastAsia="黑体"/>
         <w:b/>
         <w:bCs/>
         <w:i w:val="0"/>
@@ -12866,6 +13442,7 @@
     </w:tblStylePr>
     <w:tblStylePr w:type="lastRow">
       <w:rPr>
+        <w:rFonts w:eastAsia="黑体"/>
         <w:b/>
         <w:bCs/>
         <w:i w:val="0"/>
@@ -12887,6 +13464,7 @@
     </w:tblStylePr>
     <w:tblStylePr w:type="firstCol">
       <w:rPr>
+        <w:rFonts w:eastAsia="黑体"/>
         <w:b/>
         <w:bCs/>
         <w:i w:val="0"/>
@@ -12906,6 +13484,7 @@
     </w:tblStylePr>
     <w:tblStylePr w:type="lastCol">
       <w:rPr>
+        <w:rFonts w:eastAsia="黑体"/>
         <w:b/>
         <w:bCs/>
         <w:i w:val="0"/>
@@ -12986,6 +13565,7 @@
     </w:tcPr>
     <w:tblStylePr w:type="firstRow">
       <w:rPr>
+        <w:rFonts w:eastAsia="黑体"/>
         <w:b/>
         <w:bCs/>
         <w:i w:val="0"/>
@@ -13007,6 +13587,7 @@
     </w:tblStylePr>
     <w:tblStylePr w:type="lastRow">
       <w:rPr>
+        <w:rFonts w:eastAsia="黑体"/>
         <w:b/>
         <w:bCs/>
         <w:i w:val="0"/>
@@ -13028,6 +13609,7 @@
     </w:tblStylePr>
     <w:tblStylePr w:type="firstCol">
       <w:rPr>
+        <w:rFonts w:eastAsia="黑体"/>
         <w:b/>
         <w:bCs/>
         <w:i w:val="0"/>
@@ -13047,6 +13629,7 @@
     </w:tblStylePr>
     <w:tblStylePr w:type="lastCol">
       <w:rPr>
+        <w:rFonts w:eastAsia="黑体"/>
         <w:b/>
         <w:bCs/>
         <w:i w:val="0"/>
@@ -13127,6 +13710,7 @@
     </w:tcPr>
     <w:tblStylePr w:type="firstRow">
       <w:rPr>
+        <w:rFonts w:eastAsia="黑体"/>
         <w:b/>
         <w:bCs/>
         <w:i w:val="0"/>
@@ -13148,6 +13732,7 @@
     </w:tblStylePr>
     <w:tblStylePr w:type="lastRow">
       <w:rPr>
+        <w:rFonts w:eastAsia="黑体"/>
         <w:b/>
         <w:bCs/>
         <w:i w:val="0"/>
@@ -13169,6 +13754,7 @@
     </w:tblStylePr>
     <w:tblStylePr w:type="firstCol">
       <w:rPr>
+        <w:rFonts w:eastAsia="黑体"/>
         <w:b/>
         <w:bCs/>
         <w:i w:val="0"/>
@@ -13188,6 +13774,7 @@
     </w:tblStylePr>
     <w:tblStylePr w:type="lastCol">
       <w:rPr>
+        <w:rFonts w:eastAsia="黑体"/>
         <w:b/>
         <w:bCs/>
         <w:i w:val="0"/>
@@ -13245,6 +13832,7 @@
       <w:spacing w:after="0" w:line="240" w:lineRule="auto"/>
     </w:pPr>
     <w:rPr>
+      <w:rFonts w:eastAsia="黑体"/>
       <w:color w:themeColor="background1" w:val="FFFFFF"/>
     </w:rPr>
     <w:tblPr>
@@ -13263,6 +13851,7 @@
     </w:tcPr>
     <w:tblStylePr w:type="firstRow">
       <w:rPr>
+        <w:rFonts w:eastAsia="黑体"/>
         <w:b/>
         <w:bCs/>
       </w:rPr>
@@ -13359,6 +13948,7 @@
       <w:spacing w:after="0" w:line="240" w:lineRule="auto"/>
     </w:pPr>
     <w:rPr>
+      <w:rFonts w:eastAsia="黑体"/>
       <w:color w:themeColor="background1" w:val="FFFFFF"/>
     </w:rPr>
     <w:tblPr>
@@ -13377,6 +13967,7 @@
     </w:tcPr>
     <w:tblStylePr w:type="firstRow">
       <w:rPr>
+        <w:rFonts w:eastAsia="黑体"/>
         <w:b/>
         <w:bCs/>
       </w:rPr>
@@ -13473,6 +14064,7 @@
       <w:spacing w:after="0" w:line="240" w:lineRule="auto"/>
     </w:pPr>
     <w:rPr>
+      <w:rFonts w:eastAsia="黑体"/>
       <w:color w:themeColor="background1" w:val="FFFFFF"/>
     </w:rPr>
     <w:tblPr>
@@ -13491,6 +14083,7 @@
     </w:tcPr>
     <w:tblStylePr w:type="firstRow">
       <w:rPr>
+        <w:rFonts w:eastAsia="黑体"/>
         <w:b/>
         <w:bCs/>
       </w:rPr>
@@ -13587,6 +14180,7 @@
       <w:spacing w:after="0" w:line="240" w:lineRule="auto"/>
     </w:pPr>
     <w:rPr>
+      <w:rFonts w:eastAsia="黑体"/>
       <w:color w:themeColor="background1" w:val="FFFFFF"/>
     </w:rPr>
     <w:tblPr>
@@ -13605,6 +14199,7 @@
     </w:tcPr>
     <w:tblStylePr w:type="firstRow">
       <w:rPr>
+        <w:rFonts w:eastAsia="黑体"/>
         <w:b/>
         <w:bCs/>
       </w:rPr>
@@ -13701,6 +14296,7 @@
       <w:spacing w:after="0" w:line="240" w:lineRule="auto"/>
     </w:pPr>
     <w:rPr>
+      <w:rFonts w:eastAsia="黑体"/>
       <w:color w:themeColor="background1" w:val="FFFFFF"/>
     </w:rPr>
     <w:tblPr>
@@ -13719,6 +14315,7 @@
     </w:tcPr>
     <w:tblStylePr w:type="firstRow">
       <w:rPr>
+        <w:rFonts w:eastAsia="黑体"/>
         <w:b/>
         <w:bCs/>
       </w:rPr>
@@ -13815,6 +14412,7 @@
       <w:spacing w:after="0" w:line="240" w:lineRule="auto"/>
     </w:pPr>
     <w:rPr>
+      <w:rFonts w:eastAsia="黑体"/>
       <w:color w:themeColor="background1" w:val="FFFFFF"/>
     </w:rPr>
     <w:tblPr>
@@ -13833,6 +14431,7 @@
     </w:tcPr>
     <w:tblStylePr w:type="firstRow">
       <w:rPr>
+        <w:rFonts w:eastAsia="黑体"/>
         <w:b/>
         <w:bCs/>
       </w:rPr>
@@ -13929,6 +14528,7 @@
       <w:spacing w:after="0" w:line="240" w:lineRule="auto"/>
     </w:pPr>
     <w:rPr>
+      <w:rFonts w:eastAsia="黑体"/>
       <w:color w:themeColor="background1" w:val="FFFFFF"/>
     </w:rPr>
     <w:tblPr>
@@ -13947,6 +14547,7 @@
     </w:tcPr>
     <w:tblStylePr w:type="firstRow">
       <w:rPr>
+        <w:rFonts w:eastAsia="黑体"/>
         <w:b/>
         <w:bCs/>
       </w:rPr>
@@ -14043,6 +14644,7 @@
       <w:spacing w:after="0" w:line="240" w:lineRule="auto"/>
     </w:pPr>
     <w:rPr>
+      <w:rFonts w:eastAsia="黑体"/>
       <w:color w:themeColor="text1" w:val="000000"/>
     </w:rPr>
     <w:tblPr>
@@ -14069,6 +14671,7 @@
     </w:tcPr>
     <w:tblStylePr w:type="firstRow">
       <w:rPr>
+        <w:rFonts w:eastAsia="黑体"/>
         <w:b/>
         <w:bCs/>
       </w:rPr>
@@ -14087,6 +14690,7 @@
     </w:tblStylePr>
     <w:tblStylePr w:type="lastRow">
       <w:rPr>
+        <w:rFonts w:eastAsia="黑体"/>
         <w:b/>
         <w:bCs/>
         <w:color w:themeColor="background1" w:val="FFFFFF"/>
@@ -14101,6 +14705,7 @@
     </w:tblStylePr>
     <w:tblStylePr w:type="firstCol">
       <w:rPr>
+        <w:rFonts w:eastAsia="黑体"/>
         <w:color w:themeColor="background1" w:val="FFFFFF"/>
       </w:rPr>
       <w:tblPr/>
@@ -14118,6 +14723,7 @@
     </w:tblStylePr>
     <w:tblStylePr w:type="lastCol">
       <w:rPr>
+        <w:rFonts w:eastAsia="黑体"/>
         <w:color w:themeColor="background1" w:val="FFFFFF"/>
       </w:rPr>
       <w:tblPr/>
@@ -14147,11 +14753,13 @@
     </w:tblStylePr>
     <w:tblStylePr w:type="neCell">
       <w:rPr>
+        <w:rFonts w:eastAsia="黑体"/>
         <w:color w:themeColor="text1" w:val="000000"/>
       </w:rPr>
     </w:tblStylePr>
     <w:tblStylePr w:type="nwCell">
       <w:rPr>
+        <w:rFonts w:eastAsia="黑体"/>
         <w:color w:themeColor="text1" w:val="000000"/>
       </w:rPr>
     </w:tblStylePr>
@@ -14165,6 +14773,7 @@
       <w:spacing w:after="0" w:line="240" w:lineRule="auto"/>
     </w:pPr>
     <w:rPr>
+      <w:rFonts w:eastAsia="黑体"/>
       <w:color w:themeColor="text1" w:val="000000"/>
     </w:rPr>
     <w:tblPr>
@@ -14191,6 +14800,7 @@
     </w:tcPr>
     <w:tblStylePr w:type="firstRow">
       <w:rPr>
+        <w:rFonts w:eastAsia="黑体"/>
         <w:b/>
         <w:bCs/>
       </w:rPr>
@@ -14209,6 +14819,7 @@
     </w:tblStylePr>
     <w:tblStylePr w:type="lastRow">
       <w:rPr>
+        <w:rFonts w:eastAsia="黑体"/>
         <w:b/>
         <w:bCs/>
         <w:color w:themeColor="background1" w:val="FFFFFF"/>
@@ -14223,6 +14834,7 @@
     </w:tblStylePr>
     <w:tblStylePr w:type="firstCol">
       <w:rPr>
+        <w:rFonts w:eastAsia="黑体"/>
         <w:color w:themeColor="background1" w:val="FFFFFF"/>
       </w:rPr>
       <w:tblPr/>
@@ -14240,6 +14852,7 @@
     </w:tblStylePr>
     <w:tblStylePr w:type="lastCol">
       <w:rPr>
+        <w:rFonts w:eastAsia="黑体"/>
         <w:color w:themeColor="background1" w:val="FFFFFF"/>
       </w:rPr>
       <w:tblPr/>
@@ -14269,11 +14882,13 @@
     </w:tblStylePr>
     <w:tblStylePr w:type="neCell">
       <w:rPr>
+        <w:rFonts w:eastAsia="黑体"/>
         <w:color w:themeColor="text1" w:val="000000"/>
       </w:rPr>
     </w:tblStylePr>
     <w:tblStylePr w:type="nwCell">
       <w:rPr>
+        <w:rFonts w:eastAsia="黑体"/>
         <w:color w:themeColor="text1" w:val="000000"/>
       </w:rPr>
     </w:tblStylePr>
@@ -14287,6 +14902,7 @@
       <w:spacing w:after="0" w:line="240" w:lineRule="auto"/>
     </w:pPr>
     <w:rPr>
+      <w:rFonts w:eastAsia="黑体"/>
       <w:color w:themeColor="text1" w:val="000000"/>
     </w:rPr>
     <w:tblPr>
@@ -14313,6 +14929,7 @@
     </w:tcPr>
     <w:tblStylePr w:type="firstRow">
       <w:rPr>
+        <w:rFonts w:eastAsia="黑体"/>
         <w:b/>
         <w:bCs/>
       </w:rPr>
@@ -14331,6 +14948,7 @@
     </w:tblStylePr>
     <w:tblStylePr w:type="lastRow">
       <w:rPr>
+        <w:rFonts w:eastAsia="黑体"/>
         <w:b/>
         <w:bCs/>
         <w:color w:themeColor="background1" w:val="FFFFFF"/>
@@ -14345,6 +14963,7 @@
     </w:tblStylePr>
     <w:tblStylePr w:type="firstCol">
       <w:rPr>
+        <w:rFonts w:eastAsia="黑体"/>
         <w:color w:themeColor="background1" w:val="FFFFFF"/>
       </w:rPr>
       <w:tblPr/>
@@ -14362,6 +14981,7 @@
     </w:tblStylePr>
     <w:tblStylePr w:type="lastCol">
       <w:rPr>
+        <w:rFonts w:eastAsia="黑体"/>
         <w:color w:themeColor="background1" w:val="FFFFFF"/>
       </w:rPr>
       <w:tblPr/>
@@ -14391,11 +15011,13 @@
     </w:tblStylePr>
     <w:tblStylePr w:type="neCell">
       <w:rPr>
+        <w:rFonts w:eastAsia="黑体"/>
         <w:color w:themeColor="text1" w:val="000000"/>
       </w:rPr>
     </w:tblStylePr>
     <w:tblStylePr w:type="nwCell">
       <w:rPr>
+        <w:rFonts w:eastAsia="黑体"/>
         <w:color w:themeColor="text1" w:val="000000"/>
       </w:rPr>
     </w:tblStylePr>
@@ -14409,6 +15031,7 @@
       <w:spacing w:after="0" w:line="240" w:lineRule="auto"/>
     </w:pPr>
     <w:rPr>
+      <w:rFonts w:eastAsia="黑体"/>
       <w:color w:themeColor="text1" w:val="000000"/>
     </w:rPr>
     <w:tblPr>
@@ -14435,6 +15058,7 @@
     </w:tcPr>
     <w:tblStylePr w:type="firstRow">
       <w:rPr>
+        <w:rFonts w:eastAsia="黑体"/>
         <w:b/>
         <w:bCs/>
       </w:rPr>
@@ -14453,6 +15077,7 @@
     </w:tblStylePr>
     <w:tblStylePr w:type="lastRow">
       <w:rPr>
+        <w:rFonts w:eastAsia="黑体"/>
         <w:b/>
         <w:bCs/>
         <w:color w:themeColor="background1" w:val="FFFFFF"/>
@@ -14467,6 +15092,7 @@
     </w:tblStylePr>
     <w:tblStylePr w:type="firstCol">
       <w:rPr>
+        <w:rFonts w:eastAsia="黑体"/>
         <w:color w:themeColor="background1" w:val="FFFFFF"/>
       </w:rPr>
       <w:tblPr/>
@@ -14484,6 +15110,7 @@
     </w:tblStylePr>
     <w:tblStylePr w:type="lastCol">
       <w:rPr>
+        <w:rFonts w:eastAsia="黑体"/>
         <w:color w:themeColor="background1" w:val="FFFFFF"/>
       </w:rPr>
       <w:tblPr/>
@@ -14521,6 +15148,7 @@
       <w:spacing w:after="0" w:line="240" w:lineRule="auto"/>
     </w:pPr>
     <w:rPr>
+      <w:rFonts w:eastAsia="黑体"/>
       <w:color w:themeColor="text1" w:val="000000"/>
     </w:rPr>
     <w:tblPr>
@@ -14547,6 +15175,7 @@
     </w:tcPr>
     <w:tblStylePr w:type="firstRow">
       <w:rPr>
+        <w:rFonts w:eastAsia="黑体"/>
         <w:b/>
         <w:bCs/>
       </w:rPr>
@@ -14565,6 +15194,7 @@
     </w:tblStylePr>
     <w:tblStylePr w:type="lastRow">
       <w:rPr>
+        <w:rFonts w:eastAsia="黑体"/>
         <w:b/>
         <w:bCs/>
         <w:color w:themeColor="background1" w:val="FFFFFF"/>
@@ -14579,6 +15209,7 @@
     </w:tblStylePr>
     <w:tblStylePr w:type="firstCol">
       <w:rPr>
+        <w:rFonts w:eastAsia="黑体"/>
         <w:color w:themeColor="background1" w:val="FFFFFF"/>
       </w:rPr>
       <w:tblPr/>
@@ -14596,6 +15227,7 @@
     </w:tblStylePr>
     <w:tblStylePr w:type="lastCol">
       <w:rPr>
+        <w:rFonts w:eastAsia="黑体"/>
         <w:color w:themeColor="background1" w:val="FFFFFF"/>
       </w:rPr>
       <w:tblPr/>
@@ -14625,11 +15257,13 @@
     </w:tblStylePr>
     <w:tblStylePr w:type="neCell">
       <w:rPr>
+        <w:rFonts w:eastAsia="黑体"/>
         <w:color w:themeColor="text1" w:val="000000"/>
       </w:rPr>
     </w:tblStylePr>
     <w:tblStylePr w:type="nwCell">
       <w:rPr>
+        <w:rFonts w:eastAsia="黑体"/>
         <w:color w:themeColor="text1" w:val="000000"/>
       </w:rPr>
     </w:tblStylePr>
@@ -14643,6 +15277,7 @@
       <w:spacing w:after="0" w:line="240" w:lineRule="auto"/>
     </w:pPr>
     <w:rPr>
+      <w:rFonts w:eastAsia="黑体"/>
       <w:color w:themeColor="text1" w:val="000000"/>
     </w:rPr>
     <w:tblPr>
@@ -14669,6 +15304,7 @@
     </w:tcPr>
     <w:tblStylePr w:type="firstRow">
       <w:rPr>
+        <w:rFonts w:eastAsia="黑体"/>
         <w:b/>
         <w:bCs/>
       </w:rPr>
@@ -14687,6 +15323,7 @@
     </w:tblStylePr>
     <w:tblStylePr w:type="lastRow">
       <w:rPr>
+        <w:rFonts w:eastAsia="黑体"/>
         <w:b/>
         <w:bCs/>
         <w:color w:themeColor="background1" w:val="FFFFFF"/>
@@ -14701,6 +15338,7 @@
     </w:tblStylePr>
     <w:tblStylePr w:type="firstCol">
       <w:rPr>
+        <w:rFonts w:eastAsia="黑体"/>
         <w:color w:themeColor="background1" w:val="FFFFFF"/>
       </w:rPr>
       <w:tblPr/>
@@ -14718,6 +15356,7 @@
     </w:tblStylePr>
     <w:tblStylePr w:type="lastCol">
       <w:rPr>
+        <w:rFonts w:eastAsia="黑体"/>
         <w:color w:themeColor="background1" w:val="FFFFFF"/>
       </w:rPr>
       <w:tblPr/>
@@ -14747,11 +15386,13 @@
     </w:tblStylePr>
     <w:tblStylePr w:type="neCell">
       <w:rPr>
+        <w:rFonts w:eastAsia="黑体"/>
         <w:color w:themeColor="text1" w:val="000000"/>
       </w:rPr>
     </w:tblStylePr>
     <w:tblStylePr w:type="nwCell">
       <w:rPr>
+        <w:rFonts w:eastAsia="黑体"/>
         <w:color w:themeColor="text1" w:val="000000"/>
       </w:rPr>
     </w:tblStylePr>
@@ -14765,6 +15406,7 @@
       <w:spacing w:after="0" w:line="240" w:lineRule="auto"/>
     </w:pPr>
     <w:rPr>
+      <w:rFonts w:eastAsia="黑体"/>
       <w:color w:themeColor="text1" w:val="000000"/>
     </w:rPr>
     <w:tblPr>
@@ -14791,6 +15433,7 @@
     </w:tcPr>
     <w:tblStylePr w:type="firstRow">
       <w:rPr>
+        <w:rFonts w:eastAsia="黑体"/>
         <w:b/>
         <w:bCs/>
       </w:rPr>
@@ -14809,6 +15452,7 @@
     </w:tblStylePr>
     <w:tblStylePr w:type="lastRow">
       <w:rPr>
+        <w:rFonts w:eastAsia="黑体"/>
         <w:b/>
         <w:bCs/>
         <w:color w:themeColor="background1" w:val="FFFFFF"/>
@@ -14823,6 +15467,7 @@
     </w:tblStylePr>
     <w:tblStylePr w:type="firstCol">
       <w:rPr>
+        <w:rFonts w:eastAsia="黑体"/>
         <w:color w:themeColor="background1" w:val="FFFFFF"/>
       </w:rPr>
       <w:tblPr/>
@@ -14840,6 +15485,7 @@
     </w:tblStylePr>
     <w:tblStylePr w:type="lastCol">
       <w:rPr>
+        <w:rFonts w:eastAsia="黑体"/>
         <w:color w:themeColor="background1" w:val="FFFFFF"/>
       </w:rPr>
       <w:tblPr/>
@@ -14869,11 +15515,13 @@
     </w:tblStylePr>
     <w:tblStylePr w:type="neCell">
       <w:rPr>
+        <w:rFonts w:eastAsia="黑体"/>
         <w:color w:themeColor="text1" w:val="000000"/>
       </w:rPr>
     </w:tblStylePr>
     <w:tblStylePr w:type="nwCell">
       <w:rPr>
+        <w:rFonts w:eastAsia="黑体"/>
         <w:color w:themeColor="text1" w:val="000000"/>
       </w:rPr>
     </w:tblStylePr>
@@ -14887,6 +15535,7 @@
       <w:spacing w:after="0" w:line="240" w:lineRule="auto"/>
     </w:pPr>
     <w:rPr>
+      <w:rFonts w:eastAsia="黑体"/>
       <w:color w:themeColor="text1" w:val="000000"/>
     </w:rPr>
     <w:tblPr>
@@ -14905,6 +15554,7 @@
     </w:tcPr>
     <w:tblStylePr w:type="firstRow">
       <w:rPr>
+        <w:rFonts w:eastAsia="黑体"/>
         <w:b/>
         <w:bCs/>
         <w:color w:themeColor="background1" w:val="FFFFFF"/>
@@ -14919,6 +15569,7 @@
     </w:tblStylePr>
     <w:tblStylePr w:type="lastRow">
       <w:rPr>
+        <w:rFonts w:eastAsia="黑体"/>
         <w:b/>
         <w:bCs/>
         <w:color w:themeColor="accent2" w:themeShade="CC" w:val="9E3A38"/>
@@ -14933,12 +15584,14 @@
     </w:tblStylePr>
     <w:tblStylePr w:type="firstCol">
       <w:rPr>
+        <w:rFonts w:eastAsia="黑体"/>
         <w:b/>
         <w:bCs/>
       </w:rPr>
     </w:tblStylePr>
     <w:tblStylePr w:type="lastCol">
       <w:rPr>
+        <w:rFonts w:eastAsia="黑体"/>
         <w:b/>
         <w:bCs/>
       </w:rPr>
@@ -14973,6 +15626,7 @@
       <w:spacing w:after="0" w:line="240" w:lineRule="auto"/>
     </w:pPr>
     <w:rPr>
+      <w:rFonts w:eastAsia="黑体"/>
       <w:color w:themeColor="text1" w:val="000000"/>
     </w:rPr>
     <w:tblPr>
@@ -14991,6 +15645,7 @@
     </w:tcPr>
     <w:tblStylePr w:type="firstRow">
       <w:rPr>
+        <w:rFonts w:eastAsia="黑体"/>
         <w:b/>
         <w:bCs/>
         <w:color w:themeColor="background1" w:val="FFFFFF"/>
@@ -15005,6 +15660,7 @@
     </w:tblStylePr>
     <w:tblStylePr w:type="lastRow">
       <w:rPr>
+        <w:rFonts w:eastAsia="黑体"/>
         <w:b/>
         <w:bCs/>
         <w:color w:themeColor="accent2" w:themeShade="CC" w:val="9E3A38"/>
@@ -15019,12 +15675,14 @@
     </w:tblStylePr>
     <w:tblStylePr w:type="firstCol">
       <w:rPr>
+        <w:rFonts w:eastAsia="黑体"/>
         <w:b/>
         <w:bCs/>
       </w:rPr>
     </w:tblStylePr>
     <w:tblStylePr w:type="lastCol">
       <w:rPr>
+        <w:rFonts w:eastAsia="黑体"/>
         <w:b/>
         <w:bCs/>
       </w:rPr>
@@ -15059,6 +15717,7 @@
       <w:spacing w:after="0" w:line="240" w:lineRule="auto"/>
     </w:pPr>
     <w:rPr>
+      <w:rFonts w:eastAsia="黑体"/>
       <w:color w:themeColor="text1" w:val="000000"/>
     </w:rPr>
     <w:tblPr>
@@ -15077,6 +15736,7 @@
     </w:tcPr>
     <w:tblStylePr w:type="firstRow">
       <w:rPr>
+        <w:rFonts w:eastAsia="黑体"/>
         <w:b/>
         <w:bCs/>
         <w:color w:themeColor="background1" w:val="FFFFFF"/>
@@ -15091,6 +15751,7 @@
     </w:tblStylePr>
     <w:tblStylePr w:type="lastRow">
       <w:rPr>
+        <w:rFonts w:eastAsia="黑体"/>
         <w:b/>
         <w:bCs/>
         <w:color w:themeColor="accent2" w:themeShade="CC" w:val="9E3A38"/>
@@ -15105,12 +15766,14 @@
     </w:tblStylePr>
     <w:tblStylePr w:type="firstCol">
       <w:rPr>
+        <w:rFonts w:eastAsia="黑体"/>
         <w:b/>
         <w:bCs/>
       </w:rPr>
     </w:tblStylePr>
     <w:tblStylePr w:type="lastCol">
       <w:rPr>
+        <w:rFonts w:eastAsia="黑体"/>
         <w:b/>
         <w:bCs/>
       </w:rPr>
@@ -15145,6 +15808,7 @@
       <w:spacing w:after="0" w:line="240" w:lineRule="auto"/>
     </w:pPr>
     <w:rPr>
+      <w:rFonts w:eastAsia="黑体"/>
       <w:color w:themeColor="text1" w:val="000000"/>
     </w:rPr>
     <w:tblPr>
@@ -15163,6 +15827,7 @@
     </w:tcPr>
     <w:tblStylePr w:type="firstRow">
       <w:rPr>
+        <w:rFonts w:eastAsia="黑体"/>
         <w:b/>
         <w:bCs/>
         <w:color w:themeColor="background1" w:val="FFFFFF"/>
@@ -15177,6 +15842,7 @@
     </w:tblStylePr>
     <w:tblStylePr w:type="lastRow">
       <w:rPr>
+        <w:rFonts w:eastAsia="黑体"/>
         <w:b/>
         <w:bCs/>
         <w:color w:themeColor="accent4" w:themeShade="CC" w:val="664E82"/>
@@ -15191,12 +15857,14 @@
     </w:tblStylePr>
     <w:tblStylePr w:type="firstCol">
       <w:rPr>
+        <w:rFonts w:eastAsia="黑体"/>
         <w:b/>
         <w:bCs/>
       </w:rPr>
     </w:tblStylePr>
     <w:tblStylePr w:type="lastCol">
       <w:rPr>
+        <w:rFonts w:eastAsia="黑体"/>
         <w:b/>
         <w:bCs/>
       </w:rPr>
@@ -15231,6 +15899,7 @@
       <w:spacing w:after="0" w:line="240" w:lineRule="auto"/>
     </w:pPr>
     <w:rPr>
+      <w:rFonts w:eastAsia="黑体"/>
       <w:color w:themeColor="text1" w:val="000000"/>
     </w:rPr>
     <w:tblPr>
@@ -15249,6 +15918,7 @@
     </w:tcPr>
     <w:tblStylePr w:type="firstRow">
       <w:rPr>
+        <w:rFonts w:eastAsia="黑体"/>
         <w:b/>
         <w:bCs/>
         <w:color w:themeColor="background1" w:val="FFFFFF"/>
@@ -15263,6 +15933,7 @@
     </w:tblStylePr>
     <w:tblStylePr w:type="lastRow">
       <w:rPr>
+        <w:rFonts w:eastAsia="黑体"/>
         <w:b/>
         <w:bCs/>
         <w:color w:themeColor="accent3" w:themeShade="CC" w:val="7E9C40"/>
@@ -15277,12 +15948,14 @@
     </w:tblStylePr>
     <w:tblStylePr w:type="firstCol">
       <w:rPr>
+        <w:rFonts w:eastAsia="黑体"/>
         <w:b/>
         <w:bCs/>
       </w:rPr>
     </w:tblStylePr>
     <w:tblStylePr w:type="lastCol">
       <w:rPr>
+        <w:rFonts w:eastAsia="黑体"/>
         <w:b/>
         <w:bCs/>
       </w:rPr>
@@ -15317,6 +15990,7 @@
       <w:spacing w:after="0" w:line="240" w:lineRule="auto"/>
     </w:pPr>
     <w:rPr>
+      <w:rFonts w:eastAsia="黑体"/>
       <w:color w:themeColor="text1" w:val="000000"/>
     </w:rPr>
     <w:tblPr>
@@ -15335,6 +16009,7 @@
     </w:tcPr>
     <w:tblStylePr w:type="firstRow">
       <w:rPr>
+        <w:rFonts w:eastAsia="黑体"/>
         <w:b/>
         <w:bCs/>
         <w:color w:themeColor="background1" w:val="FFFFFF"/>
@@ -15349,6 +16024,7 @@
     </w:tblStylePr>
     <w:tblStylePr w:type="lastRow">
       <w:rPr>
+        <w:rFonts w:eastAsia="黑体"/>
         <w:b/>
         <w:bCs/>
         <w:color w:themeColor="accent6" w:themeShade="CC" w:val="F2730A"/>
@@ -15363,12 +16039,14 @@
     </w:tblStylePr>
     <w:tblStylePr w:type="firstCol">
       <w:rPr>
+        <w:rFonts w:eastAsia="黑体"/>
         <w:b/>
         <w:bCs/>
       </w:rPr>
     </w:tblStylePr>
     <w:tblStylePr w:type="lastCol">
       <w:rPr>
+        <w:rFonts w:eastAsia="黑体"/>
         <w:b/>
         <w:bCs/>
       </w:rPr>
@@ -15403,6 +16081,7 @@
       <w:spacing w:after="0" w:line="240" w:lineRule="auto"/>
     </w:pPr>
     <w:rPr>
+      <w:rFonts w:eastAsia="黑体"/>
       <w:color w:themeColor="text1" w:val="000000"/>
     </w:rPr>
     <w:tblPr>
@@ -15421,6 +16100,7 @@
     </w:tcPr>
     <w:tblStylePr w:type="firstRow">
       <w:rPr>
+        <w:rFonts w:eastAsia="黑体"/>
         <w:b/>
         <w:bCs/>
         <w:color w:themeColor="background1" w:val="FFFFFF"/>
@@ -15435,6 +16115,7 @@
     </w:tblStylePr>
     <w:tblStylePr w:type="lastRow">
       <w:rPr>
+        <w:rFonts w:eastAsia="黑体"/>
         <w:b/>
         <w:bCs/>
         <w:color w:themeColor="accent5" w:themeShade="CC" w:val="348DA5"/>
@@ -15449,12 +16130,14 @@
     </w:tblStylePr>
     <w:tblStylePr w:type="firstCol">
       <w:rPr>
+        <w:rFonts w:eastAsia="黑体"/>
         <w:b/>
         <w:bCs/>
       </w:rPr>
     </w:tblStylePr>
     <w:tblStylePr w:type="lastCol">
       <w:rPr>
+        <w:rFonts w:eastAsia="黑体"/>
         <w:b/>
         <w:bCs/>
       </w:rPr>
@@ -15489,6 +16172,7 @@
       <w:spacing w:after="0" w:line="240" w:lineRule="auto"/>
     </w:pPr>
     <w:rPr>
+      <w:rFonts w:eastAsia="黑体"/>
       <w:color w:themeColor="text1" w:val="000000"/>
     </w:rPr>
     <w:tblPr>
@@ -15510,6 +16194,7 @@
     </w:tcPr>
     <w:tblStylePr w:type="firstRow">
       <w:rPr>
+        <w:rFonts w:eastAsia="黑体"/>
         <w:b/>
         <w:bCs/>
       </w:rPr>
@@ -15520,6 +16205,7 @@
     </w:tblStylePr>
     <w:tblStylePr w:type="lastRow">
       <w:rPr>
+        <w:rFonts w:eastAsia="黑体"/>
         <w:b/>
         <w:bCs/>
         <w:color w:themeColor="text1" w:val="000000"/>
@@ -15531,6 +16217,7 @@
     </w:tblStylePr>
     <w:tblStylePr w:type="firstCol">
       <w:rPr>
+        <w:rFonts w:eastAsia="黑体"/>
         <w:color w:themeColor="background1" w:val="FFFFFF"/>
       </w:rPr>
       <w:tblPr/>
@@ -15540,6 +16227,7 @@
     </w:tblStylePr>
     <w:tblStylePr w:type="lastCol">
       <w:rPr>
+        <w:rFonts w:eastAsia="黑体"/>
         <w:color w:themeColor="background1" w:val="FFFFFF"/>
       </w:rPr>
       <w:tblPr/>
@@ -15569,6 +16257,7 @@
       <w:spacing w:after="0" w:line="240" w:lineRule="auto"/>
     </w:pPr>
     <w:rPr>
+      <w:rFonts w:eastAsia="黑体"/>
       <w:color w:themeColor="text1" w:val="000000"/>
     </w:rPr>
     <w:tblPr>
@@ -15590,6 +16279,7 @@
     </w:tcPr>
     <w:tblStylePr w:type="firstRow">
       <w:rPr>
+        <w:rFonts w:eastAsia="黑体"/>
         <w:b/>
         <w:bCs/>
       </w:rPr>
@@ -15600,6 +16290,7 @@
     </w:tblStylePr>
     <w:tblStylePr w:type="lastRow">
       <w:rPr>
+        <w:rFonts w:eastAsia="黑体"/>
         <w:b/>
         <w:bCs/>
         <w:color w:themeColor="text1" w:val="000000"/>
@@ -15611,6 +16302,7 @@
     </w:tblStylePr>
     <w:tblStylePr w:type="firstCol">
       <w:rPr>
+        <w:rFonts w:eastAsia="黑体"/>
         <w:color w:themeColor="background1" w:val="FFFFFF"/>
       </w:rPr>
       <w:tblPr/>
@@ -15620,6 +16312,7 @@
     </w:tblStylePr>
     <w:tblStylePr w:type="lastCol">
       <w:rPr>
+        <w:rFonts w:eastAsia="黑体"/>
         <w:color w:themeColor="background1" w:val="FFFFFF"/>
       </w:rPr>
       <w:tblPr/>
@@ -15649,6 +16342,7 @@
       <w:spacing w:after="0" w:line="240" w:lineRule="auto"/>
     </w:pPr>
     <w:rPr>
+      <w:rFonts w:eastAsia="黑体"/>
       <w:color w:themeColor="text1" w:val="000000"/>
     </w:rPr>
     <w:tblPr>
@@ -15670,6 +16364,7 @@
     </w:tcPr>
     <w:tblStylePr w:type="firstRow">
       <w:rPr>
+        <w:rFonts w:eastAsia="黑体"/>
         <w:b/>
         <w:bCs/>
       </w:rPr>
@@ -15680,6 +16375,7 @@
     </w:tblStylePr>
     <w:tblStylePr w:type="lastRow">
       <w:rPr>
+        <w:rFonts w:eastAsia="黑体"/>
         <w:b/>
         <w:bCs/>
         <w:color w:themeColor="text1" w:val="000000"/>
@@ -15691,6 +16387,7 @@
     </w:tblStylePr>
     <w:tblStylePr w:type="firstCol">
       <w:rPr>
+        <w:rFonts w:eastAsia="黑体"/>
         <w:color w:themeColor="background1" w:val="FFFFFF"/>
       </w:rPr>
       <w:tblPr/>
@@ -15700,6 +16397,7 @@
     </w:tblStylePr>
     <w:tblStylePr w:type="lastCol">
       <w:rPr>
+        <w:rFonts w:eastAsia="黑体"/>
         <w:color w:themeColor="background1" w:val="FFFFFF"/>
       </w:rPr>
       <w:tblPr/>
@@ -15729,6 +16427,7 @@
       <w:spacing w:after="0" w:line="240" w:lineRule="auto"/>
     </w:pPr>
     <w:rPr>
+      <w:rFonts w:eastAsia="黑体"/>
       <w:color w:themeColor="text1" w:val="000000"/>
     </w:rPr>
     <w:tblPr>
@@ -15750,6 +16449,7 @@
     </w:tcPr>
     <w:tblStylePr w:type="firstRow">
       <w:rPr>
+        <w:rFonts w:eastAsia="黑体"/>
         <w:b/>
         <w:bCs/>
       </w:rPr>
@@ -15760,6 +16460,7 @@
     </w:tblStylePr>
     <w:tblStylePr w:type="lastRow">
       <w:rPr>
+        <w:rFonts w:eastAsia="黑体"/>
         <w:b/>
         <w:bCs/>
         <w:color w:themeColor="text1" w:val="000000"/>
@@ -15771,6 +16472,7 @@
     </w:tblStylePr>
     <w:tblStylePr w:type="firstCol">
       <w:rPr>
+        <w:rFonts w:eastAsia="黑体"/>
         <w:color w:themeColor="background1" w:val="FFFFFF"/>
       </w:rPr>
       <w:tblPr/>
@@ -15780,6 +16482,7 @@
     </w:tblStylePr>
     <w:tblStylePr w:type="lastCol">
       <w:rPr>
+        <w:rFonts w:eastAsia="黑体"/>
         <w:color w:themeColor="background1" w:val="FFFFFF"/>
       </w:rPr>
       <w:tblPr/>
@@ -15809,6 +16512,7 @@
       <w:spacing w:after="0" w:line="240" w:lineRule="auto"/>
     </w:pPr>
     <w:rPr>
+      <w:rFonts w:eastAsia="黑体"/>
       <w:color w:themeColor="text1" w:val="000000"/>
     </w:rPr>
     <w:tblPr>
@@ -15830,6 +16534,7 @@
     </w:tcPr>
     <w:tblStylePr w:type="firstRow">
       <w:rPr>
+        <w:rFonts w:eastAsia="黑体"/>
         <w:b/>
         <w:bCs/>
       </w:rPr>
@@ -15840,6 +16545,7 @@
     </w:tblStylePr>
     <w:tblStylePr w:type="lastRow">
       <w:rPr>
+        <w:rFonts w:eastAsia="黑体"/>
         <w:b/>
         <w:bCs/>
         <w:color w:themeColor="text1" w:val="000000"/>
@@ -15851,6 +16557,7 @@
     </w:tblStylePr>
     <w:tblStylePr w:type="firstCol">
       <w:rPr>
+        <w:rFonts w:eastAsia="黑体"/>
         <w:color w:themeColor="background1" w:val="FFFFFF"/>
       </w:rPr>
       <w:tblPr/>
@@ -15860,6 +16567,7 @@
     </w:tblStylePr>
     <w:tblStylePr w:type="lastCol">
       <w:rPr>
+        <w:rFonts w:eastAsia="黑体"/>
         <w:color w:themeColor="background1" w:val="FFFFFF"/>
       </w:rPr>
       <w:tblPr/>
@@ -15889,6 +16597,7 @@
       <w:spacing w:after="0" w:line="240" w:lineRule="auto"/>
     </w:pPr>
     <w:rPr>
+      <w:rFonts w:eastAsia="黑体"/>
       <w:color w:themeColor="text1" w:val="000000"/>
     </w:rPr>
     <w:tblPr>
@@ -15910,6 +16619,7 @@
     </w:tcPr>
     <w:tblStylePr w:type="firstRow">
       <w:rPr>
+        <w:rFonts w:eastAsia="黑体"/>
         <w:b/>
         <w:bCs/>
       </w:rPr>
@@ -15920,6 +16630,7 @@
     </w:tblStylePr>
     <w:tblStylePr w:type="lastRow">
       <w:rPr>
+        <w:rFonts w:eastAsia="黑体"/>
         <w:b/>
         <w:bCs/>
         <w:color w:themeColor="text1" w:val="000000"/>
@@ -15931,6 +16642,7 @@
     </w:tblStylePr>
     <w:tblStylePr w:type="firstCol">
       <w:rPr>
+        <w:rFonts w:eastAsia="黑体"/>
         <w:color w:themeColor="background1" w:val="FFFFFF"/>
       </w:rPr>
       <w:tblPr/>
@@ -15940,6 +16652,7 @@
     </w:tblStylePr>
     <w:tblStylePr w:type="lastCol">
       <w:rPr>
+        <w:rFonts w:eastAsia="黑体"/>
         <w:color w:themeColor="background1" w:val="FFFFFF"/>
       </w:rPr>
       <w:tblPr/>
@@ -15969,6 +16682,7 @@
       <w:spacing w:after="0" w:line="240" w:lineRule="auto"/>
     </w:pPr>
     <w:rPr>
+      <w:rFonts w:eastAsia="黑体"/>
       <w:color w:themeColor="text1" w:val="000000"/>
     </w:rPr>
     <w:tblPr>
@@ -15990,6 +16704,7 @@
     </w:tcPr>
     <w:tblStylePr w:type="firstRow">
       <w:rPr>
+        <w:rFonts w:eastAsia="黑体"/>
         <w:b/>
         <w:bCs/>
       </w:rPr>
@@ -16000,6 +16715,7 @@
     </w:tblStylePr>
     <w:tblStylePr w:type="lastRow">
       <w:rPr>
+        <w:rFonts w:eastAsia="黑体"/>
         <w:b/>
         <w:bCs/>
         <w:color w:themeColor="text1" w:val="000000"/>
@@ -16011,6 +16727,7 @@
     </w:tblStylePr>
     <w:tblStylePr w:type="firstCol">
       <w:rPr>
+        <w:rFonts w:eastAsia="黑体"/>
         <w:color w:themeColor="background1" w:val="FFFFFF"/>
       </w:rPr>
       <w:tblPr/>
@@ -16020,6 +16737,7 @@
     </w:tblStylePr>
     <w:tblStylePr w:type="lastCol">
       <w:rPr>
+        <w:rFonts w:eastAsia="黑体"/>
         <w:color w:themeColor="background1" w:val="FFFFFF"/>
       </w:rPr>
       <w:tblPr/>
@@ -16052,6 +16770,7 @@
     <w:name w:val="KeywordTok"/>
     <w:basedOn w:val="VerbatimChar"/>
     <w:rPr>
+      <w:rFonts w:eastAsia="黑体"/>
       <w:b/>
       <w:color w:val="007020"/>
     </w:rPr>
@@ -16060,6 +16779,7 @@
     <w:name w:val="DataTypeTok"/>
     <w:basedOn w:val="VerbatimChar"/>
     <w:rPr>
+      <w:rFonts w:eastAsia="黑体"/>
       <w:color w:val="902000"/>
     </w:rPr>
   </w:style>
@@ -16067,6 +16787,7 @@
     <w:name w:val="DecValTok"/>
     <w:basedOn w:val="VerbatimChar"/>
     <w:rPr>
+      <w:rFonts w:eastAsia="黑体"/>
       <w:color w:val="40a070"/>
     </w:rPr>
   </w:style>
@@ -16074,6 +16795,7 @@
     <w:name w:val="BaseNTok"/>
     <w:basedOn w:val="VerbatimChar"/>
     <w:rPr>
+      <w:rFonts w:eastAsia="黑体"/>
       <w:color w:val="40a070"/>
     </w:rPr>
   </w:style>
@@ -16081,6 +16803,7 @@
     <w:name w:val="FloatTok"/>
     <w:basedOn w:val="VerbatimChar"/>
     <w:rPr>
+      <w:rFonts w:eastAsia="黑体"/>
       <w:color w:val="40a070"/>
     </w:rPr>
   </w:style>
@@ -16088,6 +16811,7 @@
     <w:name w:val="ConstantTok"/>
     <w:basedOn w:val="VerbatimChar"/>
     <w:rPr>
+      <w:rFonts w:eastAsia="黑体"/>
       <w:color w:val="880000"/>
     </w:rPr>
   </w:style>
@@ -16095,6 +16819,7 @@
     <w:name w:val="CharTok"/>
     <w:basedOn w:val="VerbatimChar"/>
     <w:rPr>
+      <w:rFonts w:eastAsia="黑体"/>
       <w:color w:val="4070a0"/>
     </w:rPr>
   </w:style>
@@ -16102,6 +16827,7 @@
     <w:name w:val="SpecialCharTok"/>
     <w:basedOn w:val="VerbatimChar"/>
     <w:rPr>
+      <w:rFonts w:eastAsia="黑体"/>
       <w:color w:val="4070a0"/>
     </w:rPr>
   </w:style>
@@ -16109,6 +16835,7 @@
     <w:name w:val="StringTok"/>
     <w:basedOn w:val="VerbatimChar"/>
     <w:rPr>
+      <w:rFonts w:eastAsia="黑体"/>
       <w:color w:val="4070a0"/>
     </w:rPr>
   </w:style>
@@ -16116,6 +16843,7 @@
     <w:name w:val="VerbatimStringTok"/>
     <w:basedOn w:val="VerbatimChar"/>
     <w:rPr>
+      <w:rFonts w:eastAsia="黑体"/>
       <w:color w:val="4070a0"/>
     </w:rPr>
   </w:style>
@@ -16123,6 +16851,7 @@
     <w:name w:val="SpecialStringTok"/>
     <w:basedOn w:val="VerbatimChar"/>
     <w:rPr>
+      <w:rFonts w:eastAsia="黑体"/>
       <w:color w:val="bb6688"/>
     </w:rPr>
   </w:style>
@@ -16130,6 +16859,7 @@
     <w:name w:val="ImportTok"/>
     <w:basedOn w:val="VerbatimChar"/>
     <w:rPr>
+      <w:rFonts w:eastAsia="黑体"/>
       <w:b/>
       <w:color w:val="008000"/>
     </w:rPr>
@@ -16138,6 +16868,7 @@
     <w:name w:val="CommentTok"/>
     <w:basedOn w:val="VerbatimChar"/>
     <w:rPr>
+      <w:rFonts w:eastAsia="黑体"/>
       <w:i/>
       <w:color w:val="60a0b0"/>
     </w:rPr>
@@ -16146,6 +16877,7 @@
     <w:name w:val="DocumentationTok"/>
     <w:basedOn w:val="VerbatimChar"/>
     <w:rPr>
+      <w:rFonts w:eastAsia="黑体"/>
       <w:i/>
       <w:color w:val="ba2121"/>
     </w:rPr>
@@ -16154,6 +16886,7 @@
     <w:name w:val="AnnotationTok"/>
     <w:basedOn w:val="VerbatimChar"/>
     <w:rPr>
+      <w:rFonts w:eastAsia="黑体"/>
       <w:b/>
       <w:i/>
       <w:color w:val="60a0b0"/>
@@ -16163,6 +16896,7 @@
     <w:name w:val="CommentVarTok"/>
     <w:basedOn w:val="VerbatimChar"/>
     <w:rPr>
+      <w:rFonts w:eastAsia="黑体"/>
       <w:b/>
       <w:i/>
       <w:color w:val="60a0b0"/>
@@ -16172,6 +16906,7 @@
     <w:name w:val="OtherTok"/>
     <w:basedOn w:val="VerbatimChar"/>
     <w:rPr>
+      <w:rFonts w:eastAsia="黑体"/>
       <w:color w:val="007020"/>
     </w:rPr>
   </w:style>
@@ -16179,6 +16914,7 @@
     <w:name w:val="FunctionTok"/>
     <w:basedOn w:val="VerbatimChar"/>
     <w:rPr>
+      <w:rFonts w:eastAsia="黑体"/>
       <w:color w:val="06287e"/>
     </w:rPr>
   </w:style>
@@ -16186,6 +16922,7 @@
     <w:name w:val="VariableTok"/>
     <w:basedOn w:val="VerbatimChar"/>
     <w:rPr>
+      <w:rFonts w:eastAsia="黑体"/>
       <w:color w:val="19177c"/>
     </w:rPr>
   </w:style>
@@ -16193,6 +16930,7 @@
     <w:name w:val="ControlFlowTok"/>
     <w:basedOn w:val="VerbatimChar"/>
     <w:rPr>
+      <w:rFonts w:eastAsia="黑体"/>
       <w:b/>
       <w:color w:val="007020"/>
     </w:rPr>
@@ -16201,6 +16939,7 @@
     <w:name w:val="OperatorTok"/>
     <w:basedOn w:val="VerbatimChar"/>
     <w:rPr>
+      <w:rFonts w:eastAsia="黑体"/>
       <w:color w:val="666666"/>
     </w:rPr>
   </w:style>
@@ -16208,18 +16947,22 @@
     <w:name w:val="BuiltInTok"/>
     <w:basedOn w:val="VerbatimChar"/>
     <w:rPr>
+      <w:rFonts w:eastAsia="黑体"/>
       <w:color w:val="008000"/>
     </w:rPr>
   </w:style>
   <w:style w:type="character" w:customStyle="1" w:styleId="ExtensionTok">
     <w:name w:val="ExtensionTok"/>
     <w:basedOn w:val="VerbatimChar"/>
-    <w:rPr/>
+    <w:rPr>
+      <w:rFonts w:eastAsia="黑体"/>
+    </w:rPr>
   </w:style>
   <w:style w:type="character" w:customStyle="1" w:styleId="PreprocessorTok">
     <w:name w:val="PreprocessorTok"/>
     <w:basedOn w:val="VerbatimChar"/>
     <w:rPr>
+      <w:rFonts w:eastAsia="黑体"/>
       <w:color w:val="bc7a00"/>
     </w:rPr>
   </w:style>
@@ -16227,18 +16970,22 @@
     <w:name w:val="AttributeTok"/>
     <w:basedOn w:val="VerbatimChar"/>
     <w:rPr>
+      <w:rFonts w:eastAsia="黑体"/>
       <w:color w:val="7d9029"/>
     </w:rPr>
   </w:style>
   <w:style w:type="character" w:customStyle="1" w:styleId="RegionMarkerTok">
     <w:name w:val="RegionMarkerTok"/>
     <w:basedOn w:val="VerbatimChar"/>
-    <w:rPr/>
+    <w:rPr>
+      <w:rFonts w:eastAsia="黑体"/>
+    </w:rPr>
   </w:style>
   <w:style w:type="character" w:customStyle="1" w:styleId="InformationTok">
     <w:name w:val="InformationTok"/>
     <w:basedOn w:val="VerbatimChar"/>
     <w:rPr>
+      <w:rFonts w:eastAsia="黑体"/>
       <w:b/>
       <w:i/>
       <w:color w:val="60a0b0"/>
@@ -16248,6 +16995,7 @@
     <w:name w:val="WarningTok"/>
     <w:basedOn w:val="VerbatimChar"/>
     <w:rPr>
+      <w:rFonts w:eastAsia="黑体"/>
       <w:b/>
       <w:i/>
       <w:color w:val="60a0b0"/>
@@ -16257,6 +17005,7 @@
     <w:name w:val="AlertTok"/>
     <w:basedOn w:val="VerbatimChar"/>
     <w:rPr>
+      <w:rFonts w:eastAsia="黑体"/>
       <w:b/>
       <w:color w:val="ff0000"/>
     </w:rPr>
@@ -16265,6 +17014,7 @@
     <w:name w:val="ErrorTok"/>
     <w:basedOn w:val="VerbatimChar"/>
     <w:rPr>
+      <w:rFonts w:eastAsia="黑体"/>
       <w:b/>
       <w:color w:val="ff0000"/>
     </w:rPr>
@@ -16272,7 +17022,9 @@
   <w:style w:type="character" w:customStyle="1" w:styleId="NormalTok">
     <w:name w:val="NormalTok"/>
     <w:basedOn w:val="VerbatimChar"/>
-    <w:rPr/>
+    <w:rPr>
+      <w:rFonts w:eastAsia="黑体"/>
+    </w:rPr>
   </w:style>
 </w:styles>
 </file>
@@ -16321,12 +17073,12 @@
     <a:fontScheme name="Office">
       <a:majorFont>
         <a:latin typeface="Calibri"/>
-        <a:ea typeface=""/>
+        <a:ea typeface="黑体"/>
         <a:cs typeface=""/>
         <a:font script="Jpan" typeface="ＭＳ ゴシック"/>
         <a:font script="Hang" typeface="맑은 고딕"/>
-        <a:font script="Hans" typeface="宋体"/>
-        <a:font script="Hant" typeface="新細明體"/>
+        <a:font script="Hans" typeface="黑体"/>
+        <a:font script="Hant" typeface="黑体"/>
         <a:font script="Arab" typeface="Times New Roman"/>
         <a:font script="Hebr" typeface="Times New Roman"/>
         <a:font script="Thai" typeface="Angsana New"/>
@@ -16356,12 +17108,12 @@
       </a:majorFont>
       <a:minorFont>
         <a:latin typeface="Cambria"/>
-        <a:ea typeface=""/>
+        <a:ea typeface="黑体"/>
         <a:cs typeface=""/>
         <a:font script="Jpan" typeface="ＭＳ 明朝"/>
         <a:font script="Hang" typeface="맑은 고딕"/>
-        <a:font script="Hans" typeface="宋体"/>
-        <a:font script="Hant" typeface="新細明體"/>
+        <a:font script="Hans" typeface="黑体"/>
+        <a:font script="Hant" typeface="黑体"/>
         <a:font script="Arab" typeface="Arial"/>
         <a:font script="Hebr" typeface="Arial"/>
         <a:font script="Thai" typeface="Cordia New"/>

--- a/01-电源电路/01-线性稳压电路/正负双电源稳压电路/正负双电源稳压电路.docx
+++ b/01-电源电路/01-线性稳压电路/正负双电源稳压电路/正负双电源稳压电路.docx
@@ -4002,7 +4002,7 @@
           <w:color w:val="555555"/>
           <w:sz w:val="21"/>
         </w:rPr>
-        <w:t>材料收集者：杜文杰，WX手机：19519196569，QQ:3478827729</w:t>
+        <w:t>材料收集者：杜文杰，微信/手机：19519196569，QQ:3478827729</w:t>
       </w:r>
     </w:p>
     <w:sectPr>
